--- a/rapports/2026-06-06/EQ18/EQ18_sup_v2/DR_malforme_1_31101E_11/98-14-08-94.docx
+++ b/rapports/2026-06-06/EQ18/EQ18_sup_v2/DR_malforme_1_31101E_11/98-14-08-94.docx
@@ -297,7 +297,7 @@
           <w:color w:val="1F6FEB"/>
           <w:sz w:val="22"/>
         </w:rPr>
-        <w:t>⚠ INCOHÉRENCES À CORRIGER (81)</w:t>
+        <w:t>⚠ INCOHÉRENCES À CORRIGER (70)</w:t>
       </w:r>
     </w:p>
     <w:tbl>
@@ -788,6 +788,1356 @@
                 <w:i w:val="0"/>
                 <w:sz w:val="16"/>
               </w:rPr>
+              <w:t>S03</w:t>
+              <w:br/>
+            </w:r>
+            <w:r>
+              <w:rPr>
+                <w:b w:val="0"/>
+                <w:i w:val="0"/>
+                <w:color w:val="64748B"/>
+                <w:sz w:val="14"/>
+              </w:rPr>
+              <w:t>Santé</w:t>
+            </w:r>
+          </w:p>
+        </w:tc>
+        <w:tc>
+          <w:tcPr>
+            <w:tcW w:type="dxa" w:w="1531"/>
+          </w:tcPr>
+          <w:p>
+            <w:r>
+              <w:rPr>
+                <w:b/>
+                <w:i w:val="0"/>
+                <w:color w:val="16A34A"/>
+                <w:sz w:val="16"/>
+              </w:rPr>
+              <w:t>—</w:t>
+            </w:r>
+          </w:p>
+        </w:tc>
+        <w:tc>
+          <w:tcPr>
+            <w:tcW w:type="dxa" w:w="1191"/>
+          </w:tcPr>
+          <w:p>
+            <w:r>
+              <w:rPr>
+                <w:b w:val="0"/>
+                <w:i w:val="0"/>
+                <w:color w:val="64748B"/>
+                <w:sz w:val="16"/>
+              </w:rPr>
+              <w:t>GT-CQ</w:t>
+            </w:r>
+          </w:p>
+        </w:tc>
+        <w:tc>
+          <w:tcPr>
+            <w:tcW w:type="dxa" w:w="4706"/>
+          </w:tcPr>
+          <w:p>
+            <w:r>
+              <w:rPr>
+                <w:b w:val="0"/>
+                <w:i w:val="0"/>
+                <w:sz w:val="17"/>
+              </w:rPr>
+              <w:t>Incohérent !!! OUSSEYNATOU SOW s'est consulté la première fois pour cette maladie (Autre) chez un médecin généraliste et vous dites que  OUSSEYNATOU SOW n'est pas concerné par le montant des frais de consultation d'un médecin généraliste (3.14=9999).</w:t>
+            </w:r>
+          </w:p>
+        </w:tc>
+      </w:tr>
+      <w:tr>
+        <w:tc>
+          <w:tcPr>
+            <w:tcW w:type="dxa" w:w="964"/>
+          </w:tcPr>
+          <w:p>
+            <w:r>
+              <w:rPr>
+                <w:b/>
+                <w:i w:val="0"/>
+                <w:color w:val="DC2626"/>
+                <w:sz w:val="16"/>
+              </w:rPr>
+              <w:t>Haute</w:t>
+            </w:r>
+          </w:p>
+        </w:tc>
+        <w:tc>
+          <w:tcPr>
+            <w:tcW w:type="dxa" w:w="1247"/>
+          </w:tcPr>
+          <w:p>
+            <w:r>
+              <w:rPr>
+                <w:b/>
+                <w:i w:val="0"/>
+                <w:sz w:val="16"/>
+              </w:rPr>
+              <w:t>S03</w:t>
+              <w:br/>
+            </w:r>
+            <w:r>
+              <w:rPr>
+                <w:b w:val="0"/>
+                <w:i w:val="0"/>
+                <w:color w:val="64748B"/>
+                <w:sz w:val="14"/>
+              </w:rPr>
+              <w:t>Santé</w:t>
+            </w:r>
+          </w:p>
+        </w:tc>
+        <w:tc>
+          <w:tcPr>
+            <w:tcW w:type="dxa" w:w="1531"/>
+          </w:tcPr>
+          <w:p>
+            <w:r>
+              <w:rPr>
+                <w:b/>
+                <w:i w:val="0"/>
+                <w:color w:val="16A34A"/>
+                <w:sz w:val="16"/>
+              </w:rPr>
+              <w:t>—</w:t>
+            </w:r>
+          </w:p>
+        </w:tc>
+        <w:tc>
+          <w:tcPr>
+            <w:tcW w:type="dxa" w:w="1191"/>
+          </w:tcPr>
+          <w:p>
+            <w:r>
+              <w:rPr>
+                <w:b w:val="0"/>
+                <w:i w:val="0"/>
+                <w:color w:val="64748B"/>
+                <w:sz w:val="16"/>
+              </w:rPr>
+              <w:t>GT-CQ</w:t>
+            </w:r>
+          </w:p>
+        </w:tc>
+        <w:tc>
+          <w:tcPr>
+            <w:tcW w:type="dxa" w:w="4706"/>
+          </w:tcPr>
+          <w:p>
+            <w:r>
+              <w:rPr>
+                <w:b w:val="0"/>
+                <w:i w:val="0"/>
+                <w:sz w:val="17"/>
+              </w:rPr>
+              <w:t>Prière de verifier cette incohérence auprès de l'enquêté ou confirmer.</w:t>
+            </w:r>
+          </w:p>
+        </w:tc>
+      </w:tr>
+      <w:tr>
+        <w:tc>
+          <w:tcPr>
+            <w:tcW w:type="dxa" w:w="964"/>
+          </w:tcPr>
+          <w:p>
+            <w:r>
+              <w:rPr>
+                <w:b/>
+                <w:i w:val="0"/>
+                <w:color w:val="DC2626"/>
+                <w:sz w:val="16"/>
+              </w:rPr>
+              <w:t>Haute</w:t>
+            </w:r>
+          </w:p>
+        </w:tc>
+        <w:tc>
+          <w:tcPr>
+            <w:tcW w:type="dxa" w:w="1247"/>
+          </w:tcPr>
+          <w:p>
+            <w:r>
+              <w:rPr>
+                <w:b/>
+                <w:i w:val="0"/>
+                <w:sz w:val="16"/>
+              </w:rPr>
+              <w:t>S11</w:t>
+              <w:br/>
+            </w:r>
+            <w:r>
+              <w:rPr>
+                <w:b w:val="0"/>
+                <w:i w:val="0"/>
+                <w:color w:val="64748B"/>
+                <w:sz w:val="14"/>
+              </w:rPr>
+              <w:t>Logement / cadre de vie</w:t>
+            </w:r>
+          </w:p>
+        </w:tc>
+        <w:tc>
+          <w:tcPr>
+            <w:tcW w:type="dxa" w:w="1531"/>
+          </w:tcPr>
+          <w:p>
+            <w:r>
+              <w:rPr>
+                <w:b/>
+                <w:i w:val="0"/>
+                <w:color w:val="16A34A"/>
+                <w:sz w:val="16"/>
+              </w:rPr>
+              <w:t>s01q47__1, s01q47__2, s01q47__3, s01q47__4, s01q47__5, s01q47__6, s01q47__7, s02q15</w:t>
+            </w:r>
+          </w:p>
+        </w:tc>
+        <w:tc>
+          <w:tcPr>
+            <w:tcW w:type="dxa" w:w="1191"/>
+          </w:tcPr>
+          <w:p>
+            <w:r>
+              <w:rPr>
+                <w:b w:val="0"/>
+                <w:i w:val="0"/>
+                <w:color w:val="64748B"/>
+                <w:sz w:val="16"/>
+              </w:rPr>
+              <w:t>GT-CQ</w:t>
+            </w:r>
+          </w:p>
+        </w:tc>
+        <w:tc>
+          <w:tcPr>
+            <w:tcW w:type="dxa" w:w="4706"/>
+          </w:tcPr>
+          <w:p>
+            <w:r>
+              <w:rPr>
+                <w:b w:val="0"/>
+                <w:i w:val="0"/>
+                <w:sz w:val="17"/>
+              </w:rPr>
+              <w:t>Le montant de l'eau acheté auprès des vendeurs ou auprès d'un autre ménage au cours de 30 derniers jours est de 15000 FCFA qui semble incoherent, prière de vérifier la question 11.25 auprès du ménage ou confirmer.</w:t>
+            </w:r>
+          </w:p>
+        </w:tc>
+      </w:tr>
+      <w:tr>
+        <w:tc>
+          <w:tcPr>
+            <w:tcW w:type="dxa" w:w="964"/>
+          </w:tcPr>
+          <w:p>
+            <w:r>
+              <w:rPr>
+                <w:b/>
+                <w:i w:val="0"/>
+                <w:color w:val="DC2626"/>
+                <w:sz w:val="16"/>
+              </w:rPr>
+              <w:t>Haute</w:t>
+            </w:r>
+          </w:p>
+        </w:tc>
+        <w:tc>
+          <w:tcPr>
+            <w:tcW w:type="dxa" w:w="1247"/>
+          </w:tcPr>
+          <w:p>
+            <w:r>
+              <w:rPr>
+                <w:b/>
+                <w:i w:val="0"/>
+                <w:sz w:val="16"/>
+              </w:rPr>
+              <w:t>S11</w:t>
+              <w:br/>
+            </w:r>
+            <w:r>
+              <w:rPr>
+                <w:b w:val="0"/>
+                <w:i w:val="0"/>
+                <w:color w:val="64748B"/>
+                <w:sz w:val="14"/>
+              </w:rPr>
+              <w:t>Logement / cadre de vie</w:t>
+            </w:r>
+          </w:p>
+        </w:tc>
+        <w:tc>
+          <w:tcPr>
+            <w:tcW w:type="dxa" w:w="1531"/>
+          </w:tcPr>
+          <w:p>
+            <w:r>
+              <w:rPr>
+                <w:b/>
+                <w:i w:val="0"/>
+                <w:color w:val="16A34A"/>
+                <w:sz w:val="16"/>
+              </w:rPr>
+              <w:t>—</w:t>
+            </w:r>
+          </w:p>
+        </w:tc>
+        <w:tc>
+          <w:tcPr>
+            <w:tcW w:type="dxa" w:w="1191"/>
+          </w:tcPr>
+          <w:p>
+            <w:r>
+              <w:rPr>
+                <w:b w:val="0"/>
+                <w:i w:val="0"/>
+                <w:color w:val="64748B"/>
+                <w:sz w:val="16"/>
+              </w:rPr>
+              <w:t>GT-CQ</w:t>
+            </w:r>
+          </w:p>
+        </w:tc>
+        <w:tc>
+          <w:tcPr>
+            <w:tcW w:type="dxa" w:w="4706"/>
+          </w:tcPr>
+          <w:p>
+            <w:r>
+              <w:rPr>
+                <w:b w:val="0"/>
+                <w:i w:val="0"/>
+                <w:sz w:val="17"/>
+              </w:rPr>
+              <w:t>Incoherence!! Le ménage a depensé .</w:t>
+            </w:r>
+          </w:p>
+        </w:tc>
+      </w:tr>
+      <w:tr>
+        <w:tc>
+          <w:tcPr>
+            <w:tcW w:type="dxa" w:w="964"/>
+          </w:tcPr>
+          <w:p>
+            <w:r>
+              <w:rPr>
+                <w:b/>
+                <w:i w:val="0"/>
+                <w:color w:val="DC2626"/>
+                <w:sz w:val="16"/>
+              </w:rPr>
+              <w:t>Haute</w:t>
+            </w:r>
+          </w:p>
+        </w:tc>
+        <w:tc>
+          <w:tcPr>
+            <w:tcW w:type="dxa" w:w="1247"/>
+          </w:tcPr>
+          <w:p>
+            <w:r>
+              <w:rPr>
+                <w:b/>
+                <w:i w:val="0"/>
+                <w:sz w:val="16"/>
+              </w:rPr>
+              <w:t>S11</w:t>
+              <w:br/>
+            </w:r>
+            <w:r>
+              <w:rPr>
+                <w:b w:val="0"/>
+                <w:i w:val="0"/>
+                <w:color w:val="64748B"/>
+                <w:sz w:val="14"/>
+              </w:rPr>
+              <w:t>Logement / cadre de vie</w:t>
+            </w:r>
+          </w:p>
+        </w:tc>
+        <w:tc>
+          <w:tcPr>
+            <w:tcW w:type="dxa" w:w="1531"/>
+          </w:tcPr>
+          <w:p>
+            <w:r>
+              <w:rPr>
+                <w:b/>
+                <w:i w:val="0"/>
+                <w:color w:val="16A34A"/>
+                <w:sz w:val="16"/>
+              </w:rPr>
+              <w:t>s01q29, s01q31, s04q24, s00q04, s11q21, s09fq03, s09fq011</w:t>
+            </w:r>
+          </w:p>
+        </w:tc>
+        <w:tc>
+          <w:tcPr>
+            <w:tcW w:type="dxa" w:w="1191"/>
+          </w:tcPr>
+          <w:p>
+            <w:r>
+              <w:rPr>
+                <w:b w:val="0"/>
+                <w:i w:val="0"/>
+                <w:color w:val="64748B"/>
+                <w:sz w:val="16"/>
+              </w:rPr>
+              <w:t>GT-CQ</w:t>
+            </w:r>
+          </w:p>
+        </w:tc>
+        <w:tc>
+          <w:tcPr>
+            <w:tcW w:type="dxa" w:w="4706"/>
+          </w:tcPr>
+          <w:p>
+            <w:r>
+              <w:rPr>
+                <w:b w:val="0"/>
+                <w:i w:val="0"/>
+                <w:sz w:val="17"/>
+              </w:rPr>
+              <w:t>FCFA dans Frais de connexion au réseau de distribution d'eau mais dit ne pas être connecté à un réseau d'eau courante, prière de corriger cette incoherenceAttention!!! Les ménages vivants dans un(e) Maison Basse à KEDOUGOU Urbain ont généralement comme principal matériau de construction le/la Ciment/Béton/Pierres de taille, mais celui du ménage de MAMADOU HADY SOW (Paille, Banco, motte de terre) diffère de celui-ci.</w:t>
+            </w:r>
+          </w:p>
+        </w:tc>
+      </w:tr>
+      <w:tr>
+        <w:tc>
+          <w:tcPr>
+            <w:tcW w:type="dxa" w:w="964"/>
+          </w:tcPr>
+          <w:p>
+            <w:r>
+              <w:rPr>
+                <w:b/>
+                <w:i w:val="0"/>
+                <w:color w:val="DC2626"/>
+                <w:sz w:val="16"/>
+              </w:rPr>
+              <w:t>Haute</w:t>
+            </w:r>
+          </w:p>
+        </w:tc>
+        <w:tc>
+          <w:tcPr>
+            <w:tcW w:type="dxa" w:w="1247"/>
+          </w:tcPr>
+          <w:p>
+            <w:r>
+              <w:rPr>
+                <w:b/>
+                <w:i w:val="0"/>
+                <w:sz w:val="16"/>
+              </w:rPr>
+              <w:t>S13</w:t>
+              <w:br/>
+            </w:r>
+            <w:r>
+              <w:rPr>
+                <w:b w:val="0"/>
+                <w:i w:val="0"/>
+                <w:color w:val="64748B"/>
+                <w:sz w:val="14"/>
+              </w:rPr>
+              <w:t>Transferts</w:t>
+            </w:r>
+          </w:p>
+        </w:tc>
+        <w:tc>
+          <w:tcPr>
+            <w:tcW w:type="dxa" w:w="1531"/>
+          </w:tcPr>
+          <w:p>
+            <w:r>
+              <w:rPr>
+                <w:b/>
+                <w:i w:val="0"/>
+                <w:color w:val="16A34A"/>
+                <w:sz w:val="16"/>
+              </w:rPr>
+              <w:t>s00q27, s01q00a, s01q12, s01q13, s02q04, s03q11, s03q12, s01q01</w:t>
+            </w:r>
+          </w:p>
+        </w:tc>
+        <w:tc>
+          <w:tcPr>
+            <w:tcW w:type="dxa" w:w="1191"/>
+          </w:tcPr>
+          <w:p>
+            <w:r>
+              <w:rPr>
+                <w:b w:val="0"/>
+                <w:i w:val="0"/>
+                <w:color w:val="64748B"/>
+                <w:sz w:val="16"/>
+              </w:rPr>
+              <w:t>GT-CQ</w:t>
+            </w:r>
+          </w:p>
+        </w:tc>
+        <w:tc>
+          <w:tcPr>
+            <w:tcW w:type="dxa" w:w="4706"/>
+          </w:tcPr>
+          <w:p>
+            <w:r>
+              <w:rPr>
+                <w:b w:val="0"/>
+                <w:i w:val="0"/>
+                <w:sz w:val="17"/>
+              </w:rPr>
+              <w:t>L'âge du béneficiaire d'argent dans la section 13b (Transfert emis) semble incoherent voir élévé, prière de verifier ou corriger.</w:t>
+            </w:r>
+          </w:p>
+        </w:tc>
+      </w:tr>
+      <w:tr>
+        <w:tc>
+          <w:tcPr>
+            <w:tcW w:type="dxa" w:w="964"/>
+          </w:tcPr>
+          <w:p>
+            <w:r>
+              <w:rPr>
+                <w:b/>
+                <w:i w:val="0"/>
+                <w:color w:val="DC2626"/>
+                <w:sz w:val="16"/>
+              </w:rPr>
+              <w:t>Haute</w:t>
+            </w:r>
+          </w:p>
+        </w:tc>
+        <w:tc>
+          <w:tcPr>
+            <w:tcW w:type="dxa" w:w="1247"/>
+          </w:tcPr>
+          <w:p>
+            <w:r>
+              <w:rPr>
+                <w:b/>
+                <w:i w:val="0"/>
+                <w:sz w:val="16"/>
+              </w:rPr>
+              <w:t>S19</w:t>
+              <w:br/>
+            </w:r>
+            <w:r>
+              <w:rPr>
+                <w:b w:val="0"/>
+                <w:i w:val="0"/>
+                <w:color w:val="64748B"/>
+                <w:sz w:val="14"/>
+              </w:rPr>
+              <w:t>Entreprises non agricoles</w:t>
+            </w:r>
+          </w:p>
+        </w:tc>
+        <w:tc>
+          <w:tcPr>
+            <w:tcW w:type="dxa" w:w="1531"/>
+          </w:tcPr>
+          <w:p>
+            <w:r>
+              <w:rPr>
+                <w:b/>
+                <w:i w:val="0"/>
+                <w:color w:val="16A34A"/>
+                <w:sz w:val="16"/>
+              </w:rPr>
+              <w:t>s01q02, s02q01__1, s02q02__1, s02q03__1, s02q15, s03q17, s04q28, s04q35d</w:t>
+            </w:r>
+          </w:p>
+        </w:tc>
+        <w:tc>
+          <w:tcPr>
+            <w:tcW w:type="dxa" w:w="1191"/>
+          </w:tcPr>
+          <w:p>
+            <w:r>
+              <w:rPr>
+                <w:b w:val="0"/>
+                <w:i w:val="0"/>
+                <w:color w:val="64748B"/>
+                <w:sz w:val="16"/>
+              </w:rPr>
+              <w:t>GT-CQ</w:t>
+            </w:r>
+          </w:p>
+        </w:tc>
+        <w:tc>
+          <w:tcPr>
+            <w:tcW w:type="dxa" w:w="4706"/>
+          </w:tcPr>
+          <w:p>
+            <w:r>
+              <w:rPr>
+                <w:b w:val="0"/>
+                <w:i w:val="0"/>
+                <w:sz w:val="17"/>
+              </w:rPr>
+              <w:t>Incohérence!! Le prix de revente de Râteau dans cette section 19 ne doit pas être égal 0 même si le ménage l'a reçu en cadeau prière de leurs aider à faire une estimation.</w:t>
+            </w:r>
+          </w:p>
+        </w:tc>
+      </w:tr>
+      <w:tr>
+        <w:tc>
+          <w:tcPr>
+            <w:tcW w:type="dxa" w:w="964"/>
+          </w:tcPr>
+          <w:p>
+            <w:r>
+              <w:rPr>
+                <w:b/>
+                <w:i w:val="0"/>
+                <w:color w:val="EA580C"/>
+                <w:sz w:val="16"/>
+              </w:rPr>
+              <w:t>Moyenne</w:t>
+            </w:r>
+          </w:p>
+        </w:tc>
+        <w:tc>
+          <w:tcPr>
+            <w:tcW w:type="dxa" w:w="1247"/>
+          </w:tcPr>
+          <w:p>
+            <w:r>
+              <w:rPr>
+                <w:b/>
+                <w:i w:val="0"/>
+                <w:sz w:val="16"/>
+              </w:rPr>
+              <w:t>S00</w:t>
+              <w:br/>
+            </w:r>
+            <w:r>
+              <w:rPr>
+                <w:b w:val="0"/>
+                <w:i w:val="0"/>
+                <w:color w:val="64748B"/>
+                <w:sz w:val="14"/>
+              </w:rPr>
+              <w:t>Identification</w:t>
+            </w:r>
+          </w:p>
+        </w:tc>
+        <w:tc>
+          <w:tcPr>
+            <w:tcW w:type="dxa" w:w="1531"/>
+          </w:tcPr>
+          <w:p>
+            <w:r>
+              <w:rPr>
+                <w:b/>
+                <w:i w:val="0"/>
+                <w:color w:val="16A34A"/>
+                <w:sz w:val="16"/>
+              </w:rPr>
+              <w:t>s00q27</w:t>
+            </w:r>
+          </w:p>
+        </w:tc>
+        <w:tc>
+          <w:tcPr>
+            <w:tcW w:type="dxa" w:w="1191"/>
+          </w:tcPr>
+          <w:p>
+            <w:r>
+              <w:rPr>
+                <w:b w:val="0"/>
+                <w:i w:val="0"/>
+                <w:color w:val="64748B"/>
+                <w:sz w:val="16"/>
+              </w:rPr>
+              <w:t>GT-CQ</w:t>
+            </w:r>
+          </w:p>
+        </w:tc>
+        <w:tc>
+          <w:tcPr>
+            <w:tcW w:type="dxa" w:w="4706"/>
+          </w:tcPr>
+          <w:p>
+            <w:r>
+              <w:rPr>
+                <w:b w:val="0"/>
+                <w:i w:val="0"/>
+                <w:sz w:val="17"/>
+              </w:rPr>
+              <w:t>Le questionnaire semble ne pas être complètement fini mais le questionnaire est en statut complet, prière de compléter le questionnaire.</w:t>
+            </w:r>
+          </w:p>
+        </w:tc>
+      </w:tr>
+      <w:tr>
+        <w:tc>
+          <w:tcPr>
+            <w:tcW w:type="dxa" w:w="964"/>
+          </w:tcPr>
+          <w:p>
+            <w:r>
+              <w:rPr>
+                <w:b/>
+                <w:i w:val="0"/>
+                <w:color w:val="EA580C"/>
+                <w:sz w:val="16"/>
+              </w:rPr>
+              <w:t>Moyenne</w:t>
+            </w:r>
+          </w:p>
+        </w:tc>
+        <w:tc>
+          <w:tcPr>
+            <w:tcW w:type="dxa" w:w="1247"/>
+          </w:tcPr>
+          <w:p>
+            <w:r>
+              <w:rPr>
+                <w:b/>
+                <w:i w:val="0"/>
+                <w:sz w:val="16"/>
+              </w:rPr>
+              <w:t>S00</w:t>
+              <w:br/>
+            </w:r>
+            <w:r>
+              <w:rPr>
+                <w:b w:val="0"/>
+                <w:i w:val="0"/>
+                <w:color w:val="64748B"/>
+                <w:sz w:val="14"/>
+              </w:rPr>
+              <w:t>Identification</w:t>
+            </w:r>
+          </w:p>
+        </w:tc>
+        <w:tc>
+          <w:tcPr>
+            <w:tcW w:type="dxa" w:w="1531"/>
+          </w:tcPr>
+          <w:p>
+            <w:r>
+              <w:rPr>
+                <w:b/>
+                <w:i w:val="0"/>
+                <w:color w:val="16A34A"/>
+                <w:sz w:val="16"/>
+              </w:rPr>
+              <w:t>—</w:t>
+            </w:r>
+          </w:p>
+        </w:tc>
+        <w:tc>
+          <w:tcPr>
+            <w:tcW w:type="dxa" w:w="1191"/>
+          </w:tcPr>
+          <w:p>
+            <w:r>
+              <w:rPr>
+                <w:b w:val="0"/>
+                <w:i w:val="0"/>
+                <w:color w:val="64748B"/>
+                <w:sz w:val="16"/>
+              </w:rPr>
+              <w:t>GT-CQ</w:t>
+            </w:r>
+          </w:p>
+        </w:tc>
+        <w:tc>
+          <w:tcPr>
+            <w:tcW w:type="dxa" w:w="4706"/>
+          </w:tcPr>
+          <w:p>
+            <w:r>
+              <w:rPr>
+                <w:b w:val="0"/>
+                <w:i w:val="0"/>
+                <w:sz w:val="17"/>
+              </w:rPr>
+              <w:t>L'adresse ou la localisation du ménage doit être bien renseignée, ne doit pas contenir des numéros de téléphone et elle semble courte pour être une adresse.</w:t>
+            </w:r>
+          </w:p>
+        </w:tc>
+      </w:tr>
+      <w:tr>
+        <w:tc>
+          <w:tcPr>
+            <w:tcW w:type="dxa" w:w="964"/>
+          </w:tcPr>
+          <w:p>
+            <w:r>
+              <w:rPr>
+                <w:b/>
+                <w:i w:val="0"/>
+                <w:color w:val="EA580C"/>
+                <w:sz w:val="16"/>
+              </w:rPr>
+              <w:t>Moyenne</w:t>
+            </w:r>
+          </w:p>
+        </w:tc>
+        <w:tc>
+          <w:tcPr>
+            <w:tcW w:type="dxa" w:w="1247"/>
+          </w:tcPr>
+          <w:p>
+            <w:r>
+              <w:rPr>
+                <w:b/>
+                <w:i w:val="0"/>
+                <w:sz w:val="16"/>
+              </w:rPr>
+              <w:t>S00</w:t>
+              <w:br/>
+            </w:r>
+            <w:r>
+              <w:rPr>
+                <w:b w:val="0"/>
+                <w:i w:val="0"/>
+                <w:color w:val="64748B"/>
+                <w:sz w:val="14"/>
+              </w:rPr>
+              <w:t>Identification</w:t>
+            </w:r>
+          </w:p>
+        </w:tc>
+        <w:tc>
+          <w:tcPr>
+            <w:tcW w:type="dxa" w:w="1531"/>
+          </w:tcPr>
+          <w:p>
+            <w:r>
+              <w:rPr>
+                <w:b/>
+                <w:i w:val="0"/>
+                <w:color w:val="16A34A"/>
+                <w:sz w:val="16"/>
+              </w:rPr>
+              <w:t>s00q08, s00q10</w:t>
+            </w:r>
+          </w:p>
+        </w:tc>
+        <w:tc>
+          <w:tcPr>
+            <w:tcW w:type="dxa" w:w="1191"/>
+          </w:tcPr>
+          <w:p>
+            <w:r>
+              <w:rPr>
+                <w:b w:val="0"/>
+                <w:i w:val="0"/>
+                <w:color w:val="64748B"/>
+                <w:sz w:val="16"/>
+              </w:rPr>
+              <w:t>GT-CQ</w:t>
+            </w:r>
+          </w:p>
+        </w:tc>
+        <w:tc>
+          <w:tcPr>
+            <w:tcW w:type="dxa" w:w="4706"/>
+          </w:tcPr>
+          <w:p>
+            <w:r>
+              <w:rPr>
+                <w:b w:val="0"/>
+                <w:i w:val="0"/>
+                <w:sz w:val="17"/>
+              </w:rPr>
+              <w:t>Prière de renseigner la bonne adresse.Le ménage de MAMADOU HADY SOW n'est pas un ménage sélectionné mais soit plutot un ménage de remplacement s'il a été réellement enquêté sinon remettez-le au ménage non rempli.</w:t>
+            </w:r>
+          </w:p>
+        </w:tc>
+      </w:tr>
+      <w:tr>
+        <w:tc>
+          <w:tcPr>
+            <w:tcW w:type="dxa" w:w="964"/>
+          </w:tcPr>
+          <w:p>
+            <w:r>
+              <w:rPr>
+                <w:b/>
+                <w:i w:val="0"/>
+                <w:color w:val="EA580C"/>
+                <w:sz w:val="16"/>
+              </w:rPr>
+              <w:t>Moyenne</w:t>
+            </w:r>
+          </w:p>
+        </w:tc>
+        <w:tc>
+          <w:tcPr>
+            <w:tcW w:type="dxa" w:w="1247"/>
+          </w:tcPr>
+          <w:p>
+            <w:r>
+              <w:rPr>
+                <w:b/>
+                <w:i w:val="0"/>
+                <w:sz w:val="16"/>
+              </w:rPr>
+              <w:t>S00</w:t>
+              <w:br/>
+            </w:r>
+            <w:r>
+              <w:rPr>
+                <w:b w:val="0"/>
+                <w:i w:val="0"/>
+                <w:color w:val="64748B"/>
+                <w:sz w:val="14"/>
+              </w:rPr>
+              <w:t>Identification</w:t>
+            </w:r>
+          </w:p>
+        </w:tc>
+        <w:tc>
+          <w:tcPr>
+            <w:tcW w:type="dxa" w:w="1531"/>
+          </w:tcPr>
+          <w:p>
+            <w:r>
+              <w:rPr>
+                <w:b/>
+                <w:i w:val="0"/>
+                <w:color w:val="16A34A"/>
+                <w:sz w:val="16"/>
+              </w:rPr>
+              <w:t>s00q12a, s00q12b</w:t>
+            </w:r>
+          </w:p>
+        </w:tc>
+        <w:tc>
+          <w:tcPr>
+            <w:tcW w:type="dxa" w:w="1191"/>
+          </w:tcPr>
+          <w:p>
+            <w:r>
+              <w:rPr>
+                <w:b w:val="0"/>
+                <w:i w:val="0"/>
+                <w:color w:val="64748B"/>
+                <w:sz w:val="16"/>
+              </w:rPr>
+              <w:t>GT-CQ</w:t>
+            </w:r>
+          </w:p>
+        </w:tc>
+        <w:tc>
+          <w:tcPr>
+            <w:tcW w:type="dxa" w:w="4706"/>
+          </w:tcPr>
+          <w:p>
+            <w:r>
+              <w:rPr>
+                <w:b w:val="0"/>
+                <w:i w:val="0"/>
+                <w:sz w:val="17"/>
+              </w:rPr>
+              <w:t>Attention! Veillez bien renseigner le deuxième numero du chef de ménage(0.12b).</w:t>
+            </w:r>
+          </w:p>
+        </w:tc>
+      </w:tr>
+      <w:tr>
+        <w:tc>
+          <w:tcPr>
+            <w:tcW w:type="dxa" w:w="964"/>
+          </w:tcPr>
+          <w:p>
+            <w:r>
+              <w:rPr>
+                <w:b/>
+                <w:i w:val="0"/>
+                <w:color w:val="EA580C"/>
+                <w:sz w:val="16"/>
+              </w:rPr>
+              <w:t>Moyenne</w:t>
+            </w:r>
+          </w:p>
+        </w:tc>
+        <w:tc>
+          <w:tcPr>
+            <w:tcW w:type="dxa" w:w="1247"/>
+          </w:tcPr>
+          <w:p>
+            <w:r>
+              <w:rPr>
+                <w:b/>
+                <w:i w:val="0"/>
+                <w:sz w:val="16"/>
+              </w:rPr>
+              <w:t>S01</w:t>
+              <w:br/>
+            </w:r>
+            <w:r>
+              <w:rPr>
+                <w:b w:val="0"/>
+                <w:i w:val="0"/>
+                <w:color w:val="64748B"/>
+                <w:sz w:val="14"/>
+              </w:rPr>
+              <w:t>Démographie</w:t>
+            </w:r>
+          </w:p>
+        </w:tc>
+        <w:tc>
+          <w:tcPr>
+            <w:tcW w:type="dxa" w:w="1531"/>
+          </w:tcPr>
+          <w:p>
+            <w:r>
+              <w:rPr>
+                <w:b/>
+                <w:i w:val="0"/>
+                <w:color w:val="16A34A"/>
+                <w:sz w:val="16"/>
+              </w:rPr>
+              <w:t>—</w:t>
+            </w:r>
+          </w:p>
+        </w:tc>
+        <w:tc>
+          <w:tcPr>
+            <w:tcW w:type="dxa" w:w="1191"/>
+          </w:tcPr>
+          <w:p>
+            <w:r>
+              <w:rPr>
+                <w:b w:val="0"/>
+                <w:i w:val="0"/>
+                <w:color w:val="64748B"/>
+                <w:sz w:val="16"/>
+              </w:rPr>
+              <w:t>GT-CQ</w:t>
+            </w:r>
+          </w:p>
+        </w:tc>
+        <w:tc>
+          <w:tcPr>
+            <w:tcW w:type="dxa" w:w="4706"/>
+          </w:tcPr>
+          <w:p>
+            <w:r>
+              <w:rPr>
+                <w:b w:val="0"/>
+                <w:i w:val="0"/>
+                <w:sz w:val="17"/>
+              </w:rPr>
+              <w:t>Prière de verifier l'information donnée par ABDOUL GOUDOUSSI SOW ou corriger au niveau de la section 1.</w:t>
+            </w:r>
+          </w:p>
+        </w:tc>
+      </w:tr>
+      <w:tr>
+        <w:tc>
+          <w:tcPr>
+            <w:tcW w:type="dxa" w:w="964"/>
+          </w:tcPr>
+          <w:p>
+            <w:r>
+              <w:rPr>
+                <w:b/>
+                <w:i w:val="0"/>
+                <w:color w:val="EA580C"/>
+                <w:sz w:val="16"/>
+              </w:rPr>
+              <w:t>Moyenne</w:t>
+            </w:r>
+          </w:p>
+        </w:tc>
+        <w:tc>
+          <w:tcPr>
+            <w:tcW w:type="dxa" w:w="1247"/>
+          </w:tcPr>
+          <w:p>
+            <w:r>
+              <w:rPr>
+                <w:b/>
+                <w:i w:val="0"/>
+                <w:sz w:val="16"/>
+              </w:rPr>
+              <w:t>S01</w:t>
+              <w:br/>
+            </w:r>
+            <w:r>
+              <w:rPr>
+                <w:b w:val="0"/>
+                <w:i w:val="0"/>
+                <w:color w:val="64748B"/>
+                <w:sz w:val="14"/>
+              </w:rPr>
+              <w:t>Démographie</w:t>
+            </w:r>
+          </w:p>
+        </w:tc>
+        <w:tc>
+          <w:tcPr>
+            <w:tcW w:type="dxa" w:w="1531"/>
+          </w:tcPr>
+          <w:p>
+            <w:r>
+              <w:rPr>
+                <w:b/>
+                <w:i w:val="0"/>
+                <w:color w:val="16A34A"/>
+                <w:sz w:val="16"/>
+              </w:rPr>
+              <w:t>—</w:t>
+            </w:r>
+          </w:p>
+        </w:tc>
+        <w:tc>
+          <w:tcPr>
+            <w:tcW w:type="dxa" w:w="1191"/>
+          </w:tcPr>
+          <w:p>
+            <w:r>
+              <w:rPr>
+                <w:b w:val="0"/>
+                <w:i w:val="0"/>
+                <w:color w:val="64748B"/>
+                <w:sz w:val="16"/>
+              </w:rPr>
+              <w:t>GT-CQ</w:t>
+            </w:r>
+          </w:p>
+        </w:tc>
+        <w:tc>
+          <w:tcPr>
+            <w:tcW w:type="dxa" w:w="4706"/>
+          </w:tcPr>
+          <w:p>
+            <w:r>
+              <w:rPr>
+                <w:b w:val="0"/>
+                <w:i w:val="0"/>
+                <w:sz w:val="17"/>
+              </w:rPr>
+              <w:t>Prière de verifier l'information donnée par ASSIETOU SOW ou corriger au niveau de la section 1.</w:t>
+            </w:r>
+          </w:p>
+        </w:tc>
+      </w:tr>
+      <w:tr>
+        <w:tc>
+          <w:tcPr>
+            <w:tcW w:type="dxa" w:w="964"/>
+          </w:tcPr>
+          <w:p>
+            <w:r>
+              <w:rPr>
+                <w:b/>
+                <w:i w:val="0"/>
+                <w:color w:val="EA580C"/>
+                <w:sz w:val="16"/>
+              </w:rPr>
+              <w:t>Moyenne</w:t>
+            </w:r>
+          </w:p>
+        </w:tc>
+        <w:tc>
+          <w:tcPr>
+            <w:tcW w:type="dxa" w:w="1247"/>
+          </w:tcPr>
+          <w:p>
+            <w:r>
+              <w:rPr>
+                <w:b/>
+                <w:i w:val="0"/>
+                <w:sz w:val="16"/>
+              </w:rPr>
+              <w:t>S01</w:t>
+              <w:br/>
+            </w:r>
+            <w:r>
+              <w:rPr>
+                <w:b w:val="0"/>
+                <w:i w:val="0"/>
+                <w:color w:val="64748B"/>
+                <w:sz w:val="14"/>
+              </w:rPr>
+              <w:t>Démographie</w:t>
+            </w:r>
+          </w:p>
+        </w:tc>
+        <w:tc>
+          <w:tcPr>
+            <w:tcW w:type="dxa" w:w="1531"/>
+          </w:tcPr>
+          <w:p>
+            <w:r>
+              <w:rPr>
+                <w:b/>
+                <w:i w:val="0"/>
+                <w:color w:val="16A34A"/>
+                <w:sz w:val="16"/>
+              </w:rPr>
+              <w:t>—</w:t>
+            </w:r>
+          </w:p>
+        </w:tc>
+        <w:tc>
+          <w:tcPr>
+            <w:tcW w:type="dxa" w:w="1191"/>
+          </w:tcPr>
+          <w:p>
+            <w:r>
+              <w:rPr>
+                <w:b w:val="0"/>
+                <w:i w:val="0"/>
+                <w:color w:val="64748B"/>
+                <w:sz w:val="16"/>
+              </w:rPr>
+              <w:t>GT-CQ</w:t>
+            </w:r>
+          </w:p>
+        </w:tc>
+        <w:tc>
+          <w:tcPr>
+            <w:tcW w:type="dxa" w:w="4706"/>
+          </w:tcPr>
+          <w:p>
+            <w:r>
+              <w:rPr>
+                <w:b w:val="0"/>
+                <w:i w:val="0"/>
+                <w:sz w:val="17"/>
+              </w:rPr>
+              <w:t>Prière de verifier l'information donnée par MARIAMA SADIO SOW ou corriger au niveau de la section 1.</w:t>
+            </w:r>
+          </w:p>
+        </w:tc>
+      </w:tr>
+      <w:tr>
+        <w:tc>
+          <w:tcPr>
+            <w:tcW w:type="dxa" w:w="964"/>
+          </w:tcPr>
+          <w:p>
+            <w:r>
+              <w:rPr>
+                <w:b/>
+                <w:i w:val="0"/>
+                <w:color w:val="EA580C"/>
+                <w:sz w:val="16"/>
+              </w:rPr>
+              <w:t>Moyenne</w:t>
+            </w:r>
+          </w:p>
+        </w:tc>
+        <w:tc>
+          <w:tcPr>
+            <w:tcW w:type="dxa" w:w="1247"/>
+          </w:tcPr>
+          <w:p>
+            <w:r>
+              <w:rPr>
+                <w:b/>
+                <w:i w:val="0"/>
+                <w:sz w:val="16"/>
+              </w:rPr>
+              <w:t>S01</w:t>
+              <w:br/>
+            </w:r>
+            <w:r>
+              <w:rPr>
+                <w:b w:val="0"/>
+                <w:i w:val="0"/>
+                <w:color w:val="64748B"/>
+                <w:sz w:val="14"/>
+              </w:rPr>
+              <w:t>Démographie</w:t>
+            </w:r>
+          </w:p>
+        </w:tc>
+        <w:tc>
+          <w:tcPr>
+            <w:tcW w:type="dxa" w:w="1531"/>
+          </w:tcPr>
+          <w:p>
+            <w:r>
+              <w:rPr>
+                <w:b/>
+                <w:i w:val="0"/>
+                <w:color w:val="16A34A"/>
+                <w:sz w:val="16"/>
+              </w:rPr>
+              <w:t>—</w:t>
+            </w:r>
+          </w:p>
+        </w:tc>
+        <w:tc>
+          <w:tcPr>
+            <w:tcW w:type="dxa" w:w="1191"/>
+          </w:tcPr>
+          <w:p>
+            <w:r>
+              <w:rPr>
+                <w:b w:val="0"/>
+                <w:i w:val="0"/>
+                <w:color w:val="64748B"/>
+                <w:sz w:val="16"/>
+              </w:rPr>
+              <w:t>GT-CQ</w:t>
+            </w:r>
+          </w:p>
+        </w:tc>
+        <w:tc>
+          <w:tcPr>
+            <w:tcW w:type="dxa" w:w="4706"/>
+          </w:tcPr>
+          <w:p>
+            <w:r>
+              <w:rPr>
+                <w:b w:val="0"/>
+                <w:i w:val="0"/>
+                <w:sz w:val="17"/>
+              </w:rPr>
+              <w:t>Prière de verifier l'information donnée par OUSSEYNATOU SOW ou corriger au niveau de la section 1.</w:t>
+            </w:r>
+          </w:p>
+        </w:tc>
+      </w:tr>
+      <w:tr>
+        <w:tc>
+          <w:tcPr>
+            <w:tcW w:type="dxa" w:w="964"/>
+          </w:tcPr>
+          <w:p>
+            <w:r>
+              <w:rPr>
+                <w:b/>
+                <w:i w:val="0"/>
+                <w:color w:val="EA580C"/>
+                <w:sz w:val="16"/>
+              </w:rPr>
+              <w:t>Moyenne</w:t>
+            </w:r>
+          </w:p>
+        </w:tc>
+        <w:tc>
+          <w:tcPr>
+            <w:tcW w:type="dxa" w:w="1247"/>
+          </w:tcPr>
+          <w:p>
+            <w:r>
+              <w:rPr>
+                <w:b/>
+                <w:i w:val="0"/>
+                <w:sz w:val="16"/>
+              </w:rPr>
               <w:t>S02</w:t>
               <w:br/>
             </w:r>
@@ -814,7 +2164,7 @@
                 <w:color w:val="16A34A"/>
                 <w:sz w:val="16"/>
               </w:rPr>
-              <w:t>—</w:t>
+              <w:t>s01q63, s00q04, s02q25, s01q00b, s02q17_2, s02q15_2</w:t>
             </w:r>
           </w:p>
         </w:tc>
@@ -845,7 +2195,7 @@
                 <w:i w:val="0"/>
                 <w:sz w:val="17"/>
               </w:rPr>
-              <w:t>Incohérence!!! seulement les écoles privées paient les frais de scolarité (y compris les frais d'inscription).</w:t>
+              <w:t>Dans les milieux urbains c'est peu probable de voir une école dont les élèves ou étudiants ne dépensent pas en frais d'uniformes, prière de verifier pour AISSATOU DALANDA SOW qui fréquente 3ème année de Primaire et corriger ou confirmer avec le QG.</w:t>
             </w:r>
           </w:p>
         </w:tc>
@@ -860,10 +2210,370 @@
               <w:rPr>
                 <w:b/>
                 <w:i w:val="0"/>
-                <w:color w:val="DC2626"/>
+                <w:color w:val="EA580C"/>
                 <w:sz w:val="16"/>
               </w:rPr>
-              <w:t>Haute</w:t>
+              <w:t>Moyenne</w:t>
+            </w:r>
+          </w:p>
+        </w:tc>
+        <w:tc>
+          <w:tcPr>
+            <w:tcW w:type="dxa" w:w="1247"/>
+          </w:tcPr>
+          <w:p>
+            <w:r>
+              <w:rPr>
+                <w:b/>
+                <w:i w:val="0"/>
+                <w:sz w:val="16"/>
+              </w:rPr>
+              <w:t>S02</w:t>
+              <w:br/>
+            </w:r>
+            <w:r>
+              <w:rPr>
+                <w:b w:val="0"/>
+                <w:i w:val="0"/>
+                <w:color w:val="64748B"/>
+                <w:sz w:val="14"/>
+              </w:rPr>
+              <w:t>Éducation</w:t>
+            </w:r>
+          </w:p>
+        </w:tc>
+        <w:tc>
+          <w:tcPr>
+            <w:tcW w:type="dxa" w:w="1531"/>
+          </w:tcPr>
+          <w:p>
+            <w:r>
+              <w:rPr>
+                <w:b/>
+                <w:i w:val="0"/>
+                <w:color w:val="16A34A"/>
+                <w:sz w:val="16"/>
+              </w:rPr>
+              <w:t>—</w:t>
+            </w:r>
+          </w:p>
+        </w:tc>
+        <w:tc>
+          <w:tcPr>
+            <w:tcW w:type="dxa" w:w="1191"/>
+          </w:tcPr>
+          <w:p>
+            <w:r>
+              <w:rPr>
+                <w:b w:val="0"/>
+                <w:i w:val="0"/>
+                <w:color w:val="64748B"/>
+                <w:sz w:val="16"/>
+              </w:rPr>
+              <w:t>GT-CQ</w:t>
+            </w:r>
+          </w:p>
+        </w:tc>
+        <w:tc>
+          <w:tcPr>
+            <w:tcW w:type="dxa" w:w="4706"/>
+          </w:tcPr>
+          <w:p>
+            <w:r>
+              <w:rPr>
+                <w:b w:val="0"/>
+                <w:i w:val="0"/>
+                <w:sz w:val="17"/>
+              </w:rPr>
+              <w:t>Attention ! Le frais de scolarité (3500 Fcfa) de AISSATOU DALANDA SOW en 3ème année de Primaire est relativement élevé par rapport aux autres frais de scolarités observés dans cette zone.</w:t>
+            </w:r>
+          </w:p>
+        </w:tc>
+      </w:tr>
+      <w:tr>
+        <w:tc>
+          <w:tcPr>
+            <w:tcW w:type="dxa" w:w="964"/>
+          </w:tcPr>
+          <w:p>
+            <w:r>
+              <w:rPr>
+                <w:b/>
+                <w:i w:val="0"/>
+                <w:color w:val="EA580C"/>
+                <w:sz w:val="16"/>
+              </w:rPr>
+              <w:t>Moyenne</w:t>
+            </w:r>
+          </w:p>
+        </w:tc>
+        <w:tc>
+          <w:tcPr>
+            <w:tcW w:type="dxa" w:w="1247"/>
+          </w:tcPr>
+          <w:p>
+            <w:r>
+              <w:rPr>
+                <w:b/>
+                <w:i w:val="0"/>
+                <w:sz w:val="16"/>
+              </w:rPr>
+              <w:t>S02</w:t>
+              <w:br/>
+            </w:r>
+            <w:r>
+              <w:rPr>
+                <w:b w:val="0"/>
+                <w:i w:val="0"/>
+                <w:color w:val="64748B"/>
+                <w:sz w:val="14"/>
+              </w:rPr>
+              <w:t>Éducation</w:t>
+            </w:r>
+          </w:p>
+        </w:tc>
+        <w:tc>
+          <w:tcPr>
+            <w:tcW w:type="dxa" w:w="1531"/>
+          </w:tcPr>
+          <w:p>
+            <w:r>
+              <w:rPr>
+                <w:b/>
+                <w:i w:val="0"/>
+                <w:color w:val="16A34A"/>
+                <w:sz w:val="16"/>
+              </w:rPr>
+              <w:t>—</w:t>
+            </w:r>
+          </w:p>
+        </w:tc>
+        <w:tc>
+          <w:tcPr>
+            <w:tcW w:type="dxa" w:w="1191"/>
+          </w:tcPr>
+          <w:p>
+            <w:r>
+              <w:rPr>
+                <w:b w:val="0"/>
+                <w:i w:val="0"/>
+                <w:color w:val="64748B"/>
+                <w:sz w:val="16"/>
+              </w:rPr>
+              <w:t>GT-CQ</w:t>
+            </w:r>
+          </w:p>
+        </w:tc>
+        <w:tc>
+          <w:tcPr>
+            <w:tcW w:type="dxa" w:w="4706"/>
+          </w:tcPr>
+          <w:p>
+            <w:r>
+              <w:rPr>
+                <w:b w:val="0"/>
+                <w:i w:val="0"/>
+                <w:sz w:val="17"/>
+              </w:rPr>
+              <w:t>Prière de corriger ou de confirmer avec le QG.</w:t>
+            </w:r>
+          </w:p>
+        </w:tc>
+      </w:tr>
+      <w:tr>
+        <w:tc>
+          <w:tcPr>
+            <w:tcW w:type="dxa" w:w="964"/>
+          </w:tcPr>
+          <w:p>
+            <w:r>
+              <w:rPr>
+                <w:b/>
+                <w:i w:val="0"/>
+                <w:color w:val="EA580C"/>
+                <w:sz w:val="16"/>
+              </w:rPr>
+              <w:t>Moyenne</w:t>
+            </w:r>
+          </w:p>
+        </w:tc>
+        <w:tc>
+          <w:tcPr>
+            <w:tcW w:type="dxa" w:w="1247"/>
+          </w:tcPr>
+          <w:p>
+            <w:r>
+              <w:rPr>
+                <w:b/>
+                <w:i w:val="0"/>
+                <w:sz w:val="16"/>
+              </w:rPr>
+              <w:t>S02</w:t>
+              <w:br/>
+            </w:r>
+            <w:r>
+              <w:rPr>
+                <w:b w:val="0"/>
+                <w:i w:val="0"/>
+                <w:color w:val="64748B"/>
+                <w:sz w:val="14"/>
+              </w:rPr>
+              <w:t>Éducation</w:t>
+            </w:r>
+          </w:p>
+        </w:tc>
+        <w:tc>
+          <w:tcPr>
+            <w:tcW w:type="dxa" w:w="1531"/>
+          </w:tcPr>
+          <w:p>
+            <w:r>
+              <w:rPr>
+                <w:b/>
+                <w:i w:val="0"/>
+                <w:color w:val="16A34A"/>
+                <w:sz w:val="16"/>
+              </w:rPr>
+              <w:t>s01q63, s00q04, s02q25, s01q00b, s02q17_2, s02q15_2</w:t>
+            </w:r>
+          </w:p>
+        </w:tc>
+        <w:tc>
+          <w:tcPr>
+            <w:tcW w:type="dxa" w:w="1191"/>
+          </w:tcPr>
+          <w:p>
+            <w:r>
+              <w:rPr>
+                <w:b w:val="0"/>
+                <w:i w:val="0"/>
+                <w:color w:val="64748B"/>
+                <w:sz w:val="16"/>
+              </w:rPr>
+              <w:t>GT-CQ</w:t>
+            </w:r>
+          </w:p>
+        </w:tc>
+        <w:tc>
+          <w:tcPr>
+            <w:tcW w:type="dxa" w:w="4706"/>
+          </w:tcPr>
+          <w:p>
+            <w:r>
+              <w:rPr>
+                <w:b w:val="0"/>
+                <w:i w:val="0"/>
+                <w:sz w:val="17"/>
+              </w:rPr>
+              <w:t>Dans les milieux urbains c'est peu probable de voir une école dont les élèves ou étudiants ne dépensent pas en frais d'uniformes, prière de verifier pour MARIAMA SADIO SOW qui fréquente 1ére année de Primaire et corriger ou confirmer avec le QG.</w:t>
+            </w:r>
+          </w:p>
+        </w:tc>
+      </w:tr>
+      <w:tr>
+        <w:tc>
+          <w:tcPr>
+            <w:tcW w:type="dxa" w:w="964"/>
+          </w:tcPr>
+          <w:p>
+            <w:r>
+              <w:rPr>
+                <w:b/>
+                <w:i w:val="0"/>
+                <w:color w:val="EA580C"/>
+                <w:sz w:val="16"/>
+              </w:rPr>
+              <w:t>Moyenne</w:t>
+            </w:r>
+          </w:p>
+        </w:tc>
+        <w:tc>
+          <w:tcPr>
+            <w:tcW w:type="dxa" w:w="1247"/>
+          </w:tcPr>
+          <w:p>
+            <w:r>
+              <w:rPr>
+                <w:b/>
+                <w:i w:val="0"/>
+                <w:sz w:val="16"/>
+              </w:rPr>
+              <w:t>S02</w:t>
+              <w:br/>
+            </w:r>
+            <w:r>
+              <w:rPr>
+                <w:b w:val="0"/>
+                <w:i w:val="0"/>
+                <w:color w:val="64748B"/>
+                <w:sz w:val="14"/>
+              </w:rPr>
+              <w:t>Éducation</w:t>
+            </w:r>
+          </w:p>
+        </w:tc>
+        <w:tc>
+          <w:tcPr>
+            <w:tcW w:type="dxa" w:w="1531"/>
+          </w:tcPr>
+          <w:p>
+            <w:r>
+              <w:rPr>
+                <w:b/>
+                <w:i w:val="0"/>
+                <w:color w:val="16A34A"/>
+                <w:sz w:val="16"/>
+              </w:rPr>
+              <w:t>s01q63, s00q04, s02q25, s01q00b, s02q17_2, s02q15_2</w:t>
+            </w:r>
+          </w:p>
+        </w:tc>
+        <w:tc>
+          <w:tcPr>
+            <w:tcW w:type="dxa" w:w="1191"/>
+          </w:tcPr>
+          <w:p>
+            <w:r>
+              <w:rPr>
+                <w:b w:val="0"/>
+                <w:i w:val="0"/>
+                <w:color w:val="64748B"/>
+                <w:sz w:val="16"/>
+              </w:rPr>
+              <w:t>GT-CQ</w:t>
+            </w:r>
+          </w:p>
+        </w:tc>
+        <w:tc>
+          <w:tcPr>
+            <w:tcW w:type="dxa" w:w="4706"/>
+          </w:tcPr>
+          <w:p>
+            <w:r>
+              <w:rPr>
+                <w:b w:val="0"/>
+                <w:i w:val="0"/>
+                <w:sz w:val="17"/>
+              </w:rPr>
+              <w:t>Dans les milieux urbains c'est peu probable de voir une école dont les élèves ou étudiants ne dépensent pas en frais d'uniformes, prière de verifier pour OUSSEYNATOU SOW qui fréquente 3ème année de Primaire et corriger ou confirmer avec le QG.</w:t>
+            </w:r>
+          </w:p>
+        </w:tc>
+      </w:tr>
+      <w:tr>
+        <w:tc>
+          <w:tcPr>
+            <w:tcW w:type="dxa" w:w="964"/>
+          </w:tcPr>
+          <w:p>
+            <w:r>
+              <w:rPr>
+                <w:b/>
+                <w:i w:val="0"/>
+                <w:color w:val="EA580C"/>
+                <w:sz w:val="16"/>
+              </w:rPr>
+              <w:t>Moyenne</w:t>
             </w:r>
           </w:p>
         </w:tc>
@@ -904,7 +2614,7 @@
                 <w:color w:val="16A34A"/>
                 <w:sz w:val="16"/>
               </w:rPr>
-              <w:t>—</w:t>
+              <w:t>s01q41a, s02q20, s02q22, s03q07, s03q02, s01q00b, s03q02_autre</w:t>
             </w:r>
           </w:p>
         </w:tc>
@@ -935,7 +2645,7 @@
                 <w:i w:val="0"/>
                 <w:sz w:val="17"/>
               </w:rPr>
-              <w:t>Incohérent !!! OUSSEYNATOU SOW s'est consulté la première fois pour cette maladie (Autre) chez un médecin généraliste et vous dites que  OUSSEYNATOU SOW n'est pas concerné par le montant des frais de consultation d'un médecin généraliste (3.14=9999).</w:t>
+              <w:t>Le principal problème de santé que OUSSEYNATOU SOW a eu est MAUX DE VENTRE, prière de prendre attache avec le QG pour plus d'explication afin de le classer bien.</w:t>
             </w:r>
           </w:p>
         </w:tc>
@@ -950,10 +2660,10 @@
               <w:rPr>
                 <w:b/>
                 <w:i w:val="0"/>
-                <w:color w:val="DC2626"/>
+                <w:color w:val="EA580C"/>
                 <w:sz w:val="16"/>
               </w:rPr>
-              <w:t>Haute</w:t>
+              <w:t>Moyenne</w:t>
             </w:r>
           </w:p>
         </w:tc>
@@ -968,7 +2678,7 @@
                 <w:i w:val="0"/>
                 <w:sz w:val="16"/>
               </w:rPr>
-              <w:t>S03</w:t>
+              <w:t>S04</w:t>
               <w:br/>
             </w:r>
             <w:r>
@@ -978,7 +2688,7 @@
                 <w:color w:val="64748B"/>
                 <w:sz w:val="14"/>
               </w:rPr>
-              <w:t>Santé</w:t>
+              <w:t>Emploi</w:t>
             </w:r>
           </w:p>
         </w:tc>
@@ -994,7 +2704,7 @@
                 <w:color w:val="16A34A"/>
                 <w:sz w:val="16"/>
               </w:rPr>
-              <w:t>—</w:t>
+              <w:t>s01q35, s01q36, s01q37, s02q04, s02q15, s03q13, s03q14, s03q15</w:t>
             </w:r>
           </w:p>
         </w:tc>
@@ -1025,7 +2735,7 @@
                 <w:i w:val="0"/>
                 <w:sz w:val="17"/>
               </w:rPr>
-              <w:t>Prière de verifier cette incohérence auprès de l'enquêté ou confirmer.</w:t>
+              <w:t>Nombre de mois exercé  (3 mois) par KADIATOU DIALLO dans l'emploi au cours des 12 derniers mois semble faible, veuillez corriger s'il vous plait ou comfirmer avec le QG.</w:t>
             </w:r>
           </w:p>
         </w:tc>
@@ -1040,10 +2750,1900 @@
               <w:rPr>
                 <w:b/>
                 <w:i w:val="0"/>
-                <w:color w:val="DC2626"/>
+                <w:color w:val="EA580C"/>
                 <w:sz w:val="16"/>
               </w:rPr>
-              <w:t>Haute</w:t>
+              <w:t>Moyenne</w:t>
+            </w:r>
+          </w:p>
+        </w:tc>
+        <w:tc>
+          <w:tcPr>
+            <w:tcW w:type="dxa" w:w="1247"/>
+          </w:tcPr>
+          <w:p>
+            <w:r>
+              <w:rPr>
+                <w:b/>
+                <w:i w:val="0"/>
+                <w:sz w:val="16"/>
+              </w:rPr>
+              <w:t>S04</w:t>
+              <w:br/>
+            </w:r>
+            <w:r>
+              <w:rPr>
+                <w:b w:val="0"/>
+                <w:i w:val="0"/>
+                <w:color w:val="64748B"/>
+                <w:sz w:val="14"/>
+              </w:rPr>
+              <w:t>Emploi</w:t>
+            </w:r>
+          </w:p>
+        </w:tc>
+        <w:tc>
+          <w:tcPr>
+            <w:tcW w:type="dxa" w:w="1531"/>
+          </w:tcPr>
+          <w:p>
+            <w:r>
+              <w:rPr>
+                <w:b/>
+                <w:i w:val="0"/>
+                <w:color w:val="16A34A"/>
+                <w:sz w:val="16"/>
+              </w:rPr>
+              <w:t>—</w:t>
+            </w:r>
+          </w:p>
+        </w:tc>
+        <w:tc>
+          <w:tcPr>
+            <w:tcW w:type="dxa" w:w="1191"/>
+          </w:tcPr>
+          <w:p>
+            <w:r>
+              <w:rPr>
+                <w:b w:val="0"/>
+                <w:i w:val="0"/>
+                <w:color w:val="64748B"/>
+                <w:sz w:val="16"/>
+              </w:rPr>
+              <w:t>GT-CQ</w:t>
+            </w:r>
+          </w:p>
+        </w:tc>
+        <w:tc>
+          <w:tcPr>
+            <w:tcW w:type="dxa" w:w="4706"/>
+          </w:tcPr>
+          <w:p>
+            <w:r>
+              <w:rPr>
+                <w:b w:val="0"/>
+                <w:i w:val="0"/>
+                <w:sz w:val="17"/>
+              </w:rPr>
+              <w:t>Attention ! Le nombre de jours (10 jours) que KADIATOU DIALLO a travaillés par mois semble être inférieur à 15.</w:t>
+            </w:r>
+          </w:p>
+        </w:tc>
+      </w:tr>
+      <w:tr>
+        <w:tc>
+          <w:tcPr>
+            <w:tcW w:type="dxa" w:w="964"/>
+          </w:tcPr>
+          <w:p>
+            <w:r>
+              <w:rPr>
+                <w:b/>
+                <w:i w:val="0"/>
+                <w:color w:val="EA580C"/>
+                <w:sz w:val="16"/>
+              </w:rPr>
+              <w:t>Moyenne</w:t>
+            </w:r>
+          </w:p>
+        </w:tc>
+        <w:tc>
+          <w:tcPr>
+            <w:tcW w:type="dxa" w:w="1247"/>
+          </w:tcPr>
+          <w:p>
+            <w:r>
+              <w:rPr>
+                <w:b/>
+                <w:i w:val="0"/>
+                <w:sz w:val="16"/>
+              </w:rPr>
+              <w:t>S04</w:t>
+              <w:br/>
+            </w:r>
+            <w:r>
+              <w:rPr>
+                <w:b w:val="0"/>
+                <w:i w:val="0"/>
+                <w:color w:val="64748B"/>
+                <w:sz w:val="14"/>
+              </w:rPr>
+              <w:t>Emploi</w:t>
+            </w:r>
+          </w:p>
+        </w:tc>
+        <w:tc>
+          <w:tcPr>
+            <w:tcW w:type="dxa" w:w="1531"/>
+          </w:tcPr>
+          <w:p>
+            <w:r>
+              <w:rPr>
+                <w:b/>
+                <w:i w:val="0"/>
+                <w:color w:val="16A34A"/>
+                <w:sz w:val="16"/>
+              </w:rPr>
+              <w:t>—</w:t>
+            </w:r>
+          </w:p>
+        </w:tc>
+        <w:tc>
+          <w:tcPr>
+            <w:tcW w:type="dxa" w:w="1191"/>
+          </w:tcPr>
+          <w:p>
+            <w:r>
+              <w:rPr>
+                <w:b w:val="0"/>
+                <w:i w:val="0"/>
+                <w:color w:val="64748B"/>
+                <w:sz w:val="16"/>
+              </w:rPr>
+              <w:t>GT-CQ</w:t>
+            </w:r>
+          </w:p>
+        </w:tc>
+        <w:tc>
+          <w:tcPr>
+            <w:tcW w:type="dxa" w:w="4706"/>
+          </w:tcPr>
+          <w:p>
+            <w:r>
+              <w:rPr>
+                <w:b w:val="0"/>
+                <w:i w:val="0"/>
+                <w:sz w:val="17"/>
+              </w:rPr>
+              <w:t>Veuillez, s'il vous plaît, confirmer cette information.</w:t>
+            </w:r>
+          </w:p>
+        </w:tc>
+      </w:tr>
+      <w:tr>
+        <w:tc>
+          <w:tcPr>
+            <w:tcW w:type="dxa" w:w="964"/>
+          </w:tcPr>
+          <w:p>
+            <w:r>
+              <w:rPr>
+                <w:b/>
+                <w:i w:val="0"/>
+                <w:color w:val="EA580C"/>
+                <w:sz w:val="16"/>
+              </w:rPr>
+              <w:t>Moyenne</w:t>
+            </w:r>
+          </w:p>
+        </w:tc>
+        <w:tc>
+          <w:tcPr>
+            <w:tcW w:type="dxa" w:w="1247"/>
+          </w:tcPr>
+          <w:p>
+            <w:r>
+              <w:rPr>
+                <w:b/>
+                <w:i w:val="0"/>
+                <w:sz w:val="16"/>
+              </w:rPr>
+              <w:t>S07</w:t>
+              <w:br/>
+            </w:r>
+            <w:r>
+              <w:rPr>
+                <w:b w:val="0"/>
+                <w:i w:val="0"/>
+                <w:color w:val="64748B"/>
+                <w:sz w:val="14"/>
+              </w:rPr>
+              <w:t>Consommation alimentaire</w:t>
+            </w:r>
+          </w:p>
+        </w:tc>
+        <w:tc>
+          <w:tcPr>
+            <w:tcW w:type="dxa" w:w="1531"/>
+          </w:tcPr>
+          <w:p>
+            <w:r>
+              <w:rPr>
+                <w:b/>
+                <w:i w:val="0"/>
+                <w:color w:val="16A34A"/>
+                <w:sz w:val="16"/>
+              </w:rPr>
+              <w:t>—</w:t>
+            </w:r>
+          </w:p>
+        </w:tc>
+        <w:tc>
+          <w:tcPr>
+            <w:tcW w:type="dxa" w:w="1191"/>
+          </w:tcPr>
+          <w:p>
+            <w:r>
+              <w:rPr>
+                <w:b w:val="0"/>
+                <w:i w:val="0"/>
+                <w:color w:val="64748B"/>
+                <w:sz w:val="16"/>
+              </w:rPr>
+              <w:t>GT-CQ</w:t>
+            </w:r>
+          </w:p>
+        </w:tc>
+        <w:tc>
+          <w:tcPr>
+            <w:tcW w:type="dxa" w:w="4706"/>
+          </w:tcPr>
+          <w:p>
+            <w:r>
+              <w:rPr>
+                <w:b w:val="0"/>
+                <w:i w:val="0"/>
+                <w:sz w:val="17"/>
+              </w:rPr>
+              <w:t>Attention ! La dépense du répas pris à l'extérieur de ABDOUL GOUDOUSSI SOW (8200 Fcfa) au cours de 7 derniers jours est relativement élevé.</w:t>
+            </w:r>
+          </w:p>
+        </w:tc>
+      </w:tr>
+      <w:tr>
+        <w:tc>
+          <w:tcPr>
+            <w:tcW w:type="dxa" w:w="964"/>
+          </w:tcPr>
+          <w:p>
+            <w:r>
+              <w:rPr>
+                <w:b/>
+                <w:i w:val="0"/>
+                <w:color w:val="EA580C"/>
+                <w:sz w:val="16"/>
+              </w:rPr>
+              <w:t>Moyenne</w:t>
+            </w:r>
+          </w:p>
+        </w:tc>
+        <w:tc>
+          <w:tcPr>
+            <w:tcW w:type="dxa" w:w="1247"/>
+          </w:tcPr>
+          <w:p>
+            <w:r>
+              <w:rPr>
+                <w:b/>
+                <w:i w:val="0"/>
+                <w:sz w:val="16"/>
+              </w:rPr>
+              <w:t>S07</w:t>
+              <w:br/>
+            </w:r>
+            <w:r>
+              <w:rPr>
+                <w:b w:val="0"/>
+                <w:i w:val="0"/>
+                <w:color w:val="64748B"/>
+                <w:sz w:val="14"/>
+              </w:rPr>
+              <w:t>Consommation alimentaire</w:t>
+            </w:r>
+          </w:p>
+        </w:tc>
+        <w:tc>
+          <w:tcPr>
+            <w:tcW w:type="dxa" w:w="1531"/>
+          </w:tcPr>
+          <w:p>
+            <w:r>
+              <w:rPr>
+                <w:b/>
+                <w:i w:val="0"/>
+                <w:color w:val="16A34A"/>
+                <w:sz w:val="16"/>
+              </w:rPr>
+              <w:t>—</w:t>
+            </w:r>
+          </w:p>
+        </w:tc>
+        <w:tc>
+          <w:tcPr>
+            <w:tcW w:type="dxa" w:w="1191"/>
+          </w:tcPr>
+          <w:p>
+            <w:r>
+              <w:rPr>
+                <w:b w:val="0"/>
+                <w:i w:val="0"/>
+                <w:color w:val="64748B"/>
+                <w:sz w:val="16"/>
+              </w:rPr>
+              <w:t>GT-CQ</w:t>
+            </w:r>
+          </w:p>
+        </w:tc>
+        <w:tc>
+          <w:tcPr>
+            <w:tcW w:type="dxa" w:w="4706"/>
+          </w:tcPr>
+          <w:p>
+            <w:r>
+              <w:rPr>
+                <w:b w:val="0"/>
+                <w:i w:val="0"/>
+                <w:sz w:val="17"/>
+              </w:rPr>
+              <w:t>Prière de corriger ou de confirmer avec le QG.</w:t>
+            </w:r>
+          </w:p>
+        </w:tc>
+      </w:tr>
+      <w:tr>
+        <w:tc>
+          <w:tcPr>
+            <w:tcW w:type="dxa" w:w="964"/>
+          </w:tcPr>
+          <w:p>
+            <w:r>
+              <w:rPr>
+                <w:b/>
+                <w:i w:val="0"/>
+                <w:color w:val="EA580C"/>
+                <w:sz w:val="16"/>
+              </w:rPr>
+              <w:t>Moyenne</w:t>
+            </w:r>
+          </w:p>
+        </w:tc>
+        <w:tc>
+          <w:tcPr>
+            <w:tcW w:type="dxa" w:w="1247"/>
+          </w:tcPr>
+          <w:p>
+            <w:r>
+              <w:rPr>
+                <w:b/>
+                <w:i w:val="0"/>
+                <w:sz w:val="16"/>
+              </w:rPr>
+              <w:t>S07</w:t>
+              <w:br/>
+            </w:r>
+            <w:r>
+              <w:rPr>
+                <w:b w:val="0"/>
+                <w:i w:val="0"/>
+                <w:color w:val="64748B"/>
+                <w:sz w:val="14"/>
+              </w:rPr>
+              <w:t>Consommation alimentaire</w:t>
+            </w:r>
+          </w:p>
+        </w:tc>
+        <w:tc>
+          <w:tcPr>
+            <w:tcW w:type="dxa" w:w="1531"/>
+          </w:tcPr>
+          <w:p>
+            <w:r>
+              <w:rPr>
+                <w:b/>
+                <w:i w:val="0"/>
+                <w:color w:val="16A34A"/>
+                <w:sz w:val="16"/>
+              </w:rPr>
+              <w:t>—</w:t>
+            </w:r>
+          </w:p>
+        </w:tc>
+        <w:tc>
+          <w:tcPr>
+            <w:tcW w:type="dxa" w:w="1191"/>
+          </w:tcPr>
+          <w:p>
+            <w:r>
+              <w:rPr>
+                <w:b w:val="0"/>
+                <w:i w:val="0"/>
+                <w:color w:val="64748B"/>
+                <w:sz w:val="16"/>
+              </w:rPr>
+              <w:t>GT-CQ</w:t>
+            </w:r>
+          </w:p>
+        </w:tc>
+        <w:tc>
+          <w:tcPr>
+            <w:tcW w:type="dxa" w:w="4706"/>
+          </w:tcPr>
+          <w:p>
+            <w:r>
+              <w:rPr>
+                <w:b w:val="0"/>
+                <w:i w:val="0"/>
+                <w:sz w:val="17"/>
+              </w:rPr>
+              <w:t>Attention ! La dépense du répas pris à l'extérieur de OMAR BA (7150 Fcfa) au cours de 7 derniers jours est relativement élevé.</w:t>
+            </w:r>
+          </w:p>
+        </w:tc>
+      </w:tr>
+      <w:tr>
+        <w:tc>
+          <w:tcPr>
+            <w:tcW w:type="dxa" w:w="964"/>
+          </w:tcPr>
+          <w:p>
+            <w:r>
+              <w:rPr>
+                <w:b/>
+                <w:i w:val="0"/>
+                <w:color w:val="EA580C"/>
+                <w:sz w:val="16"/>
+              </w:rPr>
+              <w:t>Moyenne</w:t>
+            </w:r>
+          </w:p>
+        </w:tc>
+        <w:tc>
+          <w:tcPr>
+            <w:tcW w:type="dxa" w:w="1247"/>
+          </w:tcPr>
+          <w:p>
+            <w:r>
+              <w:rPr>
+                <w:b/>
+                <w:i w:val="0"/>
+                <w:sz w:val="16"/>
+              </w:rPr>
+              <w:t>S07</w:t>
+              <w:br/>
+            </w:r>
+            <w:r>
+              <w:rPr>
+                <w:b w:val="0"/>
+                <w:i w:val="0"/>
+                <w:color w:val="64748B"/>
+                <w:sz w:val="14"/>
+              </w:rPr>
+              <w:t>Consommation alimentaire</w:t>
+            </w:r>
+          </w:p>
+        </w:tc>
+        <w:tc>
+          <w:tcPr>
+            <w:tcW w:type="dxa" w:w="1531"/>
+          </w:tcPr>
+          <w:p>
+            <w:r>
+              <w:rPr>
+                <w:b/>
+                <w:i w:val="0"/>
+                <w:color w:val="16A34A"/>
+                <w:sz w:val="16"/>
+              </w:rPr>
+              <w:t>—</w:t>
+            </w:r>
+          </w:p>
+        </w:tc>
+        <w:tc>
+          <w:tcPr>
+            <w:tcW w:type="dxa" w:w="1191"/>
+          </w:tcPr>
+          <w:p>
+            <w:r>
+              <w:rPr>
+                <w:b w:val="0"/>
+                <w:i w:val="0"/>
+                <w:color w:val="64748B"/>
+                <w:sz w:val="16"/>
+              </w:rPr>
+              <w:t>GT-CQ</w:t>
+            </w:r>
+          </w:p>
+        </w:tc>
+        <w:tc>
+          <w:tcPr>
+            <w:tcW w:type="dxa" w:w="4706"/>
+          </w:tcPr>
+          <w:p>
+            <w:r>
+              <w:rPr>
+                <w:b w:val="0"/>
+                <w:i w:val="0"/>
+                <w:sz w:val="17"/>
+              </w:rPr>
+              <w:t>Attention ! Le prix unitaire d'achat (100 Fcfa) de Oignon frais en Pièce (Petit) est relativement élevé par rapport aux autres prix observés dans cette zone.</w:t>
+            </w:r>
+          </w:p>
+        </w:tc>
+      </w:tr>
+      <w:tr>
+        <w:tc>
+          <w:tcPr>
+            <w:tcW w:type="dxa" w:w="964"/>
+          </w:tcPr>
+          <w:p>
+            <w:r>
+              <w:rPr>
+                <w:b/>
+                <w:i w:val="0"/>
+                <w:color w:val="EA580C"/>
+                <w:sz w:val="16"/>
+              </w:rPr>
+              <w:t>Moyenne</w:t>
+            </w:r>
+          </w:p>
+        </w:tc>
+        <w:tc>
+          <w:tcPr>
+            <w:tcW w:type="dxa" w:w="1247"/>
+          </w:tcPr>
+          <w:p>
+            <w:r>
+              <w:rPr>
+                <w:b/>
+                <w:i w:val="0"/>
+                <w:sz w:val="16"/>
+              </w:rPr>
+              <w:t>S07</w:t>
+              <w:br/>
+            </w:r>
+            <w:r>
+              <w:rPr>
+                <w:b w:val="0"/>
+                <w:i w:val="0"/>
+                <w:color w:val="64748B"/>
+                <w:sz w:val="14"/>
+              </w:rPr>
+              <w:t>Consommation alimentaire</w:t>
+            </w:r>
+          </w:p>
+        </w:tc>
+        <w:tc>
+          <w:tcPr>
+            <w:tcW w:type="dxa" w:w="1531"/>
+          </w:tcPr>
+          <w:p>
+            <w:r>
+              <w:rPr>
+                <w:b/>
+                <w:i w:val="0"/>
+                <w:color w:val="16A34A"/>
+                <w:sz w:val="16"/>
+              </w:rPr>
+              <w:t>—</w:t>
+            </w:r>
+          </w:p>
+        </w:tc>
+        <w:tc>
+          <w:tcPr>
+            <w:tcW w:type="dxa" w:w="1191"/>
+          </w:tcPr>
+          <w:p>
+            <w:r>
+              <w:rPr>
+                <w:b w:val="0"/>
+                <w:i w:val="0"/>
+                <w:color w:val="64748B"/>
+                <w:sz w:val="16"/>
+              </w:rPr>
+              <w:t>GT-CQ</w:t>
+            </w:r>
+          </w:p>
+        </w:tc>
+        <w:tc>
+          <w:tcPr>
+            <w:tcW w:type="dxa" w:w="4706"/>
+          </w:tcPr>
+          <w:p>
+            <w:r>
+              <w:rPr>
+                <w:b w:val="0"/>
+                <w:i w:val="0"/>
+                <w:sz w:val="17"/>
+              </w:rPr>
+              <w:t>Prière de corriger ou de confirmer avec le QG.</w:t>
+            </w:r>
+          </w:p>
+        </w:tc>
+      </w:tr>
+      <w:tr>
+        <w:tc>
+          <w:tcPr>
+            <w:tcW w:type="dxa" w:w="964"/>
+          </w:tcPr>
+          <w:p>
+            <w:r>
+              <w:rPr>
+                <w:b/>
+                <w:i w:val="0"/>
+                <w:color w:val="EA580C"/>
+                <w:sz w:val="16"/>
+              </w:rPr>
+              <w:t>Moyenne</w:t>
+            </w:r>
+          </w:p>
+        </w:tc>
+        <w:tc>
+          <w:tcPr>
+            <w:tcW w:type="dxa" w:w="1247"/>
+          </w:tcPr>
+          <w:p>
+            <w:r>
+              <w:rPr>
+                <w:b/>
+                <w:i w:val="0"/>
+                <w:sz w:val="16"/>
+              </w:rPr>
+              <w:t>S08</w:t>
+              <w:br/>
+            </w:r>
+            <w:r>
+              <w:rPr>
+                <w:b w:val="0"/>
+                <w:i w:val="0"/>
+                <w:color w:val="64748B"/>
+                <w:sz w:val="14"/>
+              </w:rPr>
+              <w:t>Dépenses santé/éducation</w:t>
+            </w:r>
+          </w:p>
+        </w:tc>
+        <w:tc>
+          <w:tcPr>
+            <w:tcW w:type="dxa" w:w="1531"/>
+          </w:tcPr>
+          <w:p>
+            <w:r>
+              <w:rPr>
+                <w:b/>
+                <w:i w:val="0"/>
+                <w:color w:val="16A34A"/>
+                <w:sz w:val="16"/>
+              </w:rPr>
+              <w:t>—</w:t>
+            </w:r>
+          </w:p>
+        </w:tc>
+        <w:tc>
+          <w:tcPr>
+            <w:tcW w:type="dxa" w:w="1191"/>
+          </w:tcPr>
+          <w:p>
+            <w:r>
+              <w:rPr>
+                <w:b w:val="0"/>
+                <w:i w:val="0"/>
+                <w:color w:val="64748B"/>
+                <w:sz w:val="16"/>
+              </w:rPr>
+              <w:t>GT-CQ</w:t>
+            </w:r>
+          </w:p>
+        </w:tc>
+        <w:tc>
+          <w:tcPr>
+            <w:tcW w:type="dxa" w:w="4706"/>
+          </w:tcPr>
+          <w:p>
+            <w:r>
+              <w:rPr>
+                <w:b w:val="0"/>
+                <w:i w:val="0"/>
+                <w:sz w:val="17"/>
+              </w:rPr>
+              <w:t>Prière de fournir d'effort pour avoir des réponses exactes au lieu de NSP ou Refus.</w:t>
+            </w:r>
+          </w:p>
+        </w:tc>
+      </w:tr>
+      <w:tr>
+        <w:tc>
+          <w:tcPr>
+            <w:tcW w:type="dxa" w:w="964"/>
+          </w:tcPr>
+          <w:p>
+            <w:r>
+              <w:rPr>
+                <w:b/>
+                <w:i w:val="0"/>
+                <w:color w:val="EA580C"/>
+                <w:sz w:val="16"/>
+              </w:rPr>
+              <w:t>Moyenne</w:t>
+            </w:r>
+          </w:p>
+        </w:tc>
+        <w:tc>
+          <w:tcPr>
+            <w:tcW w:type="dxa" w:w="1247"/>
+          </w:tcPr>
+          <w:p>
+            <w:r>
+              <w:rPr>
+                <w:b/>
+                <w:i w:val="0"/>
+                <w:sz w:val="16"/>
+              </w:rPr>
+              <w:t>S08</w:t>
+              <w:br/>
+            </w:r>
+            <w:r>
+              <w:rPr>
+                <w:b w:val="0"/>
+                <w:i w:val="0"/>
+                <w:color w:val="64748B"/>
+                <w:sz w:val="14"/>
+              </w:rPr>
+              <w:t>Dépenses santé/éducation</w:t>
+            </w:r>
+          </w:p>
+        </w:tc>
+        <w:tc>
+          <w:tcPr>
+            <w:tcW w:type="dxa" w:w="1531"/>
+          </w:tcPr>
+          <w:p>
+            <w:r>
+              <w:rPr>
+                <w:b/>
+                <w:i w:val="0"/>
+                <w:color w:val="16A34A"/>
+                <w:sz w:val="16"/>
+              </w:rPr>
+              <w:t>—</w:t>
+            </w:r>
+          </w:p>
+        </w:tc>
+        <w:tc>
+          <w:tcPr>
+            <w:tcW w:type="dxa" w:w="1191"/>
+          </w:tcPr>
+          <w:p>
+            <w:r>
+              <w:rPr>
+                <w:b w:val="0"/>
+                <w:i w:val="0"/>
+                <w:color w:val="64748B"/>
+                <w:sz w:val="16"/>
+              </w:rPr>
+              <w:t>GT-CQ</w:t>
+            </w:r>
+          </w:p>
+        </w:tc>
+        <w:tc>
+          <w:tcPr>
+            <w:tcW w:type="dxa" w:w="4706"/>
+          </w:tcPr>
+          <w:p>
+            <w:r>
+              <w:rPr>
+                <w:b w:val="0"/>
+                <w:i w:val="0"/>
+                <w:sz w:val="17"/>
+              </w:rPr>
+              <w:t>Prière de demander le ménage pour renseigner le reste (Section 8).</w:t>
+            </w:r>
+          </w:p>
+        </w:tc>
+      </w:tr>
+      <w:tr>
+        <w:tc>
+          <w:tcPr>
+            <w:tcW w:type="dxa" w:w="964"/>
+          </w:tcPr>
+          <w:p>
+            <w:r>
+              <w:rPr>
+                <w:b/>
+                <w:i w:val="0"/>
+                <w:color w:val="EA580C"/>
+                <w:sz w:val="16"/>
+              </w:rPr>
+              <w:t>Moyenne</w:t>
+            </w:r>
+          </w:p>
+        </w:tc>
+        <w:tc>
+          <w:tcPr>
+            <w:tcW w:type="dxa" w:w="1247"/>
+          </w:tcPr>
+          <w:p>
+            <w:r>
+              <w:rPr>
+                <w:b/>
+                <w:i w:val="0"/>
+                <w:sz w:val="16"/>
+              </w:rPr>
+              <w:t>S09</w:t>
+              <w:br/>
+            </w:r>
+            <w:r>
+              <w:rPr>
+                <w:b w:val="0"/>
+                <w:i w:val="0"/>
+                <w:color w:val="64748B"/>
+                <w:sz w:val="14"/>
+              </w:rPr>
+              <w:t>Dépenses non alimentaires</w:t>
+            </w:r>
+          </w:p>
+        </w:tc>
+        <w:tc>
+          <w:tcPr>
+            <w:tcW w:type="dxa" w:w="1531"/>
+          </w:tcPr>
+          <w:p>
+            <w:r>
+              <w:rPr>
+                <w:b/>
+                <w:i w:val="0"/>
+                <w:color w:val="16A34A"/>
+                <w:sz w:val="16"/>
+              </w:rPr>
+              <w:t>—</w:t>
+            </w:r>
+          </w:p>
+        </w:tc>
+        <w:tc>
+          <w:tcPr>
+            <w:tcW w:type="dxa" w:w="1191"/>
+          </w:tcPr>
+          <w:p>
+            <w:r>
+              <w:rPr>
+                <w:b w:val="0"/>
+                <w:i w:val="0"/>
+                <w:color w:val="64748B"/>
+                <w:sz w:val="16"/>
+              </w:rPr>
+              <w:t>GT-CQ</w:t>
+            </w:r>
+          </w:p>
+        </w:tc>
+        <w:tc>
+          <w:tcPr>
+            <w:tcW w:type="dxa" w:w="4706"/>
+          </w:tcPr>
+          <w:p>
+            <w:r>
+              <w:rPr>
+                <w:b w:val="0"/>
+                <w:i w:val="0"/>
+                <w:sz w:val="17"/>
+              </w:rPr>
+              <w:t>Attention ! La dépense du ménage de MAMADOU HADY SOW (2000 Fcfa) au cours de 7 derniers jours de Transport urbain en taxi est relativement élevé.</w:t>
+            </w:r>
+          </w:p>
+        </w:tc>
+      </w:tr>
+      <w:tr>
+        <w:tc>
+          <w:tcPr>
+            <w:tcW w:type="dxa" w:w="964"/>
+          </w:tcPr>
+          <w:p>
+            <w:r>
+              <w:rPr>
+                <w:b/>
+                <w:i w:val="0"/>
+                <w:color w:val="EA580C"/>
+                <w:sz w:val="16"/>
+              </w:rPr>
+              <w:t>Moyenne</w:t>
+            </w:r>
+          </w:p>
+        </w:tc>
+        <w:tc>
+          <w:tcPr>
+            <w:tcW w:type="dxa" w:w="1247"/>
+          </w:tcPr>
+          <w:p>
+            <w:r>
+              <w:rPr>
+                <w:b/>
+                <w:i w:val="0"/>
+                <w:sz w:val="16"/>
+              </w:rPr>
+              <w:t>S09</w:t>
+              <w:br/>
+            </w:r>
+            <w:r>
+              <w:rPr>
+                <w:b w:val="0"/>
+                <w:i w:val="0"/>
+                <w:color w:val="64748B"/>
+                <w:sz w:val="14"/>
+              </w:rPr>
+              <w:t>Dépenses non alimentaires</w:t>
+            </w:r>
+          </w:p>
+        </w:tc>
+        <w:tc>
+          <w:tcPr>
+            <w:tcW w:type="dxa" w:w="1531"/>
+          </w:tcPr>
+          <w:p>
+            <w:r>
+              <w:rPr>
+                <w:b/>
+                <w:i w:val="0"/>
+                <w:color w:val="16A34A"/>
+                <w:sz w:val="16"/>
+              </w:rPr>
+              <w:t>—</w:t>
+            </w:r>
+          </w:p>
+        </w:tc>
+        <w:tc>
+          <w:tcPr>
+            <w:tcW w:type="dxa" w:w="1191"/>
+          </w:tcPr>
+          <w:p>
+            <w:r>
+              <w:rPr>
+                <w:b w:val="0"/>
+                <w:i w:val="0"/>
+                <w:color w:val="64748B"/>
+                <w:sz w:val="16"/>
+              </w:rPr>
+              <w:t>GT-CQ</w:t>
+            </w:r>
+          </w:p>
+        </w:tc>
+        <w:tc>
+          <w:tcPr>
+            <w:tcW w:type="dxa" w:w="4706"/>
+          </w:tcPr>
+          <w:p>
+            <w:r>
+              <w:rPr>
+                <w:b w:val="0"/>
+                <w:i w:val="0"/>
+                <w:sz w:val="17"/>
+              </w:rPr>
+              <w:t>Prière de corriger ou de confirmer avec le QG.</w:t>
+            </w:r>
+          </w:p>
+        </w:tc>
+      </w:tr>
+      <w:tr>
+        <w:tc>
+          <w:tcPr>
+            <w:tcW w:type="dxa" w:w="964"/>
+          </w:tcPr>
+          <w:p>
+            <w:r>
+              <w:rPr>
+                <w:b/>
+                <w:i w:val="0"/>
+                <w:color w:val="EA580C"/>
+                <w:sz w:val="16"/>
+              </w:rPr>
+              <w:t>Moyenne</w:t>
+            </w:r>
+          </w:p>
+        </w:tc>
+        <w:tc>
+          <w:tcPr>
+            <w:tcW w:type="dxa" w:w="1247"/>
+          </w:tcPr>
+          <w:p>
+            <w:r>
+              <w:rPr>
+                <w:b/>
+                <w:i w:val="0"/>
+                <w:sz w:val="16"/>
+              </w:rPr>
+              <w:t>S09</w:t>
+              <w:br/>
+            </w:r>
+            <w:r>
+              <w:rPr>
+                <w:b w:val="0"/>
+                <w:i w:val="0"/>
+                <w:color w:val="64748B"/>
+                <w:sz w:val="14"/>
+              </w:rPr>
+              <w:t>Dépenses non alimentaires</w:t>
+            </w:r>
+          </w:p>
+        </w:tc>
+        <w:tc>
+          <w:tcPr>
+            <w:tcW w:type="dxa" w:w="1531"/>
+          </w:tcPr>
+          <w:p>
+            <w:r>
+              <w:rPr>
+                <w:b/>
+                <w:i w:val="0"/>
+                <w:color w:val="16A34A"/>
+                <w:sz w:val="16"/>
+              </w:rPr>
+              <w:t>s01q23, s01q00b, s01q23_autre</w:t>
+            </w:r>
+          </w:p>
+        </w:tc>
+        <w:tc>
+          <w:tcPr>
+            <w:tcW w:type="dxa" w:w="1191"/>
+          </w:tcPr>
+          <w:p>
+            <w:r>
+              <w:rPr>
+                <w:b w:val="0"/>
+                <w:i w:val="0"/>
+                <w:color w:val="64748B"/>
+                <w:sz w:val="16"/>
+              </w:rPr>
+              <w:t>GT-CQ</w:t>
+            </w:r>
+          </w:p>
+        </w:tc>
+        <w:tc>
+          <w:tcPr>
+            <w:tcW w:type="dxa" w:w="4706"/>
+          </w:tcPr>
+          <w:p>
+            <w:r>
+              <w:rPr>
+                <w:b w:val="0"/>
+                <w:i w:val="0"/>
+                <w:sz w:val="17"/>
+              </w:rPr>
+              <w:t>La dernière fois que vous avez acheté Bois de chauffe ramassé/coupé (estimer la valeur) est DANS LA FORET et semble exister dans les modalités, prière de prendre attache avec le QG pour plus d'explication afin de la classer bien.</w:t>
+            </w:r>
+          </w:p>
+        </w:tc>
+      </w:tr>
+      <w:tr>
+        <w:tc>
+          <w:tcPr>
+            <w:tcW w:type="dxa" w:w="964"/>
+          </w:tcPr>
+          <w:p>
+            <w:r>
+              <w:rPr>
+                <w:b/>
+                <w:i w:val="0"/>
+                <w:color w:val="EA580C"/>
+                <w:sz w:val="16"/>
+              </w:rPr>
+              <w:t>Moyenne</w:t>
+            </w:r>
+          </w:p>
+        </w:tc>
+        <w:tc>
+          <w:tcPr>
+            <w:tcW w:type="dxa" w:w="1247"/>
+          </w:tcPr>
+          <w:p>
+            <w:r>
+              <w:rPr>
+                <w:b/>
+                <w:i w:val="0"/>
+                <w:sz w:val="16"/>
+              </w:rPr>
+              <w:t>S09</w:t>
+              <w:br/>
+            </w:r>
+            <w:r>
+              <w:rPr>
+                <w:b w:val="0"/>
+                <w:i w:val="0"/>
+                <w:color w:val="64748B"/>
+                <w:sz w:val="14"/>
+              </w:rPr>
+              <w:t>Dépenses non alimentaires</w:t>
+            </w:r>
+          </w:p>
+        </w:tc>
+        <w:tc>
+          <w:tcPr>
+            <w:tcW w:type="dxa" w:w="1531"/>
+          </w:tcPr>
+          <w:p>
+            <w:r>
+              <w:rPr>
+                <w:b/>
+                <w:i w:val="0"/>
+                <w:color w:val="16A34A"/>
+                <w:sz w:val="16"/>
+              </w:rPr>
+              <w:t>s01q23, s01q00b, s01q23_autre</w:t>
+            </w:r>
+          </w:p>
+        </w:tc>
+        <w:tc>
+          <w:tcPr>
+            <w:tcW w:type="dxa" w:w="1191"/>
+          </w:tcPr>
+          <w:p>
+            <w:r>
+              <w:rPr>
+                <w:b w:val="0"/>
+                <w:i w:val="0"/>
+                <w:color w:val="64748B"/>
+                <w:sz w:val="16"/>
+              </w:rPr>
+              <w:t>GT-CQ</w:t>
+            </w:r>
+          </w:p>
+        </w:tc>
+        <w:tc>
+          <w:tcPr>
+            <w:tcW w:type="dxa" w:w="4706"/>
+          </w:tcPr>
+          <w:p>
+            <w:r>
+              <w:rPr>
+                <w:b w:val="0"/>
+                <w:i w:val="0"/>
+                <w:sz w:val="17"/>
+              </w:rPr>
+              <w:t>La dernière fois que vous avez acheté Gaz domestique 6 kilogrammes est DEPOT GAZ et semble exister dans les modalités, prière de prendre attache avec le QG pour plus d'explication afin de la classer bien.</w:t>
+            </w:r>
+          </w:p>
+        </w:tc>
+      </w:tr>
+      <w:tr>
+        <w:tc>
+          <w:tcPr>
+            <w:tcW w:type="dxa" w:w="964"/>
+          </w:tcPr>
+          <w:p>
+            <w:r>
+              <w:rPr>
+                <w:b/>
+                <w:i w:val="0"/>
+                <w:color w:val="EA580C"/>
+                <w:sz w:val="16"/>
+              </w:rPr>
+              <w:t>Moyenne</w:t>
+            </w:r>
+          </w:p>
+        </w:tc>
+        <w:tc>
+          <w:tcPr>
+            <w:tcW w:type="dxa" w:w="1247"/>
+          </w:tcPr>
+          <w:p>
+            <w:r>
+              <w:rPr>
+                <w:b/>
+                <w:i w:val="0"/>
+                <w:sz w:val="16"/>
+              </w:rPr>
+              <w:t>S09</w:t>
+              <w:br/>
+            </w:r>
+            <w:r>
+              <w:rPr>
+                <w:b w:val="0"/>
+                <w:i w:val="0"/>
+                <w:color w:val="64748B"/>
+                <w:sz w:val="14"/>
+              </w:rPr>
+              <w:t>Dépenses non alimentaires</w:t>
+            </w:r>
+          </w:p>
+        </w:tc>
+        <w:tc>
+          <w:tcPr>
+            <w:tcW w:type="dxa" w:w="1531"/>
+          </w:tcPr>
+          <w:p>
+            <w:r>
+              <w:rPr>
+                <w:b/>
+                <w:i w:val="0"/>
+                <w:color w:val="16A34A"/>
+                <w:sz w:val="16"/>
+              </w:rPr>
+              <w:t>—</w:t>
+            </w:r>
+          </w:p>
+        </w:tc>
+        <w:tc>
+          <w:tcPr>
+            <w:tcW w:type="dxa" w:w="1191"/>
+          </w:tcPr>
+          <w:p>
+            <w:r>
+              <w:rPr>
+                <w:b w:val="0"/>
+                <w:i w:val="0"/>
+                <w:color w:val="64748B"/>
+                <w:sz w:val="16"/>
+              </w:rPr>
+              <w:t>GT-CQ</w:t>
+            </w:r>
+          </w:p>
+        </w:tc>
+        <w:tc>
+          <w:tcPr>
+            <w:tcW w:type="dxa" w:w="4706"/>
+          </w:tcPr>
+          <w:p>
+            <w:r>
+              <w:rPr>
+                <w:b w:val="0"/>
+                <w:i w:val="0"/>
+                <w:sz w:val="17"/>
+              </w:rPr>
+              <w:t>Attention ! La dépense du ménage de MAMADOU HADY SOW (20000 Fcfa) au cours de 30 derniers jours de Gaz domestique 6 kilogrammes est relativement élevé.</w:t>
+            </w:r>
+          </w:p>
+        </w:tc>
+      </w:tr>
+      <w:tr>
+        <w:tc>
+          <w:tcPr>
+            <w:tcW w:type="dxa" w:w="964"/>
+          </w:tcPr>
+          <w:p>
+            <w:r>
+              <w:rPr>
+                <w:b/>
+                <w:i w:val="0"/>
+                <w:color w:val="EA580C"/>
+                <w:sz w:val="16"/>
+              </w:rPr>
+              <w:t>Moyenne</w:t>
+            </w:r>
+          </w:p>
+        </w:tc>
+        <w:tc>
+          <w:tcPr>
+            <w:tcW w:type="dxa" w:w="1247"/>
+          </w:tcPr>
+          <w:p>
+            <w:r>
+              <w:rPr>
+                <w:b/>
+                <w:i w:val="0"/>
+                <w:sz w:val="16"/>
+              </w:rPr>
+              <w:t>S09</w:t>
+              <w:br/>
+            </w:r>
+            <w:r>
+              <w:rPr>
+                <w:b w:val="0"/>
+                <w:i w:val="0"/>
+                <w:color w:val="64748B"/>
+                <w:sz w:val="14"/>
+              </w:rPr>
+              <w:t>Dépenses non alimentaires</w:t>
+            </w:r>
+          </w:p>
+        </w:tc>
+        <w:tc>
+          <w:tcPr>
+            <w:tcW w:type="dxa" w:w="1531"/>
+          </w:tcPr>
+          <w:p>
+            <w:r>
+              <w:rPr>
+                <w:b/>
+                <w:i w:val="0"/>
+                <w:color w:val="16A34A"/>
+                <w:sz w:val="16"/>
+              </w:rPr>
+              <w:t>—</w:t>
+            </w:r>
+          </w:p>
+        </w:tc>
+        <w:tc>
+          <w:tcPr>
+            <w:tcW w:type="dxa" w:w="1191"/>
+          </w:tcPr>
+          <w:p>
+            <w:r>
+              <w:rPr>
+                <w:b w:val="0"/>
+                <w:i w:val="0"/>
+                <w:color w:val="64748B"/>
+                <w:sz w:val="16"/>
+              </w:rPr>
+              <w:t>GT-CQ</w:t>
+            </w:r>
+          </w:p>
+        </w:tc>
+        <w:tc>
+          <w:tcPr>
+            <w:tcW w:type="dxa" w:w="4706"/>
+          </w:tcPr>
+          <w:p>
+            <w:r>
+              <w:rPr>
+                <w:b w:val="0"/>
+                <w:i w:val="0"/>
+                <w:sz w:val="17"/>
+              </w:rPr>
+              <w:t>Prière de corriger ou de confirmer avec le QG.</w:t>
+            </w:r>
+          </w:p>
+        </w:tc>
+      </w:tr>
+      <w:tr>
+        <w:tc>
+          <w:tcPr>
+            <w:tcW w:type="dxa" w:w="964"/>
+          </w:tcPr>
+          <w:p>
+            <w:r>
+              <w:rPr>
+                <w:b/>
+                <w:i w:val="0"/>
+                <w:color w:val="EA580C"/>
+                <w:sz w:val="16"/>
+              </w:rPr>
+              <w:t>Moyenne</w:t>
+            </w:r>
+          </w:p>
+        </w:tc>
+        <w:tc>
+          <w:tcPr>
+            <w:tcW w:type="dxa" w:w="1247"/>
+          </w:tcPr>
+          <w:p>
+            <w:r>
+              <w:rPr>
+                <w:b/>
+                <w:i w:val="0"/>
+                <w:sz w:val="16"/>
+              </w:rPr>
+              <w:t>S09</w:t>
+              <w:br/>
+            </w:r>
+            <w:r>
+              <w:rPr>
+                <w:b w:val="0"/>
+                <w:i w:val="0"/>
+                <w:color w:val="64748B"/>
+                <w:sz w:val="14"/>
+              </w:rPr>
+              <w:t>Dépenses non alimentaires</w:t>
+            </w:r>
+          </w:p>
+        </w:tc>
+        <w:tc>
+          <w:tcPr>
+            <w:tcW w:type="dxa" w:w="1531"/>
+          </w:tcPr>
+          <w:p>
+            <w:r>
+              <w:rPr>
+                <w:b/>
+                <w:i w:val="0"/>
+                <w:color w:val="16A34A"/>
+                <w:sz w:val="16"/>
+              </w:rPr>
+              <w:t>—</w:t>
+            </w:r>
+          </w:p>
+        </w:tc>
+        <w:tc>
+          <w:tcPr>
+            <w:tcW w:type="dxa" w:w="1191"/>
+          </w:tcPr>
+          <w:p>
+            <w:r>
+              <w:rPr>
+                <w:b w:val="0"/>
+                <w:i w:val="0"/>
+                <w:color w:val="64748B"/>
+                <w:sz w:val="16"/>
+              </w:rPr>
+              <w:t>GT-CQ</w:t>
+            </w:r>
+          </w:p>
+        </w:tc>
+        <w:tc>
+          <w:tcPr>
+            <w:tcW w:type="dxa" w:w="4706"/>
+          </w:tcPr>
+          <w:p>
+            <w:r>
+              <w:rPr>
+                <w:b w:val="0"/>
+                <w:i w:val="0"/>
+                <w:sz w:val="17"/>
+              </w:rPr>
+              <w:t>Attention ! La dépense du ménage de MAMADOU HADY SOW (1000 Fcfa) au cours de 30 derniers jours de Frais de mouture des céréales est relativement élevé.</w:t>
+            </w:r>
+          </w:p>
+        </w:tc>
+      </w:tr>
+      <w:tr>
+        <w:tc>
+          <w:tcPr>
+            <w:tcW w:type="dxa" w:w="964"/>
+          </w:tcPr>
+          <w:p>
+            <w:r>
+              <w:rPr>
+                <w:b/>
+                <w:i w:val="0"/>
+                <w:color w:val="EA580C"/>
+                <w:sz w:val="16"/>
+              </w:rPr>
+              <w:t>Moyenne</w:t>
+            </w:r>
+          </w:p>
+        </w:tc>
+        <w:tc>
+          <w:tcPr>
+            <w:tcW w:type="dxa" w:w="1247"/>
+          </w:tcPr>
+          <w:p>
+            <w:r>
+              <w:rPr>
+                <w:b/>
+                <w:i w:val="0"/>
+                <w:sz w:val="16"/>
+              </w:rPr>
+              <w:t>S09</w:t>
+              <w:br/>
+            </w:r>
+            <w:r>
+              <w:rPr>
+                <w:b w:val="0"/>
+                <w:i w:val="0"/>
+                <w:color w:val="64748B"/>
+                <w:sz w:val="14"/>
+              </w:rPr>
+              <w:t>Dépenses non alimentaires</w:t>
+            </w:r>
+          </w:p>
+        </w:tc>
+        <w:tc>
+          <w:tcPr>
+            <w:tcW w:type="dxa" w:w="1531"/>
+          </w:tcPr>
+          <w:p>
+            <w:r>
+              <w:rPr>
+                <w:b/>
+                <w:i w:val="0"/>
+                <w:color w:val="16A34A"/>
+                <w:sz w:val="16"/>
+              </w:rPr>
+              <w:t>—</w:t>
+            </w:r>
+          </w:p>
+        </w:tc>
+        <w:tc>
+          <w:tcPr>
+            <w:tcW w:type="dxa" w:w="1191"/>
+          </w:tcPr>
+          <w:p>
+            <w:r>
+              <w:rPr>
+                <w:b w:val="0"/>
+                <w:i w:val="0"/>
+                <w:color w:val="64748B"/>
+                <w:sz w:val="16"/>
+              </w:rPr>
+              <w:t>GT-CQ</w:t>
+            </w:r>
+          </w:p>
+        </w:tc>
+        <w:tc>
+          <w:tcPr>
+            <w:tcW w:type="dxa" w:w="4706"/>
+          </w:tcPr>
+          <w:p>
+            <w:r>
+              <w:rPr>
+                <w:b w:val="0"/>
+                <w:i w:val="0"/>
+                <w:sz w:val="17"/>
+              </w:rPr>
+              <w:t>Attention ! La dépense du ménage de MAMADOU HADY SOW (500 Fcfa) au cours de 30 derniers jours de Frais de coiffure homme et femme (salon, tressage, mèches, coupe, etc.), manucure, pédicure est relativement élevé.</w:t>
+            </w:r>
+          </w:p>
+        </w:tc>
+      </w:tr>
+      <w:tr>
+        <w:tc>
+          <w:tcPr>
+            <w:tcW w:type="dxa" w:w="964"/>
+          </w:tcPr>
+          <w:p>
+            <w:r>
+              <w:rPr>
+                <w:b/>
+                <w:i w:val="0"/>
+                <w:color w:val="EA580C"/>
+                <w:sz w:val="16"/>
+              </w:rPr>
+              <w:t>Moyenne</w:t>
+            </w:r>
+          </w:p>
+        </w:tc>
+        <w:tc>
+          <w:tcPr>
+            <w:tcW w:type="dxa" w:w="1247"/>
+          </w:tcPr>
+          <w:p>
+            <w:r>
+              <w:rPr>
+                <w:b/>
+                <w:i w:val="0"/>
+                <w:sz w:val="16"/>
+              </w:rPr>
+              <w:t>S09</w:t>
+              <w:br/>
+            </w:r>
+            <w:r>
+              <w:rPr>
+                <w:b w:val="0"/>
+                <w:i w:val="0"/>
+                <w:color w:val="64748B"/>
+                <w:sz w:val="14"/>
+              </w:rPr>
+              <w:t>Dépenses non alimentaires</w:t>
+            </w:r>
+          </w:p>
+        </w:tc>
+        <w:tc>
+          <w:tcPr>
+            <w:tcW w:type="dxa" w:w="1531"/>
+          </w:tcPr>
+          <w:p>
+            <w:r>
+              <w:rPr>
+                <w:b/>
+                <w:i w:val="0"/>
+                <w:color w:val="16A34A"/>
+                <w:sz w:val="16"/>
+              </w:rPr>
+              <w:t>—</w:t>
+            </w:r>
+          </w:p>
+        </w:tc>
+        <w:tc>
+          <w:tcPr>
+            <w:tcW w:type="dxa" w:w="1191"/>
+          </w:tcPr>
+          <w:p>
+            <w:r>
+              <w:rPr>
+                <w:b w:val="0"/>
+                <w:i w:val="0"/>
+                <w:color w:val="64748B"/>
+                <w:sz w:val="16"/>
+              </w:rPr>
+              <w:t>GT-CQ</w:t>
+            </w:r>
+          </w:p>
+        </w:tc>
+        <w:tc>
+          <w:tcPr>
+            <w:tcW w:type="dxa" w:w="4706"/>
+          </w:tcPr>
+          <w:p>
+            <w:r>
+              <w:rPr>
+                <w:b w:val="0"/>
+                <w:i w:val="0"/>
+                <w:sz w:val="17"/>
+              </w:rPr>
+              <w:t>Attention ! La dépense du ménage de MAMADOU HADY SOW (1000 Fcfa) au cours de 12 derniers mois de Achat d’accessoires numériques (casque audio, écouteurs, haut-parleurs Bluetooth, etc.) pour usage personnel est relativement élevé.</w:t>
+            </w:r>
+          </w:p>
+        </w:tc>
+      </w:tr>
+      <w:tr>
+        <w:tc>
+          <w:tcPr>
+            <w:tcW w:type="dxa" w:w="964"/>
+          </w:tcPr>
+          <w:p>
+            <w:r>
+              <w:rPr>
+                <w:b/>
+                <w:i w:val="0"/>
+                <w:color w:val="EA580C"/>
+                <w:sz w:val="16"/>
+              </w:rPr>
+              <w:t>Moyenne</w:t>
+            </w:r>
+          </w:p>
+        </w:tc>
+        <w:tc>
+          <w:tcPr>
+            <w:tcW w:type="dxa" w:w="1247"/>
+          </w:tcPr>
+          <w:p>
+            <w:r>
+              <w:rPr>
+                <w:b/>
+                <w:i w:val="0"/>
+                <w:sz w:val="16"/>
+              </w:rPr>
+              <w:t>S09</w:t>
+              <w:br/>
+            </w:r>
+            <w:r>
+              <w:rPr>
+                <w:b w:val="0"/>
+                <w:i w:val="0"/>
+                <w:color w:val="64748B"/>
+                <w:sz w:val="14"/>
+              </w:rPr>
+              <w:t>Dépenses non alimentaires</w:t>
+            </w:r>
+          </w:p>
+        </w:tc>
+        <w:tc>
+          <w:tcPr>
+            <w:tcW w:type="dxa" w:w="1531"/>
+          </w:tcPr>
+          <w:p>
+            <w:r>
+              <w:rPr>
+                <w:b/>
+                <w:i w:val="0"/>
+                <w:color w:val="16A34A"/>
+                <w:sz w:val="16"/>
+              </w:rPr>
+              <w:t>—</w:t>
+            </w:r>
+          </w:p>
+        </w:tc>
+        <w:tc>
+          <w:tcPr>
+            <w:tcW w:type="dxa" w:w="1191"/>
+          </w:tcPr>
+          <w:p>
+            <w:r>
+              <w:rPr>
+                <w:b w:val="0"/>
+                <w:i w:val="0"/>
+                <w:color w:val="64748B"/>
+                <w:sz w:val="16"/>
+              </w:rPr>
+              <w:t>GT-CQ</w:t>
+            </w:r>
+          </w:p>
+        </w:tc>
+        <w:tc>
+          <w:tcPr>
+            <w:tcW w:type="dxa" w:w="4706"/>
+          </w:tcPr>
+          <w:p>
+            <w:r>
+              <w:rPr>
+                <w:b w:val="0"/>
+                <w:i w:val="0"/>
+                <w:sz w:val="17"/>
+              </w:rPr>
+              <w:t>Prière de corriger ou de confirmer avec le QG.</w:t>
+            </w:r>
+          </w:p>
+        </w:tc>
+      </w:tr>
+      <w:tr>
+        <w:tc>
+          <w:tcPr>
+            <w:tcW w:type="dxa" w:w="964"/>
+          </w:tcPr>
+          <w:p>
+            <w:r>
+              <w:rPr>
+                <w:b/>
+                <w:i w:val="0"/>
+                <w:color w:val="EA580C"/>
+                <w:sz w:val="16"/>
+              </w:rPr>
+              <w:t>Moyenne</w:t>
+            </w:r>
+          </w:p>
+        </w:tc>
+        <w:tc>
+          <w:tcPr>
+            <w:tcW w:type="dxa" w:w="1247"/>
+          </w:tcPr>
+          <w:p>
+            <w:r>
+              <w:rPr>
+                <w:b/>
+                <w:i w:val="0"/>
+                <w:sz w:val="16"/>
+              </w:rPr>
+              <w:t>S09</w:t>
+              <w:br/>
+            </w:r>
+            <w:r>
+              <w:rPr>
+                <w:b w:val="0"/>
+                <w:i w:val="0"/>
+                <w:color w:val="64748B"/>
+                <w:sz w:val="14"/>
+              </w:rPr>
+              <w:t>Dépenses non alimentaires</w:t>
+            </w:r>
+          </w:p>
+        </w:tc>
+        <w:tc>
+          <w:tcPr>
+            <w:tcW w:type="dxa" w:w="1531"/>
+          </w:tcPr>
+          <w:p>
+            <w:r>
+              <w:rPr>
+                <w:b/>
+                <w:i w:val="0"/>
+                <w:color w:val="16A34A"/>
+                <w:sz w:val="16"/>
+              </w:rPr>
+              <w:t>—</w:t>
+            </w:r>
+          </w:p>
+        </w:tc>
+        <w:tc>
+          <w:tcPr>
+            <w:tcW w:type="dxa" w:w="1191"/>
+          </w:tcPr>
+          <w:p>
+            <w:r>
+              <w:rPr>
+                <w:b w:val="0"/>
+                <w:i w:val="0"/>
+                <w:color w:val="64748B"/>
+                <w:sz w:val="16"/>
+              </w:rPr>
+              <w:t>GT-CQ</w:t>
+            </w:r>
+          </w:p>
+        </w:tc>
+        <w:tc>
+          <w:tcPr>
+            <w:tcW w:type="dxa" w:w="4706"/>
+          </w:tcPr>
+          <w:p>
+            <w:r>
+              <w:rPr>
+                <w:b w:val="0"/>
+                <w:i w:val="0"/>
+                <w:sz w:val="17"/>
+              </w:rPr>
+              <w:t>Attention ! La dépense du ménage de MAMADOU HADY SOW (130000 Fcfa) au cours de 12 derniers mois de Lit, matelas, armoire et autres meubles de chambre à coucher est relativement élevé.</w:t>
+            </w:r>
+          </w:p>
+        </w:tc>
+      </w:tr>
+      <w:tr>
+        <w:tc>
+          <w:tcPr>
+            <w:tcW w:type="dxa" w:w="964"/>
+          </w:tcPr>
+          <w:p>
+            <w:r>
+              <w:rPr>
+                <w:b/>
+                <w:i w:val="0"/>
+                <w:color w:val="EA580C"/>
+                <w:sz w:val="16"/>
+              </w:rPr>
+              <w:t>Moyenne</w:t>
+            </w:r>
+          </w:p>
+        </w:tc>
+        <w:tc>
+          <w:tcPr>
+            <w:tcW w:type="dxa" w:w="1247"/>
+          </w:tcPr>
+          <w:p>
+            <w:r>
+              <w:rPr>
+                <w:b/>
+                <w:i w:val="0"/>
+                <w:sz w:val="16"/>
+              </w:rPr>
+              <w:t>S09</w:t>
+              <w:br/>
+            </w:r>
+            <w:r>
+              <w:rPr>
+                <w:b w:val="0"/>
+                <w:i w:val="0"/>
+                <w:color w:val="64748B"/>
+                <w:sz w:val="14"/>
+              </w:rPr>
+              <w:t>Dépenses non alimentaires</w:t>
+            </w:r>
+          </w:p>
+        </w:tc>
+        <w:tc>
+          <w:tcPr>
+            <w:tcW w:type="dxa" w:w="1531"/>
+          </w:tcPr>
+          <w:p>
+            <w:r>
+              <w:rPr>
+                <w:b/>
+                <w:i w:val="0"/>
+                <w:color w:val="16A34A"/>
+                <w:sz w:val="16"/>
+              </w:rPr>
+              <w:t>—</w:t>
+            </w:r>
+          </w:p>
+        </w:tc>
+        <w:tc>
+          <w:tcPr>
+            <w:tcW w:type="dxa" w:w="1191"/>
+          </w:tcPr>
+          <w:p>
+            <w:r>
+              <w:rPr>
+                <w:b w:val="0"/>
+                <w:i w:val="0"/>
+                <w:color w:val="64748B"/>
+                <w:sz w:val="16"/>
+              </w:rPr>
+              <w:t>GT-CQ</w:t>
+            </w:r>
+          </w:p>
+        </w:tc>
+        <w:tc>
+          <w:tcPr>
+            <w:tcW w:type="dxa" w:w="4706"/>
+          </w:tcPr>
+          <w:p>
+            <w:r>
+              <w:rPr>
+                <w:b w:val="0"/>
+                <w:i w:val="0"/>
+                <w:sz w:val="17"/>
+              </w:rPr>
+              <w:t>Attention ! La dépense du ménage de MAMADOU HADY SOW (50000 Fcfa) au cours de 12 derniers mois de Achat d'un téléphone portable est relativement élevé.</w:t>
+            </w:r>
+          </w:p>
+        </w:tc>
+      </w:tr>
+      <w:tr>
+        <w:tc>
+          <w:tcPr>
+            <w:tcW w:type="dxa" w:w="964"/>
+          </w:tcPr>
+          <w:p>
+            <w:r>
+              <w:rPr>
+                <w:b/>
+                <w:i w:val="0"/>
+                <w:color w:val="EA580C"/>
+                <w:sz w:val="16"/>
+              </w:rPr>
+              <w:t>Moyenne</w:t>
             </w:r>
           </w:p>
         </w:tc>
@@ -1084,7 +4684,7 @@
                 <w:color w:val="16A34A"/>
                 <w:sz w:val="16"/>
               </w:rPr>
-              <w:t>s01q47__1, s01q47__2, s01q47__3, s01q47__4, s01q47__5, s01q47__6, s01q47__7, s02q15</w:t>
+              <w:t>—</w:t>
             </w:r>
           </w:p>
         </w:tc>
@@ -1115,7 +4715,7 @@
                 <w:i w:val="0"/>
                 <w:sz w:val="17"/>
               </w:rPr>
-              <w:t>Le montant de l'eau acheté auprès des vendeurs ou auprès d'un autre ménage au cours de 30 derniers jours est de 15000 FCFA qui semble incoherent, prière de vérifier la question 11.25 auprès du ménage ou confirmer.</w:t>
+              <w:t>Prière de vérifier pour être sûr que vous avez choisi les bonnes modalités des questions 11.01 et 11.18 .</w:t>
             </w:r>
           </w:p>
         </w:tc>
@@ -1130,10 +4730,10 @@
               <w:rPr>
                 <w:b/>
                 <w:i w:val="0"/>
-                <w:color w:val="DC2626"/>
+                <w:color w:val="EA580C"/>
                 <w:sz w:val="16"/>
               </w:rPr>
-              <w:t>Haute</w:t>
+              <w:t>Moyenne</w:t>
             </w:r>
           </w:p>
         </w:tc>
@@ -1205,7 +4805,7 @@
                 <w:i w:val="0"/>
                 <w:sz w:val="17"/>
               </w:rPr>
-              <w:t>Incoherence!! Le ménage a depensé .</w:t>
+              <w:t>Merci de ne pas corriger si vous êtes sûr de celui donné par le ménage et observé par vous.</w:t>
             </w:r>
           </w:p>
         </w:tc>
@@ -1220,10 +4820,10 @@
               <w:rPr>
                 <w:b/>
                 <w:i w:val="0"/>
-                <w:color w:val="DC2626"/>
+                <w:color w:val="EA580C"/>
                 <w:sz w:val="16"/>
               </w:rPr>
-              <w:t>Haute</w:t>
+              <w:t>Moyenne</w:t>
             </w:r>
           </w:p>
         </w:tc>
@@ -1264,7 +4864,7 @@
                 <w:color w:val="16A34A"/>
                 <w:sz w:val="16"/>
               </w:rPr>
-              <w:t>s01q29, s01q31, s04q24, s00q04, s11q21, s09fq03, s09fq011</w:t>
+              <w:t>—</w:t>
             </w:r>
           </w:p>
         </w:tc>
@@ -1295,7 +4895,7 @@
                 <w:i w:val="0"/>
                 <w:sz w:val="17"/>
               </w:rPr>
-              <w:t>FCFA dans Frais de connexion au réseau de distribution d'eau mais dit ne pas être connecté à un réseau d'eau courante, prière de corriger cette incoherenceAttention!!! Les ménages vivants dans un(e) Maison Basse à KEDOUGOU Urbain ont généralement comme principal matériau de construction le/la Ciment/Béton/Pierres de taille, mais celui du ménage de MAMADOU HADY SOW (Paille, Banco, motte de terre) diffère de celui-ci.</w:t>
+              <w:t>Attention!!! Les ménages vivants dans un(e) Maison Basse à KEDOUGOU Urbain ont généralement comme principal matériau du toit le/la Tôles, mais celui du ménage de MAMADOU HADY SOW (Tuile) diffère de celui-ci.</w:t>
             </w:r>
           </w:p>
         </w:tc>
@@ -1310,10 +4910,10 @@
               <w:rPr>
                 <w:b/>
                 <w:i w:val="0"/>
-                <w:color w:val="DC2626"/>
+                <w:color w:val="EA580C"/>
                 <w:sz w:val="16"/>
               </w:rPr>
-              <w:t>Haute</w:t>
+              <w:t>Moyenne</w:t>
             </w:r>
           </w:p>
         </w:tc>
@@ -1328,7 +4928,7 @@
                 <w:i w:val="0"/>
                 <w:sz w:val="16"/>
               </w:rPr>
-              <w:t>S13</w:t>
+              <w:t>S11</w:t>
               <w:br/>
             </w:r>
             <w:r>
@@ -1338,7 +4938,7 @@
                 <w:color w:val="64748B"/>
                 <w:sz w:val="14"/>
               </w:rPr>
-              <w:t>Transferts</w:t>
+              <w:t>Logement / cadre de vie</w:t>
             </w:r>
           </w:p>
         </w:tc>
@@ -1354,7 +4954,7 @@
                 <w:color w:val="16A34A"/>
                 <w:sz w:val="16"/>
               </w:rPr>
-              <w:t>s00q27, s01q00a, s01q12, s01q13, s02q04, s03q11, s03q12, s01q01</w:t>
+              <w:t>—</w:t>
             </w:r>
           </w:p>
         </w:tc>
@@ -1385,7 +4985,7 @@
                 <w:i w:val="0"/>
                 <w:sz w:val="17"/>
               </w:rPr>
-              <w:t>L'âge du béneficiaire d'argent dans la section 13b (Transfert emis) semble incoherent voir élévé, prière de verifier ou corriger.</w:t>
+              <w:t>Prière de vérifier pour être sûr que vous avez choisi les bonnes modalités des questions 11.01 et 11.19.</w:t>
             </w:r>
           </w:p>
         </w:tc>
@@ -1400,10 +5000,10 @@
               <w:rPr>
                 <w:b/>
                 <w:i w:val="0"/>
-                <w:color w:val="DC2626"/>
+                <w:color w:val="EA580C"/>
                 <w:sz w:val="16"/>
               </w:rPr>
-              <w:t>Haute</w:t>
+              <w:t>Moyenne</w:t>
             </w:r>
           </w:p>
         </w:tc>
@@ -1418,7 +5018,7 @@
                 <w:i w:val="0"/>
                 <w:sz w:val="16"/>
               </w:rPr>
-              <w:t>S19</w:t>
+              <w:t>S11</w:t>
               <w:br/>
             </w:r>
             <w:r>
@@ -1428,7 +5028,7 @@
                 <w:color w:val="64748B"/>
                 <w:sz w:val="14"/>
               </w:rPr>
-              <w:t>Entreprises non agricoles</w:t>
+              <w:t>Logement / cadre de vie</w:t>
             </w:r>
           </w:p>
         </w:tc>
@@ -1444,7 +5044,7 @@
                 <w:color w:val="16A34A"/>
                 <w:sz w:val="16"/>
               </w:rPr>
-              <w:t>s01q02, s02q01__1, s02q02__1, s02q03__1, s02q15, s03q17, s04q28, s04q35d</w:t>
+              <w:t>—</w:t>
             </w:r>
           </w:p>
         </w:tc>
@@ -1475,4597 +5075,7 @@
                 <w:i w:val="0"/>
                 <w:sz w:val="17"/>
               </w:rPr>
-              <w:t>Incohérence!! Le prix de revente de Râteau dans cette section 19 ne doit pas être égal 0 même si le ménage l'a reçu en cadeau prière de leurs aider à faire une estimation.</w:t>
-            </w:r>
-          </w:p>
-        </w:tc>
-      </w:tr>
-      <w:tr>
-        <w:tc>
-          <w:tcPr>
-            <w:tcW w:type="dxa" w:w="964"/>
-          </w:tcPr>
-          <w:p>
-            <w:r>
-              <w:rPr>
-                <w:b/>
-                <w:i w:val="0"/>
-                <w:color w:val="EA580C"/>
-                <w:sz w:val="16"/>
-              </w:rPr>
-              <w:t>Moyenne</w:t>
-            </w:r>
-          </w:p>
-        </w:tc>
-        <w:tc>
-          <w:tcPr>
-            <w:tcW w:type="dxa" w:w="1247"/>
-          </w:tcPr>
-          <w:p>
-            <w:r>
-              <w:rPr>
-                <w:b/>
-                <w:i w:val="0"/>
-                <w:sz w:val="16"/>
-              </w:rPr>
-              <w:t>S00</w:t>
-              <w:br/>
-            </w:r>
-            <w:r>
-              <w:rPr>
-                <w:b w:val="0"/>
-                <w:i w:val="0"/>
-                <w:color w:val="64748B"/>
-                <w:sz w:val="14"/>
-              </w:rPr>
-              <w:t>Identification</w:t>
-            </w:r>
-          </w:p>
-        </w:tc>
-        <w:tc>
-          <w:tcPr>
-            <w:tcW w:type="dxa" w:w="1531"/>
-          </w:tcPr>
-          <w:p>
-            <w:r>
-              <w:rPr>
-                <w:b/>
-                <w:i w:val="0"/>
-                <w:color w:val="16A34A"/>
-                <w:sz w:val="16"/>
-              </w:rPr>
-              <w:t>s00q27</w:t>
-            </w:r>
-          </w:p>
-        </w:tc>
-        <w:tc>
-          <w:tcPr>
-            <w:tcW w:type="dxa" w:w="1191"/>
-          </w:tcPr>
-          <w:p>
-            <w:r>
-              <w:rPr>
-                <w:b w:val="0"/>
-                <w:i w:val="0"/>
-                <w:color w:val="64748B"/>
-                <w:sz w:val="16"/>
-              </w:rPr>
-              <w:t>GT-CQ</w:t>
-            </w:r>
-          </w:p>
-        </w:tc>
-        <w:tc>
-          <w:tcPr>
-            <w:tcW w:type="dxa" w:w="4706"/>
-          </w:tcPr>
-          <w:p>
-            <w:r>
-              <w:rPr>
-                <w:b w:val="0"/>
-                <w:i w:val="0"/>
-                <w:sz w:val="17"/>
-              </w:rPr>
-              <w:t>Le questionnaire semble ne pas être complètement fini mais le questionnaire est en statut complet, prière de compléter le questionnaire.</w:t>
-            </w:r>
-          </w:p>
-        </w:tc>
-      </w:tr>
-      <w:tr>
-        <w:tc>
-          <w:tcPr>
-            <w:tcW w:type="dxa" w:w="964"/>
-          </w:tcPr>
-          <w:p>
-            <w:r>
-              <w:rPr>
-                <w:b/>
-                <w:i w:val="0"/>
-                <w:color w:val="EA580C"/>
-                <w:sz w:val="16"/>
-              </w:rPr>
-              <w:t>Moyenne</w:t>
-            </w:r>
-          </w:p>
-        </w:tc>
-        <w:tc>
-          <w:tcPr>
-            <w:tcW w:type="dxa" w:w="1247"/>
-          </w:tcPr>
-          <w:p>
-            <w:r>
-              <w:rPr>
-                <w:b/>
-                <w:i w:val="0"/>
-                <w:sz w:val="16"/>
-              </w:rPr>
-              <w:t>S00</w:t>
-              <w:br/>
-            </w:r>
-            <w:r>
-              <w:rPr>
-                <w:b w:val="0"/>
-                <w:i w:val="0"/>
-                <w:color w:val="64748B"/>
-                <w:sz w:val="14"/>
-              </w:rPr>
-              <w:t>Identification</w:t>
-            </w:r>
-          </w:p>
-        </w:tc>
-        <w:tc>
-          <w:tcPr>
-            <w:tcW w:type="dxa" w:w="1531"/>
-          </w:tcPr>
-          <w:p>
-            <w:r>
-              <w:rPr>
-                <w:b/>
-                <w:i w:val="0"/>
-                <w:color w:val="16A34A"/>
-                <w:sz w:val="16"/>
-              </w:rPr>
-              <w:t>—</w:t>
-            </w:r>
-          </w:p>
-        </w:tc>
-        <w:tc>
-          <w:tcPr>
-            <w:tcW w:type="dxa" w:w="1191"/>
-          </w:tcPr>
-          <w:p>
-            <w:r>
-              <w:rPr>
-                <w:b w:val="0"/>
-                <w:i w:val="0"/>
-                <w:color w:val="64748B"/>
-                <w:sz w:val="16"/>
-              </w:rPr>
-              <w:t>GT-CQ</w:t>
-            </w:r>
-          </w:p>
-        </w:tc>
-        <w:tc>
-          <w:tcPr>
-            <w:tcW w:type="dxa" w:w="4706"/>
-          </w:tcPr>
-          <w:p>
-            <w:r>
-              <w:rPr>
-                <w:b w:val="0"/>
-                <w:i w:val="0"/>
-                <w:sz w:val="17"/>
-              </w:rPr>
-              <w:t>L'adresse ou la localisation du ménage doit être bien renseignée, ne doit pas contenir des numéros de téléphone et elle semble courte pour être une adresse.</w:t>
-            </w:r>
-          </w:p>
-        </w:tc>
-      </w:tr>
-      <w:tr>
-        <w:tc>
-          <w:tcPr>
-            <w:tcW w:type="dxa" w:w="964"/>
-          </w:tcPr>
-          <w:p>
-            <w:r>
-              <w:rPr>
-                <w:b/>
-                <w:i w:val="0"/>
-                <w:color w:val="EA580C"/>
-                <w:sz w:val="16"/>
-              </w:rPr>
-              <w:t>Moyenne</w:t>
-            </w:r>
-          </w:p>
-        </w:tc>
-        <w:tc>
-          <w:tcPr>
-            <w:tcW w:type="dxa" w:w="1247"/>
-          </w:tcPr>
-          <w:p>
-            <w:r>
-              <w:rPr>
-                <w:b/>
-                <w:i w:val="0"/>
-                <w:sz w:val="16"/>
-              </w:rPr>
-              <w:t>S00</w:t>
-              <w:br/>
-            </w:r>
-            <w:r>
-              <w:rPr>
-                <w:b w:val="0"/>
-                <w:i w:val="0"/>
-                <w:color w:val="64748B"/>
-                <w:sz w:val="14"/>
-              </w:rPr>
-              <w:t>Identification</w:t>
-            </w:r>
-          </w:p>
-        </w:tc>
-        <w:tc>
-          <w:tcPr>
-            <w:tcW w:type="dxa" w:w="1531"/>
-          </w:tcPr>
-          <w:p>
-            <w:r>
-              <w:rPr>
-                <w:b/>
-                <w:i w:val="0"/>
-                <w:color w:val="16A34A"/>
-                <w:sz w:val="16"/>
-              </w:rPr>
-              <w:t>s00q08, s00q10</w:t>
-            </w:r>
-          </w:p>
-        </w:tc>
-        <w:tc>
-          <w:tcPr>
-            <w:tcW w:type="dxa" w:w="1191"/>
-          </w:tcPr>
-          <w:p>
-            <w:r>
-              <w:rPr>
-                <w:b w:val="0"/>
-                <w:i w:val="0"/>
-                <w:color w:val="64748B"/>
-                <w:sz w:val="16"/>
-              </w:rPr>
-              <w:t>GT-CQ</w:t>
-            </w:r>
-          </w:p>
-        </w:tc>
-        <w:tc>
-          <w:tcPr>
-            <w:tcW w:type="dxa" w:w="4706"/>
-          </w:tcPr>
-          <w:p>
-            <w:r>
-              <w:rPr>
-                <w:b w:val="0"/>
-                <w:i w:val="0"/>
-                <w:sz w:val="17"/>
-              </w:rPr>
-              <w:t>Prière de renseigner la bonne adresse.Le ménage de MAMADOU HADY SOW n'est pas un ménage sélectionné mais soit plutot un ménage de remplacement s'il a été réellement enquêté sinon remettez-le au ménage non rempli.</w:t>
-            </w:r>
-          </w:p>
-        </w:tc>
-      </w:tr>
-      <w:tr>
-        <w:tc>
-          <w:tcPr>
-            <w:tcW w:type="dxa" w:w="964"/>
-          </w:tcPr>
-          <w:p>
-            <w:r>
-              <w:rPr>
-                <w:b/>
-                <w:i w:val="0"/>
-                <w:color w:val="EA580C"/>
-                <w:sz w:val="16"/>
-              </w:rPr>
-              <w:t>Moyenne</w:t>
-            </w:r>
-          </w:p>
-        </w:tc>
-        <w:tc>
-          <w:tcPr>
-            <w:tcW w:type="dxa" w:w="1247"/>
-          </w:tcPr>
-          <w:p>
-            <w:r>
-              <w:rPr>
-                <w:b/>
-                <w:i w:val="0"/>
-                <w:sz w:val="16"/>
-              </w:rPr>
-              <w:t>S00</w:t>
-              <w:br/>
-            </w:r>
-            <w:r>
-              <w:rPr>
-                <w:b w:val="0"/>
-                <w:i w:val="0"/>
-                <w:color w:val="64748B"/>
-                <w:sz w:val="14"/>
-              </w:rPr>
-              <w:t>Identification</w:t>
-            </w:r>
-          </w:p>
-        </w:tc>
-        <w:tc>
-          <w:tcPr>
-            <w:tcW w:type="dxa" w:w="1531"/>
-          </w:tcPr>
-          <w:p>
-            <w:r>
-              <w:rPr>
-                <w:b/>
-                <w:i w:val="0"/>
-                <w:color w:val="16A34A"/>
-                <w:sz w:val="16"/>
-              </w:rPr>
-              <w:t>s00q12a, s00q12b</w:t>
-            </w:r>
-          </w:p>
-        </w:tc>
-        <w:tc>
-          <w:tcPr>
-            <w:tcW w:type="dxa" w:w="1191"/>
-          </w:tcPr>
-          <w:p>
-            <w:r>
-              <w:rPr>
-                <w:b w:val="0"/>
-                <w:i w:val="0"/>
-                <w:color w:val="64748B"/>
-                <w:sz w:val="16"/>
-              </w:rPr>
-              <w:t>GT-CQ</w:t>
-            </w:r>
-          </w:p>
-        </w:tc>
-        <w:tc>
-          <w:tcPr>
-            <w:tcW w:type="dxa" w:w="4706"/>
-          </w:tcPr>
-          <w:p>
-            <w:r>
-              <w:rPr>
-                <w:b w:val="0"/>
-                <w:i w:val="0"/>
-                <w:sz w:val="17"/>
-              </w:rPr>
-              <w:t>Attention! Veillez bien renseigner le deuxième numero du chef de ménage(0.12b).</w:t>
-            </w:r>
-          </w:p>
-        </w:tc>
-      </w:tr>
-      <w:tr>
-        <w:tc>
-          <w:tcPr>
-            <w:tcW w:type="dxa" w:w="964"/>
-          </w:tcPr>
-          <w:p>
-            <w:r>
-              <w:rPr>
-                <w:b/>
-                <w:i w:val="0"/>
-                <w:color w:val="EA580C"/>
-                <w:sz w:val="16"/>
-              </w:rPr>
-              <w:t>Moyenne</w:t>
-            </w:r>
-          </w:p>
-        </w:tc>
-        <w:tc>
-          <w:tcPr>
-            <w:tcW w:type="dxa" w:w="1247"/>
-          </w:tcPr>
-          <w:p>
-            <w:r>
-              <w:rPr>
-                <w:b/>
-                <w:i w:val="0"/>
-                <w:sz w:val="16"/>
-              </w:rPr>
-              <w:t>S01</w:t>
-              <w:br/>
-            </w:r>
-            <w:r>
-              <w:rPr>
-                <w:b w:val="0"/>
-                <w:i w:val="0"/>
-                <w:color w:val="64748B"/>
-                <w:sz w:val="14"/>
-              </w:rPr>
-              <w:t>Démographie</w:t>
-            </w:r>
-          </w:p>
-        </w:tc>
-        <w:tc>
-          <w:tcPr>
-            <w:tcW w:type="dxa" w:w="1531"/>
-          </w:tcPr>
-          <w:p>
-            <w:r>
-              <w:rPr>
-                <w:b/>
-                <w:i w:val="0"/>
-                <w:color w:val="16A34A"/>
-                <w:sz w:val="16"/>
-              </w:rPr>
-              <w:t>—</w:t>
-            </w:r>
-          </w:p>
-        </w:tc>
-        <w:tc>
-          <w:tcPr>
-            <w:tcW w:type="dxa" w:w="1191"/>
-          </w:tcPr>
-          <w:p>
-            <w:r>
-              <w:rPr>
-                <w:b w:val="0"/>
-                <w:i w:val="0"/>
-                <w:color w:val="64748B"/>
-                <w:sz w:val="16"/>
-              </w:rPr>
-              <w:t>GT-CQ</w:t>
-            </w:r>
-          </w:p>
-        </w:tc>
-        <w:tc>
-          <w:tcPr>
-            <w:tcW w:type="dxa" w:w="4706"/>
-          </w:tcPr>
-          <w:p>
-            <w:r>
-              <w:rPr>
-                <w:b w:val="0"/>
-                <w:i w:val="0"/>
-                <w:sz w:val="17"/>
-              </w:rPr>
-              <w:t>Prière de verifier l'information donnée par ABDOUL GOUDOUSSI SOW ou corriger au niveau de la section 1.</w:t>
-            </w:r>
-          </w:p>
-        </w:tc>
-      </w:tr>
-      <w:tr>
-        <w:tc>
-          <w:tcPr>
-            <w:tcW w:type="dxa" w:w="964"/>
-          </w:tcPr>
-          <w:p>
-            <w:r>
-              <w:rPr>
-                <w:b/>
-                <w:i w:val="0"/>
-                <w:color w:val="EA580C"/>
-                <w:sz w:val="16"/>
-              </w:rPr>
-              <w:t>Moyenne</w:t>
-            </w:r>
-          </w:p>
-        </w:tc>
-        <w:tc>
-          <w:tcPr>
-            <w:tcW w:type="dxa" w:w="1247"/>
-          </w:tcPr>
-          <w:p>
-            <w:r>
-              <w:rPr>
-                <w:b/>
-                <w:i w:val="0"/>
-                <w:sz w:val="16"/>
-              </w:rPr>
-              <w:t>S01</w:t>
-              <w:br/>
-            </w:r>
-            <w:r>
-              <w:rPr>
-                <w:b w:val="0"/>
-                <w:i w:val="0"/>
-                <w:color w:val="64748B"/>
-                <w:sz w:val="14"/>
-              </w:rPr>
-              <w:t>Démographie</w:t>
-            </w:r>
-          </w:p>
-        </w:tc>
-        <w:tc>
-          <w:tcPr>
-            <w:tcW w:type="dxa" w:w="1531"/>
-          </w:tcPr>
-          <w:p>
-            <w:r>
-              <w:rPr>
-                <w:b/>
-                <w:i w:val="0"/>
-                <w:color w:val="16A34A"/>
-                <w:sz w:val="16"/>
-              </w:rPr>
-              <w:t>—</w:t>
-            </w:r>
-          </w:p>
-        </w:tc>
-        <w:tc>
-          <w:tcPr>
-            <w:tcW w:type="dxa" w:w="1191"/>
-          </w:tcPr>
-          <w:p>
-            <w:r>
-              <w:rPr>
-                <w:b w:val="0"/>
-                <w:i w:val="0"/>
-                <w:color w:val="64748B"/>
-                <w:sz w:val="16"/>
-              </w:rPr>
-              <w:t>GT-CQ</w:t>
-            </w:r>
-          </w:p>
-        </w:tc>
-        <w:tc>
-          <w:tcPr>
-            <w:tcW w:type="dxa" w:w="4706"/>
-          </w:tcPr>
-          <w:p>
-            <w:r>
-              <w:rPr>
-                <w:b w:val="0"/>
-                <w:i w:val="0"/>
-                <w:sz w:val="17"/>
-              </w:rPr>
-              <w:t>Prière de verifier l'information donnée par ASSIETOU SOW ou corriger au niveau de la section 1.</w:t>
-            </w:r>
-          </w:p>
-        </w:tc>
-      </w:tr>
-      <w:tr>
-        <w:tc>
-          <w:tcPr>
-            <w:tcW w:type="dxa" w:w="964"/>
-          </w:tcPr>
-          <w:p>
-            <w:r>
-              <w:rPr>
-                <w:b/>
-                <w:i w:val="0"/>
-                <w:color w:val="EA580C"/>
-                <w:sz w:val="16"/>
-              </w:rPr>
-              <w:t>Moyenne</w:t>
-            </w:r>
-          </w:p>
-        </w:tc>
-        <w:tc>
-          <w:tcPr>
-            <w:tcW w:type="dxa" w:w="1247"/>
-          </w:tcPr>
-          <w:p>
-            <w:r>
-              <w:rPr>
-                <w:b/>
-                <w:i w:val="0"/>
-                <w:sz w:val="16"/>
-              </w:rPr>
-              <w:t>S01</w:t>
-              <w:br/>
-            </w:r>
-            <w:r>
-              <w:rPr>
-                <w:b w:val="0"/>
-                <w:i w:val="0"/>
-                <w:color w:val="64748B"/>
-                <w:sz w:val="14"/>
-              </w:rPr>
-              <w:t>Démographie</w:t>
-            </w:r>
-          </w:p>
-        </w:tc>
-        <w:tc>
-          <w:tcPr>
-            <w:tcW w:type="dxa" w:w="1531"/>
-          </w:tcPr>
-          <w:p>
-            <w:r>
-              <w:rPr>
-                <w:b/>
-                <w:i w:val="0"/>
-                <w:color w:val="16A34A"/>
-                <w:sz w:val="16"/>
-              </w:rPr>
-              <w:t>s00q27, s01q03a, s01q03b, s01q03c, s01q00b</w:t>
-            </w:r>
-          </w:p>
-        </w:tc>
-        <w:tc>
-          <w:tcPr>
-            <w:tcW w:type="dxa" w:w="1191"/>
-          </w:tcPr>
-          <w:p>
-            <w:r>
-              <w:rPr>
-                <w:b w:val="0"/>
-                <w:i w:val="0"/>
-                <w:color w:val="64748B"/>
-                <w:sz w:val="16"/>
-              </w:rPr>
-              <w:t>GT-CQ</w:t>
-            </w:r>
-          </w:p>
-        </w:tc>
-        <w:tc>
-          <w:tcPr>
-            <w:tcW w:type="dxa" w:w="4706"/>
-          </w:tcPr>
-          <w:p>
-            <w:r>
-              <w:rPr>
-                <w:b w:val="0"/>
-                <w:i w:val="0"/>
-                <w:sz w:val="17"/>
-              </w:rPr>
-              <w:t>Les informations sur l'acte de naissance (ni Jours, ni mois et ni années) de  FATOUMATA BINETA SOW  manquent, s'il vous plait pouvez-vous fournir d'effort pour avoir ces informations.</w:t>
-            </w:r>
-          </w:p>
-        </w:tc>
-      </w:tr>
-      <w:tr>
-        <w:tc>
-          <w:tcPr>
-            <w:tcW w:type="dxa" w:w="964"/>
-          </w:tcPr>
-          <w:p>
-            <w:r>
-              <w:rPr>
-                <w:b/>
-                <w:i w:val="0"/>
-                <w:color w:val="EA580C"/>
-                <w:sz w:val="16"/>
-              </w:rPr>
-              <w:t>Moyenne</w:t>
-            </w:r>
-          </w:p>
-        </w:tc>
-        <w:tc>
-          <w:tcPr>
-            <w:tcW w:type="dxa" w:w="1247"/>
-          </w:tcPr>
-          <w:p>
-            <w:r>
-              <w:rPr>
-                <w:b/>
-                <w:i w:val="0"/>
-                <w:sz w:val="16"/>
-              </w:rPr>
-              <w:t>S01</w:t>
-              <w:br/>
-            </w:r>
-            <w:r>
-              <w:rPr>
-                <w:b w:val="0"/>
-                <w:i w:val="0"/>
-                <w:color w:val="64748B"/>
-                <w:sz w:val="14"/>
-              </w:rPr>
-              <w:t>Démographie</w:t>
-            </w:r>
-          </w:p>
-        </w:tc>
-        <w:tc>
-          <w:tcPr>
-            <w:tcW w:type="dxa" w:w="1531"/>
-          </w:tcPr>
-          <w:p>
-            <w:r>
-              <w:rPr>
-                <w:b/>
-                <w:i w:val="0"/>
-                <w:color w:val="16A34A"/>
-                <w:sz w:val="16"/>
-              </w:rPr>
-              <w:t>s00q27, s01q03a, s01q03b, s01q03c, s01q00b</w:t>
-            </w:r>
-          </w:p>
-        </w:tc>
-        <w:tc>
-          <w:tcPr>
-            <w:tcW w:type="dxa" w:w="1191"/>
-          </w:tcPr>
-          <w:p>
-            <w:r>
-              <w:rPr>
-                <w:b w:val="0"/>
-                <w:i w:val="0"/>
-                <w:color w:val="64748B"/>
-                <w:sz w:val="16"/>
-              </w:rPr>
-              <w:t>GT-CQ</w:t>
-            </w:r>
-          </w:p>
-        </w:tc>
-        <w:tc>
-          <w:tcPr>
-            <w:tcW w:type="dxa" w:w="4706"/>
-          </w:tcPr>
-          <w:p>
-            <w:r>
-              <w:rPr>
-                <w:b w:val="0"/>
-                <w:i w:val="0"/>
-                <w:sz w:val="17"/>
-              </w:rPr>
-              <w:t>Les informations sur l'acte de naissance (ni Jours, ni mois et ni années) de  KADIATOU DIALLO  manquent, s'il vous plait pouvez-vous fournir d'effort pour avoir ces informations.</w:t>
-            </w:r>
-          </w:p>
-        </w:tc>
-      </w:tr>
-      <w:tr>
-        <w:tc>
-          <w:tcPr>
-            <w:tcW w:type="dxa" w:w="964"/>
-          </w:tcPr>
-          <w:p>
-            <w:r>
-              <w:rPr>
-                <w:b/>
-                <w:i w:val="0"/>
-                <w:color w:val="EA580C"/>
-                <w:sz w:val="16"/>
-              </w:rPr>
-              <w:t>Moyenne</w:t>
-            </w:r>
-          </w:p>
-        </w:tc>
-        <w:tc>
-          <w:tcPr>
-            <w:tcW w:type="dxa" w:w="1247"/>
-          </w:tcPr>
-          <w:p>
-            <w:r>
-              <w:rPr>
-                <w:b/>
-                <w:i w:val="0"/>
-                <w:sz w:val="16"/>
-              </w:rPr>
-              <w:t>S01</w:t>
-              <w:br/>
-            </w:r>
-            <w:r>
-              <w:rPr>
-                <w:b w:val="0"/>
-                <w:i w:val="0"/>
-                <w:color w:val="64748B"/>
-                <w:sz w:val="14"/>
-              </w:rPr>
-              <w:t>Démographie</w:t>
-            </w:r>
-          </w:p>
-        </w:tc>
-        <w:tc>
-          <w:tcPr>
-            <w:tcW w:type="dxa" w:w="1531"/>
-          </w:tcPr>
-          <w:p>
-            <w:r>
-              <w:rPr>
-                <w:b/>
-                <w:i w:val="0"/>
-                <w:color w:val="16A34A"/>
-                <w:sz w:val="16"/>
-              </w:rPr>
-              <w:t>s00q27, s01q03a, s01q03b, s01q03c, s01q00b</w:t>
-            </w:r>
-          </w:p>
-        </w:tc>
-        <w:tc>
-          <w:tcPr>
-            <w:tcW w:type="dxa" w:w="1191"/>
-          </w:tcPr>
-          <w:p>
-            <w:r>
-              <w:rPr>
-                <w:b w:val="0"/>
-                <w:i w:val="0"/>
-                <w:color w:val="64748B"/>
-                <w:sz w:val="16"/>
-              </w:rPr>
-              <w:t>GT-CQ</w:t>
-            </w:r>
-          </w:p>
-        </w:tc>
-        <w:tc>
-          <w:tcPr>
-            <w:tcW w:type="dxa" w:w="4706"/>
-          </w:tcPr>
-          <w:p>
-            <w:r>
-              <w:rPr>
-                <w:b w:val="0"/>
-                <w:i w:val="0"/>
-                <w:sz w:val="17"/>
-              </w:rPr>
-              <w:t>Les informations sur l'acte de naissance (ni Jours, ni mois et ni années) de  MAIMOUNA BA  manquent, s'il vous plait pouvez-vous fournir d'effort pour avoir ces informations.</w:t>
-            </w:r>
-          </w:p>
-        </w:tc>
-      </w:tr>
-      <w:tr>
-        <w:tc>
-          <w:tcPr>
-            <w:tcW w:type="dxa" w:w="964"/>
-          </w:tcPr>
-          <w:p>
-            <w:r>
-              <w:rPr>
-                <w:b/>
-                <w:i w:val="0"/>
-                <w:color w:val="EA580C"/>
-                <w:sz w:val="16"/>
-              </w:rPr>
-              <w:t>Moyenne</w:t>
-            </w:r>
-          </w:p>
-        </w:tc>
-        <w:tc>
-          <w:tcPr>
-            <w:tcW w:type="dxa" w:w="1247"/>
-          </w:tcPr>
-          <w:p>
-            <w:r>
-              <w:rPr>
-                <w:b/>
-                <w:i w:val="0"/>
-                <w:sz w:val="16"/>
-              </w:rPr>
-              <w:t>S01</w:t>
-              <w:br/>
-            </w:r>
-            <w:r>
-              <w:rPr>
-                <w:b w:val="0"/>
-                <w:i w:val="0"/>
-                <w:color w:val="64748B"/>
-                <w:sz w:val="14"/>
-              </w:rPr>
-              <w:t>Démographie</w:t>
-            </w:r>
-          </w:p>
-        </w:tc>
-        <w:tc>
-          <w:tcPr>
-            <w:tcW w:type="dxa" w:w="1531"/>
-          </w:tcPr>
-          <w:p>
-            <w:r>
-              <w:rPr>
-                <w:b/>
-                <w:i w:val="0"/>
-                <w:color w:val="16A34A"/>
-                <w:sz w:val="16"/>
-              </w:rPr>
-              <w:t>s00q27, s01q03a, s01q03b, s01q03c, s01q00b</w:t>
-            </w:r>
-          </w:p>
-        </w:tc>
-        <w:tc>
-          <w:tcPr>
-            <w:tcW w:type="dxa" w:w="1191"/>
-          </w:tcPr>
-          <w:p>
-            <w:r>
-              <w:rPr>
-                <w:b w:val="0"/>
-                <w:i w:val="0"/>
-                <w:color w:val="64748B"/>
-                <w:sz w:val="16"/>
-              </w:rPr>
-              <w:t>GT-CQ</w:t>
-            </w:r>
-          </w:p>
-        </w:tc>
-        <w:tc>
-          <w:tcPr>
-            <w:tcW w:type="dxa" w:w="4706"/>
-          </w:tcPr>
-          <w:p>
-            <w:r>
-              <w:rPr>
-                <w:b w:val="0"/>
-                <w:i w:val="0"/>
-                <w:sz w:val="17"/>
-              </w:rPr>
-              <w:t>Les informations sur l'acte de naissance (ni Jours, ni mois et ni années) de  MAMADOU HADY SOW  manquent, s'il vous plait pouvez-vous fournir d'effort pour avoir ces informations.</w:t>
-            </w:r>
-          </w:p>
-        </w:tc>
-      </w:tr>
-      <w:tr>
-        <w:tc>
-          <w:tcPr>
-            <w:tcW w:type="dxa" w:w="964"/>
-          </w:tcPr>
-          <w:p>
-            <w:r>
-              <w:rPr>
-                <w:b/>
-                <w:i w:val="0"/>
-                <w:color w:val="EA580C"/>
-                <w:sz w:val="16"/>
-              </w:rPr>
-              <w:t>Moyenne</w:t>
-            </w:r>
-          </w:p>
-        </w:tc>
-        <w:tc>
-          <w:tcPr>
-            <w:tcW w:type="dxa" w:w="1247"/>
-          </w:tcPr>
-          <w:p>
-            <w:r>
-              <w:rPr>
-                <w:b/>
-                <w:i w:val="0"/>
-                <w:sz w:val="16"/>
-              </w:rPr>
-              <w:t>S01</w:t>
-              <w:br/>
-            </w:r>
-            <w:r>
-              <w:rPr>
-                <w:b w:val="0"/>
-                <w:i w:val="0"/>
-                <w:color w:val="64748B"/>
-                <w:sz w:val="14"/>
-              </w:rPr>
-              <w:t>Démographie</w:t>
-            </w:r>
-          </w:p>
-        </w:tc>
-        <w:tc>
-          <w:tcPr>
-            <w:tcW w:type="dxa" w:w="1531"/>
-          </w:tcPr>
-          <w:p>
-            <w:r>
-              <w:rPr>
-                <w:b/>
-                <w:i w:val="0"/>
-                <w:color w:val="16A34A"/>
-                <w:sz w:val="16"/>
-              </w:rPr>
-              <w:t>s00q27, s01q03a, s01q03b, s01q03c, s01q00b</w:t>
-            </w:r>
-          </w:p>
-        </w:tc>
-        <w:tc>
-          <w:tcPr>
-            <w:tcW w:type="dxa" w:w="1191"/>
-          </w:tcPr>
-          <w:p>
-            <w:r>
-              <w:rPr>
-                <w:b w:val="0"/>
-                <w:i w:val="0"/>
-                <w:color w:val="64748B"/>
-                <w:sz w:val="16"/>
-              </w:rPr>
-              <w:t>GT-CQ</w:t>
-            </w:r>
-          </w:p>
-        </w:tc>
-        <w:tc>
-          <w:tcPr>
-            <w:tcW w:type="dxa" w:w="4706"/>
-          </w:tcPr>
-          <w:p>
-            <w:r>
-              <w:rPr>
-                <w:b w:val="0"/>
-                <w:i w:val="0"/>
-                <w:sz w:val="17"/>
-              </w:rPr>
-              <w:t>Les informations sur l'acte de naissance (ni Jours, ni mois et ni années) de  MARIAMA SADIO SOW  manquent, s'il vous plait pouvez-vous fournir d'effort pour avoir ces informations.</w:t>
-            </w:r>
-          </w:p>
-        </w:tc>
-      </w:tr>
-      <w:tr>
-        <w:tc>
-          <w:tcPr>
-            <w:tcW w:type="dxa" w:w="964"/>
-          </w:tcPr>
-          <w:p>
-            <w:r>
-              <w:rPr>
-                <w:b/>
-                <w:i w:val="0"/>
-                <w:color w:val="EA580C"/>
-                <w:sz w:val="16"/>
-              </w:rPr>
-              <w:t>Moyenne</w:t>
-            </w:r>
-          </w:p>
-        </w:tc>
-        <w:tc>
-          <w:tcPr>
-            <w:tcW w:type="dxa" w:w="1247"/>
-          </w:tcPr>
-          <w:p>
-            <w:r>
-              <w:rPr>
-                <w:b/>
-                <w:i w:val="0"/>
-                <w:sz w:val="16"/>
-              </w:rPr>
-              <w:t>S01</w:t>
-              <w:br/>
-            </w:r>
-            <w:r>
-              <w:rPr>
-                <w:b w:val="0"/>
-                <w:i w:val="0"/>
-                <w:color w:val="64748B"/>
-                <w:sz w:val="14"/>
-              </w:rPr>
-              <w:t>Démographie</w:t>
-            </w:r>
-          </w:p>
-        </w:tc>
-        <w:tc>
-          <w:tcPr>
-            <w:tcW w:type="dxa" w:w="1531"/>
-          </w:tcPr>
-          <w:p>
-            <w:r>
-              <w:rPr>
-                <w:b/>
-                <w:i w:val="0"/>
-                <w:color w:val="16A34A"/>
-                <w:sz w:val="16"/>
-              </w:rPr>
-              <w:t>—</w:t>
-            </w:r>
-          </w:p>
-        </w:tc>
-        <w:tc>
-          <w:tcPr>
-            <w:tcW w:type="dxa" w:w="1191"/>
-          </w:tcPr>
-          <w:p>
-            <w:r>
-              <w:rPr>
-                <w:b w:val="0"/>
-                <w:i w:val="0"/>
-                <w:color w:val="64748B"/>
-                <w:sz w:val="16"/>
-              </w:rPr>
-              <w:t>GT-CQ</w:t>
-            </w:r>
-          </w:p>
-        </w:tc>
-        <w:tc>
-          <w:tcPr>
-            <w:tcW w:type="dxa" w:w="4706"/>
-          </w:tcPr>
-          <w:p>
-            <w:r>
-              <w:rPr>
-                <w:b w:val="0"/>
-                <w:i w:val="0"/>
-                <w:sz w:val="17"/>
-              </w:rPr>
-              <w:t>Prière de verifier l'information donnée par MARIAMA SADIO SOW ou corriger au niveau de la section 1.</w:t>
-            </w:r>
-          </w:p>
-        </w:tc>
-      </w:tr>
-      <w:tr>
-        <w:tc>
-          <w:tcPr>
-            <w:tcW w:type="dxa" w:w="964"/>
-          </w:tcPr>
-          <w:p>
-            <w:r>
-              <w:rPr>
-                <w:b/>
-                <w:i w:val="0"/>
-                <w:color w:val="EA580C"/>
-                <w:sz w:val="16"/>
-              </w:rPr>
-              <w:t>Moyenne</w:t>
-            </w:r>
-          </w:p>
-        </w:tc>
-        <w:tc>
-          <w:tcPr>
-            <w:tcW w:type="dxa" w:w="1247"/>
-          </w:tcPr>
-          <w:p>
-            <w:r>
-              <w:rPr>
-                <w:b/>
-                <w:i w:val="0"/>
-                <w:sz w:val="16"/>
-              </w:rPr>
-              <w:t>S01</w:t>
-              <w:br/>
-            </w:r>
-            <w:r>
-              <w:rPr>
-                <w:b w:val="0"/>
-                <w:i w:val="0"/>
-                <w:color w:val="64748B"/>
-                <w:sz w:val="14"/>
-              </w:rPr>
-              <w:t>Démographie</w:t>
-            </w:r>
-          </w:p>
-        </w:tc>
-        <w:tc>
-          <w:tcPr>
-            <w:tcW w:type="dxa" w:w="1531"/>
-          </w:tcPr>
-          <w:p>
-            <w:r>
-              <w:rPr>
-                <w:b/>
-                <w:i w:val="0"/>
-                <w:color w:val="16A34A"/>
-                <w:sz w:val="16"/>
-              </w:rPr>
-              <w:t>s00q27, s01q03a, s01q03b, s01q03c, s01q00b</w:t>
-            </w:r>
-          </w:p>
-        </w:tc>
-        <w:tc>
-          <w:tcPr>
-            <w:tcW w:type="dxa" w:w="1191"/>
-          </w:tcPr>
-          <w:p>
-            <w:r>
-              <w:rPr>
-                <w:b w:val="0"/>
-                <w:i w:val="0"/>
-                <w:color w:val="64748B"/>
-                <w:sz w:val="16"/>
-              </w:rPr>
-              <w:t>GT-CQ</w:t>
-            </w:r>
-          </w:p>
-        </w:tc>
-        <w:tc>
-          <w:tcPr>
-            <w:tcW w:type="dxa" w:w="4706"/>
-          </w:tcPr>
-          <w:p>
-            <w:r>
-              <w:rPr>
-                <w:b w:val="0"/>
-                <w:i w:val="0"/>
-                <w:sz w:val="17"/>
-              </w:rPr>
-              <w:t>Les informations sur l'acte de naissance (ni Jours, ni mois et ni années) de  OMAR BA  manquent, s'il vous plait pouvez-vous fournir d'effort pour avoir ces informations.</w:t>
-            </w:r>
-          </w:p>
-        </w:tc>
-      </w:tr>
-      <w:tr>
-        <w:tc>
-          <w:tcPr>
-            <w:tcW w:type="dxa" w:w="964"/>
-          </w:tcPr>
-          <w:p>
-            <w:r>
-              <w:rPr>
-                <w:b/>
-                <w:i w:val="0"/>
-                <w:color w:val="EA580C"/>
-                <w:sz w:val="16"/>
-              </w:rPr>
-              <w:t>Moyenne</w:t>
-            </w:r>
-          </w:p>
-        </w:tc>
-        <w:tc>
-          <w:tcPr>
-            <w:tcW w:type="dxa" w:w="1247"/>
-          </w:tcPr>
-          <w:p>
-            <w:r>
-              <w:rPr>
-                <w:b/>
-                <w:i w:val="0"/>
-                <w:sz w:val="16"/>
-              </w:rPr>
-              <w:t>S01</w:t>
-              <w:br/>
-            </w:r>
-            <w:r>
-              <w:rPr>
-                <w:b w:val="0"/>
-                <w:i w:val="0"/>
-                <w:color w:val="64748B"/>
-                <w:sz w:val="14"/>
-              </w:rPr>
-              <w:t>Démographie</w:t>
-            </w:r>
-          </w:p>
-        </w:tc>
-        <w:tc>
-          <w:tcPr>
-            <w:tcW w:type="dxa" w:w="1531"/>
-          </w:tcPr>
-          <w:p>
-            <w:r>
-              <w:rPr>
-                <w:b/>
-                <w:i w:val="0"/>
-                <w:color w:val="16A34A"/>
-                <w:sz w:val="16"/>
-              </w:rPr>
-              <w:t>s00q27, s01q03a, s01q03b, s01q03c, s01q00b</w:t>
-            </w:r>
-          </w:p>
-        </w:tc>
-        <w:tc>
-          <w:tcPr>
-            <w:tcW w:type="dxa" w:w="1191"/>
-          </w:tcPr>
-          <w:p>
-            <w:r>
-              <w:rPr>
-                <w:b w:val="0"/>
-                <w:i w:val="0"/>
-                <w:color w:val="64748B"/>
-                <w:sz w:val="16"/>
-              </w:rPr>
-              <w:t>GT-CQ</w:t>
-            </w:r>
-          </w:p>
-        </w:tc>
-        <w:tc>
-          <w:tcPr>
-            <w:tcW w:type="dxa" w:w="4706"/>
-          </w:tcPr>
-          <w:p>
-            <w:r>
-              <w:rPr>
-                <w:b w:val="0"/>
-                <w:i w:val="0"/>
-                <w:sz w:val="17"/>
-              </w:rPr>
-              <w:t>Les informations sur l'acte de naissance (ni Jours, ni mois et ni années) de  OUSSEYNATOU SOW  manquent, s'il vous plait pouvez-vous fournir d'effort pour avoir ces informations.</w:t>
-            </w:r>
-          </w:p>
-        </w:tc>
-      </w:tr>
-      <w:tr>
-        <w:tc>
-          <w:tcPr>
-            <w:tcW w:type="dxa" w:w="964"/>
-          </w:tcPr>
-          <w:p>
-            <w:r>
-              <w:rPr>
-                <w:b/>
-                <w:i w:val="0"/>
-                <w:color w:val="EA580C"/>
-                <w:sz w:val="16"/>
-              </w:rPr>
-              <w:t>Moyenne</w:t>
-            </w:r>
-          </w:p>
-        </w:tc>
-        <w:tc>
-          <w:tcPr>
-            <w:tcW w:type="dxa" w:w="1247"/>
-          </w:tcPr>
-          <w:p>
-            <w:r>
-              <w:rPr>
-                <w:b/>
-                <w:i w:val="0"/>
-                <w:sz w:val="16"/>
-              </w:rPr>
-              <w:t>S01</w:t>
-              <w:br/>
-            </w:r>
-            <w:r>
-              <w:rPr>
-                <w:b w:val="0"/>
-                <w:i w:val="0"/>
-                <w:color w:val="64748B"/>
-                <w:sz w:val="14"/>
-              </w:rPr>
-              <w:t>Démographie</w:t>
-            </w:r>
-          </w:p>
-        </w:tc>
-        <w:tc>
-          <w:tcPr>
-            <w:tcW w:type="dxa" w:w="1531"/>
-          </w:tcPr>
-          <w:p>
-            <w:r>
-              <w:rPr>
-                <w:b/>
-                <w:i w:val="0"/>
-                <w:color w:val="16A34A"/>
-                <w:sz w:val="16"/>
-              </w:rPr>
-              <w:t>—</w:t>
-            </w:r>
-          </w:p>
-        </w:tc>
-        <w:tc>
-          <w:tcPr>
-            <w:tcW w:type="dxa" w:w="1191"/>
-          </w:tcPr>
-          <w:p>
-            <w:r>
-              <w:rPr>
-                <w:b w:val="0"/>
-                <w:i w:val="0"/>
-                <w:color w:val="64748B"/>
-                <w:sz w:val="16"/>
-              </w:rPr>
-              <w:t>GT-CQ</w:t>
-            </w:r>
-          </w:p>
-        </w:tc>
-        <w:tc>
-          <w:tcPr>
-            <w:tcW w:type="dxa" w:w="4706"/>
-          </w:tcPr>
-          <w:p>
-            <w:r>
-              <w:rPr>
-                <w:b w:val="0"/>
-                <w:i w:val="0"/>
-                <w:sz w:val="17"/>
-              </w:rPr>
-              <w:t>Prière de verifier l'information donnée par OUSSEYNATOU SOW ou corriger au niveau de la section 1.</w:t>
-            </w:r>
-          </w:p>
-        </w:tc>
-      </w:tr>
-      <w:tr>
-        <w:tc>
-          <w:tcPr>
-            <w:tcW w:type="dxa" w:w="964"/>
-          </w:tcPr>
-          <w:p>
-            <w:r>
-              <w:rPr>
-                <w:b/>
-                <w:i w:val="0"/>
-                <w:color w:val="EA580C"/>
-                <w:sz w:val="16"/>
-              </w:rPr>
-              <w:t>Moyenne</w:t>
-            </w:r>
-          </w:p>
-        </w:tc>
-        <w:tc>
-          <w:tcPr>
-            <w:tcW w:type="dxa" w:w="1247"/>
-          </w:tcPr>
-          <w:p>
-            <w:r>
-              <w:rPr>
-                <w:b/>
-                <w:i w:val="0"/>
-                <w:sz w:val="16"/>
-              </w:rPr>
-              <w:t>S02</w:t>
-              <w:br/>
-            </w:r>
-            <w:r>
-              <w:rPr>
-                <w:b w:val="0"/>
-                <w:i w:val="0"/>
-                <w:color w:val="64748B"/>
-                <w:sz w:val="14"/>
-              </w:rPr>
-              <w:t>Éducation</w:t>
-            </w:r>
-          </w:p>
-        </w:tc>
-        <w:tc>
-          <w:tcPr>
-            <w:tcW w:type="dxa" w:w="1531"/>
-          </w:tcPr>
-          <w:p>
-            <w:r>
-              <w:rPr>
-                <w:b/>
-                <w:i w:val="0"/>
-                <w:color w:val="16A34A"/>
-                <w:sz w:val="16"/>
-              </w:rPr>
-              <w:t>—</w:t>
-            </w:r>
-          </w:p>
-        </w:tc>
-        <w:tc>
-          <w:tcPr>
-            <w:tcW w:type="dxa" w:w="1191"/>
-          </w:tcPr>
-          <w:p>
-            <w:r>
-              <w:rPr>
-                <w:b w:val="0"/>
-                <w:i w:val="0"/>
-                <w:color w:val="64748B"/>
-                <w:sz w:val="16"/>
-              </w:rPr>
-              <w:t>GT-CQ</w:t>
-            </w:r>
-          </w:p>
-        </w:tc>
-        <w:tc>
-          <w:tcPr>
-            <w:tcW w:type="dxa" w:w="4706"/>
-          </w:tcPr>
-          <w:p>
-            <w:r>
-              <w:rPr>
-                <w:b w:val="0"/>
-                <w:i w:val="0"/>
-                <w:sz w:val="17"/>
-              </w:rPr>
-              <w:t>veuillez, s'il vous plait, confirmer les frais de scolarité ( 2000 FCFA) payée de OUSSEYNATOU SOW avec le QG ou apporter les corrections nécessaires.</w:t>
-            </w:r>
-          </w:p>
-        </w:tc>
-      </w:tr>
-      <w:tr>
-        <w:tc>
-          <w:tcPr>
-            <w:tcW w:type="dxa" w:w="964"/>
-          </w:tcPr>
-          <w:p>
-            <w:r>
-              <w:rPr>
-                <w:b/>
-                <w:i w:val="0"/>
-                <w:color w:val="EA580C"/>
-                <w:sz w:val="16"/>
-              </w:rPr>
-              <w:t>Moyenne</w:t>
-            </w:r>
-          </w:p>
-        </w:tc>
-        <w:tc>
-          <w:tcPr>
-            <w:tcW w:type="dxa" w:w="1247"/>
-          </w:tcPr>
-          <w:p>
-            <w:r>
-              <w:rPr>
-                <w:b/>
-                <w:i w:val="0"/>
-                <w:sz w:val="16"/>
-              </w:rPr>
-              <w:t>S02</w:t>
-              <w:br/>
-            </w:r>
-            <w:r>
-              <w:rPr>
-                <w:b w:val="0"/>
-                <w:i w:val="0"/>
-                <w:color w:val="64748B"/>
-                <w:sz w:val="14"/>
-              </w:rPr>
-              <w:t>Éducation</w:t>
-            </w:r>
-          </w:p>
-        </w:tc>
-        <w:tc>
-          <w:tcPr>
-            <w:tcW w:type="dxa" w:w="1531"/>
-          </w:tcPr>
-          <w:p>
-            <w:r>
-              <w:rPr>
-                <w:b/>
-                <w:i w:val="0"/>
-                <w:color w:val="16A34A"/>
-                <w:sz w:val="16"/>
-              </w:rPr>
-              <w:t>s01q63, s00q04, s02q25, s01q00b, s02q17_2, s02q15_2</w:t>
-            </w:r>
-          </w:p>
-        </w:tc>
-        <w:tc>
-          <w:tcPr>
-            <w:tcW w:type="dxa" w:w="1191"/>
-          </w:tcPr>
-          <w:p>
-            <w:r>
-              <w:rPr>
-                <w:b w:val="0"/>
-                <w:i w:val="0"/>
-                <w:color w:val="64748B"/>
-                <w:sz w:val="16"/>
-              </w:rPr>
-              <w:t>GT-CQ</w:t>
-            </w:r>
-          </w:p>
-        </w:tc>
-        <w:tc>
-          <w:tcPr>
-            <w:tcW w:type="dxa" w:w="4706"/>
-          </w:tcPr>
-          <w:p>
-            <w:r>
-              <w:rPr>
-                <w:b w:val="0"/>
-                <w:i w:val="0"/>
-                <w:sz w:val="17"/>
-              </w:rPr>
-              <w:t>Dans les milieux urbains c'est peu probable de voir une école dont les élèves ou étudiants ne dépensent pas en frais d'uniformes, prière de verifier pour OUSSEYNATOU SOW qui fréquente 3ème année de Primaire et corriger ou confirmer avec le QG.</w:t>
-            </w:r>
-          </w:p>
-        </w:tc>
-      </w:tr>
-      <w:tr>
-        <w:tc>
-          <w:tcPr>
-            <w:tcW w:type="dxa" w:w="964"/>
-          </w:tcPr>
-          <w:p>
-            <w:r>
-              <w:rPr>
-                <w:b/>
-                <w:i w:val="0"/>
-                <w:color w:val="EA580C"/>
-                <w:sz w:val="16"/>
-              </w:rPr>
-              <w:t>Moyenne</w:t>
-            </w:r>
-          </w:p>
-        </w:tc>
-        <w:tc>
-          <w:tcPr>
-            <w:tcW w:type="dxa" w:w="1247"/>
-          </w:tcPr>
-          <w:p>
-            <w:r>
-              <w:rPr>
-                <w:b/>
-                <w:i w:val="0"/>
-                <w:sz w:val="16"/>
-              </w:rPr>
-              <w:t>S02</w:t>
-              <w:br/>
-            </w:r>
-            <w:r>
-              <w:rPr>
-                <w:b w:val="0"/>
-                <w:i w:val="0"/>
-                <w:color w:val="64748B"/>
-                <w:sz w:val="14"/>
-              </w:rPr>
-              <w:t>Éducation</w:t>
-            </w:r>
-          </w:p>
-        </w:tc>
-        <w:tc>
-          <w:tcPr>
-            <w:tcW w:type="dxa" w:w="1531"/>
-          </w:tcPr>
-          <w:p>
-            <w:r>
-              <w:rPr>
-                <w:b/>
-                <w:i w:val="0"/>
-                <w:color w:val="16A34A"/>
-                <w:sz w:val="16"/>
-              </w:rPr>
-              <w:t>—</w:t>
-            </w:r>
-          </w:p>
-        </w:tc>
-        <w:tc>
-          <w:tcPr>
-            <w:tcW w:type="dxa" w:w="1191"/>
-          </w:tcPr>
-          <w:p>
-            <w:r>
-              <w:rPr>
-                <w:b w:val="0"/>
-                <w:i w:val="0"/>
-                <w:color w:val="64748B"/>
-                <w:sz w:val="16"/>
-              </w:rPr>
-              <w:t>GT-CQ</w:t>
-            </w:r>
-          </w:p>
-        </w:tc>
-        <w:tc>
-          <w:tcPr>
-            <w:tcW w:type="dxa" w:w="4706"/>
-          </w:tcPr>
-          <w:p>
-            <w:r>
-              <w:rPr>
-                <w:b w:val="0"/>
-                <w:i w:val="0"/>
-                <w:sz w:val="17"/>
-              </w:rPr>
-              <w:t>veuillez, s'il vous plait, confirmer les frais de scolarité ( 3500 FCFA) payée de AISSATOU DALANDA SOW avec le QG ou apporter les corrections nécessaires.</w:t>
-            </w:r>
-          </w:p>
-        </w:tc>
-      </w:tr>
-      <w:tr>
-        <w:tc>
-          <w:tcPr>
-            <w:tcW w:type="dxa" w:w="964"/>
-          </w:tcPr>
-          <w:p>
-            <w:r>
-              <w:rPr>
-                <w:b/>
-                <w:i w:val="0"/>
-                <w:color w:val="EA580C"/>
-                <w:sz w:val="16"/>
-              </w:rPr>
-              <w:t>Moyenne</w:t>
-            </w:r>
-          </w:p>
-        </w:tc>
-        <w:tc>
-          <w:tcPr>
-            <w:tcW w:type="dxa" w:w="1247"/>
-          </w:tcPr>
-          <w:p>
-            <w:r>
-              <w:rPr>
-                <w:b/>
-                <w:i w:val="0"/>
-                <w:sz w:val="16"/>
-              </w:rPr>
-              <w:t>S02</w:t>
-              <w:br/>
-            </w:r>
-            <w:r>
-              <w:rPr>
-                <w:b w:val="0"/>
-                <w:i w:val="0"/>
-                <w:color w:val="64748B"/>
-                <w:sz w:val="14"/>
-              </w:rPr>
-              <w:t>Éducation</w:t>
-            </w:r>
-          </w:p>
-        </w:tc>
-        <w:tc>
-          <w:tcPr>
-            <w:tcW w:type="dxa" w:w="1531"/>
-          </w:tcPr>
-          <w:p>
-            <w:r>
-              <w:rPr>
-                <w:b/>
-                <w:i w:val="0"/>
-                <w:color w:val="16A34A"/>
-                <w:sz w:val="16"/>
-              </w:rPr>
-              <w:t>s01q63, s00q04, s02q25, s01q00b, s02q17_2, s02q15_2</w:t>
-            </w:r>
-          </w:p>
-        </w:tc>
-        <w:tc>
-          <w:tcPr>
-            <w:tcW w:type="dxa" w:w="1191"/>
-          </w:tcPr>
-          <w:p>
-            <w:r>
-              <w:rPr>
-                <w:b w:val="0"/>
-                <w:i w:val="0"/>
-                <w:color w:val="64748B"/>
-                <w:sz w:val="16"/>
-              </w:rPr>
-              <w:t>GT-CQ</w:t>
-            </w:r>
-          </w:p>
-        </w:tc>
-        <w:tc>
-          <w:tcPr>
-            <w:tcW w:type="dxa" w:w="4706"/>
-          </w:tcPr>
-          <w:p>
-            <w:r>
-              <w:rPr>
-                <w:b w:val="0"/>
-                <w:i w:val="0"/>
-                <w:sz w:val="17"/>
-              </w:rPr>
-              <w:t>Dans les milieux urbains c'est peu probable de voir une école dont les élèves ou étudiants ne dépensent pas en frais d'uniformes, prière de verifier pour AISSATOU DALANDA SOW qui fréquente 3ème année de Primaire et corriger ou confirmer avec le QG.</w:t>
-            </w:r>
-          </w:p>
-        </w:tc>
-      </w:tr>
-      <w:tr>
-        <w:tc>
-          <w:tcPr>
-            <w:tcW w:type="dxa" w:w="964"/>
-          </w:tcPr>
-          <w:p>
-            <w:r>
-              <w:rPr>
-                <w:b/>
-                <w:i w:val="0"/>
-                <w:color w:val="EA580C"/>
-                <w:sz w:val="16"/>
-              </w:rPr>
-              <w:t>Moyenne</w:t>
-            </w:r>
-          </w:p>
-        </w:tc>
-        <w:tc>
-          <w:tcPr>
-            <w:tcW w:type="dxa" w:w="1247"/>
-          </w:tcPr>
-          <w:p>
-            <w:r>
-              <w:rPr>
-                <w:b/>
-                <w:i w:val="0"/>
-                <w:sz w:val="16"/>
-              </w:rPr>
-              <w:t>S02</w:t>
-              <w:br/>
-            </w:r>
-            <w:r>
-              <w:rPr>
-                <w:b w:val="0"/>
-                <w:i w:val="0"/>
-                <w:color w:val="64748B"/>
-                <w:sz w:val="14"/>
-              </w:rPr>
-              <w:t>Éducation</w:t>
-            </w:r>
-          </w:p>
-        </w:tc>
-        <w:tc>
-          <w:tcPr>
-            <w:tcW w:type="dxa" w:w="1531"/>
-          </w:tcPr>
-          <w:p>
-            <w:r>
-              <w:rPr>
-                <w:b/>
-                <w:i w:val="0"/>
-                <w:color w:val="16A34A"/>
-                <w:sz w:val="16"/>
-              </w:rPr>
-              <w:t>—</w:t>
-            </w:r>
-          </w:p>
-        </w:tc>
-        <w:tc>
-          <w:tcPr>
-            <w:tcW w:type="dxa" w:w="1191"/>
-          </w:tcPr>
-          <w:p>
-            <w:r>
-              <w:rPr>
-                <w:b w:val="0"/>
-                <w:i w:val="0"/>
-                <w:color w:val="64748B"/>
-                <w:sz w:val="16"/>
-              </w:rPr>
-              <w:t>GT-CQ</w:t>
-            </w:r>
-          </w:p>
-        </w:tc>
-        <w:tc>
-          <w:tcPr>
-            <w:tcW w:type="dxa" w:w="4706"/>
-          </w:tcPr>
-          <w:p>
-            <w:r>
-              <w:rPr>
-                <w:b w:val="0"/>
-                <w:i w:val="0"/>
-                <w:sz w:val="17"/>
-              </w:rPr>
-              <w:t>Attention ! Le frais de scolarité (3500 Fcfa) de AISSATOU DALANDA SOW en 3ème année de Primaire est relativement élevé par rapport aux autres frais de scolarités observés dans cette zone.</w:t>
-            </w:r>
-          </w:p>
-        </w:tc>
-      </w:tr>
-      <w:tr>
-        <w:tc>
-          <w:tcPr>
-            <w:tcW w:type="dxa" w:w="964"/>
-          </w:tcPr>
-          <w:p>
-            <w:r>
-              <w:rPr>
-                <w:b/>
-                <w:i w:val="0"/>
-                <w:color w:val="EA580C"/>
-                <w:sz w:val="16"/>
-              </w:rPr>
-              <w:t>Moyenne</w:t>
-            </w:r>
-          </w:p>
-        </w:tc>
-        <w:tc>
-          <w:tcPr>
-            <w:tcW w:type="dxa" w:w="1247"/>
-          </w:tcPr>
-          <w:p>
-            <w:r>
-              <w:rPr>
-                <w:b/>
-                <w:i w:val="0"/>
-                <w:sz w:val="16"/>
-              </w:rPr>
-              <w:t>S02</w:t>
-              <w:br/>
-            </w:r>
-            <w:r>
-              <w:rPr>
-                <w:b w:val="0"/>
-                <w:i w:val="0"/>
-                <w:color w:val="64748B"/>
-                <w:sz w:val="14"/>
-              </w:rPr>
-              <w:t>Éducation</w:t>
-            </w:r>
-          </w:p>
-        </w:tc>
-        <w:tc>
-          <w:tcPr>
-            <w:tcW w:type="dxa" w:w="1531"/>
-          </w:tcPr>
-          <w:p>
-            <w:r>
-              <w:rPr>
-                <w:b/>
-                <w:i w:val="0"/>
-                <w:color w:val="16A34A"/>
-                <w:sz w:val="16"/>
-              </w:rPr>
-              <w:t>—</w:t>
-            </w:r>
-          </w:p>
-        </w:tc>
-        <w:tc>
-          <w:tcPr>
-            <w:tcW w:type="dxa" w:w="1191"/>
-          </w:tcPr>
-          <w:p>
-            <w:r>
-              <w:rPr>
-                <w:b w:val="0"/>
-                <w:i w:val="0"/>
-                <w:color w:val="64748B"/>
-                <w:sz w:val="16"/>
-              </w:rPr>
-              <w:t>GT-CQ</w:t>
-            </w:r>
-          </w:p>
-        </w:tc>
-        <w:tc>
-          <w:tcPr>
-            <w:tcW w:type="dxa" w:w="4706"/>
-          </w:tcPr>
-          <w:p>
-            <w:r>
-              <w:rPr>
-                <w:b w:val="0"/>
-                <w:i w:val="0"/>
-                <w:sz w:val="17"/>
-              </w:rPr>
-              <w:t>Prière de corriger ou de confirmer avec le QG.</w:t>
-            </w:r>
-          </w:p>
-        </w:tc>
-      </w:tr>
-      <w:tr>
-        <w:tc>
-          <w:tcPr>
-            <w:tcW w:type="dxa" w:w="964"/>
-          </w:tcPr>
-          <w:p>
-            <w:r>
-              <w:rPr>
-                <w:b/>
-                <w:i w:val="0"/>
-                <w:color w:val="EA580C"/>
-                <w:sz w:val="16"/>
-              </w:rPr>
-              <w:t>Moyenne</w:t>
-            </w:r>
-          </w:p>
-        </w:tc>
-        <w:tc>
-          <w:tcPr>
-            <w:tcW w:type="dxa" w:w="1247"/>
-          </w:tcPr>
-          <w:p>
-            <w:r>
-              <w:rPr>
-                <w:b/>
-                <w:i w:val="0"/>
-                <w:sz w:val="16"/>
-              </w:rPr>
-              <w:t>S02</w:t>
-              <w:br/>
-            </w:r>
-            <w:r>
-              <w:rPr>
-                <w:b w:val="0"/>
-                <w:i w:val="0"/>
-                <w:color w:val="64748B"/>
-                <w:sz w:val="14"/>
-              </w:rPr>
-              <w:t>Éducation</w:t>
-            </w:r>
-          </w:p>
-        </w:tc>
-        <w:tc>
-          <w:tcPr>
-            <w:tcW w:type="dxa" w:w="1531"/>
-          </w:tcPr>
-          <w:p>
-            <w:r>
-              <w:rPr>
-                <w:b/>
-                <w:i w:val="0"/>
-                <w:color w:val="16A34A"/>
-                <w:sz w:val="16"/>
-              </w:rPr>
-              <w:t>s01q63, s00q04, s02q25, s01q00b, s02q17_2, s02q15_2</w:t>
-            </w:r>
-          </w:p>
-        </w:tc>
-        <w:tc>
-          <w:tcPr>
-            <w:tcW w:type="dxa" w:w="1191"/>
-          </w:tcPr>
-          <w:p>
-            <w:r>
-              <w:rPr>
-                <w:b w:val="0"/>
-                <w:i w:val="0"/>
-                <w:color w:val="64748B"/>
-                <w:sz w:val="16"/>
-              </w:rPr>
-              <w:t>GT-CQ</w:t>
-            </w:r>
-          </w:p>
-        </w:tc>
-        <w:tc>
-          <w:tcPr>
-            <w:tcW w:type="dxa" w:w="4706"/>
-          </w:tcPr>
-          <w:p>
-            <w:r>
-              <w:rPr>
-                <w:b w:val="0"/>
-                <w:i w:val="0"/>
-                <w:sz w:val="17"/>
-              </w:rPr>
-              <w:t>Dans les milieux urbains c'est peu probable de voir une école dont les élèves ou étudiants ne dépensent pas en frais d'uniformes, prière de verifier pour MARIAMA SADIO SOW qui fréquente 1ére année de Primaire et corriger ou confirmer avec le QG.</w:t>
-            </w:r>
-          </w:p>
-        </w:tc>
-      </w:tr>
-      <w:tr>
-        <w:tc>
-          <w:tcPr>
-            <w:tcW w:type="dxa" w:w="964"/>
-          </w:tcPr>
-          <w:p>
-            <w:r>
-              <w:rPr>
-                <w:b/>
-                <w:i w:val="0"/>
-                <w:color w:val="EA580C"/>
-                <w:sz w:val="16"/>
-              </w:rPr>
-              <w:t>Moyenne</w:t>
-            </w:r>
-          </w:p>
-        </w:tc>
-        <w:tc>
-          <w:tcPr>
-            <w:tcW w:type="dxa" w:w="1247"/>
-          </w:tcPr>
-          <w:p>
-            <w:r>
-              <w:rPr>
-                <w:b/>
-                <w:i w:val="0"/>
-                <w:sz w:val="16"/>
-              </w:rPr>
-              <w:t>S03</w:t>
-              <w:br/>
-            </w:r>
-            <w:r>
-              <w:rPr>
-                <w:b w:val="0"/>
-                <w:i w:val="0"/>
-                <w:color w:val="64748B"/>
-                <w:sz w:val="14"/>
-              </w:rPr>
-              <w:t>Santé</w:t>
-            </w:r>
-          </w:p>
-        </w:tc>
-        <w:tc>
-          <w:tcPr>
-            <w:tcW w:type="dxa" w:w="1531"/>
-          </w:tcPr>
-          <w:p>
-            <w:r>
-              <w:rPr>
-                <w:b/>
-                <w:i w:val="0"/>
-                <w:color w:val="16A34A"/>
-                <w:sz w:val="16"/>
-              </w:rPr>
-              <w:t>s01q41a, s02q20, s02q22, s03q07, s03q02, s01q00b, s03q02_autre</w:t>
-            </w:r>
-          </w:p>
-        </w:tc>
-        <w:tc>
-          <w:tcPr>
-            <w:tcW w:type="dxa" w:w="1191"/>
-          </w:tcPr>
-          <w:p>
-            <w:r>
-              <w:rPr>
-                <w:b w:val="0"/>
-                <w:i w:val="0"/>
-                <w:color w:val="64748B"/>
-                <w:sz w:val="16"/>
-              </w:rPr>
-              <w:t>GT-CQ</w:t>
-            </w:r>
-          </w:p>
-        </w:tc>
-        <w:tc>
-          <w:tcPr>
-            <w:tcW w:type="dxa" w:w="4706"/>
-          </w:tcPr>
-          <w:p>
-            <w:r>
-              <w:rPr>
-                <w:b w:val="0"/>
-                <w:i w:val="0"/>
-                <w:sz w:val="17"/>
-              </w:rPr>
-              <w:t>Le principal problème de santé que OUSSEYNATOU SOW a eu est MAUX DE VENTRE, prière de prendre attache avec le QG pour plus d'explication afin de le classer bien.</w:t>
-            </w:r>
-          </w:p>
-        </w:tc>
-      </w:tr>
-      <w:tr>
-        <w:tc>
-          <w:tcPr>
-            <w:tcW w:type="dxa" w:w="964"/>
-          </w:tcPr>
-          <w:p>
-            <w:r>
-              <w:rPr>
-                <w:b/>
-                <w:i w:val="0"/>
-                <w:color w:val="EA580C"/>
-                <w:sz w:val="16"/>
-              </w:rPr>
-              <w:t>Moyenne</w:t>
-            </w:r>
-          </w:p>
-        </w:tc>
-        <w:tc>
-          <w:tcPr>
-            <w:tcW w:type="dxa" w:w="1247"/>
-          </w:tcPr>
-          <w:p>
-            <w:r>
-              <w:rPr>
-                <w:b/>
-                <w:i w:val="0"/>
-                <w:sz w:val="16"/>
-              </w:rPr>
-              <w:t>S04</w:t>
-              <w:br/>
-            </w:r>
-            <w:r>
-              <w:rPr>
-                <w:b w:val="0"/>
-                <w:i w:val="0"/>
-                <w:color w:val="64748B"/>
-                <w:sz w:val="14"/>
-              </w:rPr>
-              <w:t>Emploi</w:t>
-            </w:r>
-          </w:p>
-        </w:tc>
-        <w:tc>
-          <w:tcPr>
-            <w:tcW w:type="dxa" w:w="1531"/>
-          </w:tcPr>
-          <w:p>
-            <w:r>
-              <w:rPr>
-                <w:b/>
-                <w:i w:val="0"/>
-                <w:color w:val="16A34A"/>
-                <w:sz w:val="16"/>
-              </w:rPr>
-              <w:t>s01q35, s01q36, s01q37, s02q04, s02q15, s03q13, s03q14, s03q15</w:t>
-            </w:r>
-          </w:p>
-        </w:tc>
-        <w:tc>
-          <w:tcPr>
-            <w:tcW w:type="dxa" w:w="1191"/>
-          </w:tcPr>
-          <w:p>
-            <w:r>
-              <w:rPr>
-                <w:b w:val="0"/>
-                <w:i w:val="0"/>
-                <w:color w:val="64748B"/>
-                <w:sz w:val="16"/>
-              </w:rPr>
-              <w:t>GT-CQ</w:t>
-            </w:r>
-          </w:p>
-        </w:tc>
-        <w:tc>
-          <w:tcPr>
-            <w:tcW w:type="dxa" w:w="4706"/>
-          </w:tcPr>
-          <w:p>
-            <w:r>
-              <w:rPr>
-                <w:b w:val="0"/>
-                <w:i w:val="0"/>
-                <w:sz w:val="17"/>
-              </w:rPr>
-              <w:t>Nombre de mois exercé  (3 mois) par KADIATOU DIALLO dans l'emploi au cours des 12 derniers mois semble faible, veuillez corriger s'il vous plait ou comfirmer avec le QG.</w:t>
-            </w:r>
-          </w:p>
-        </w:tc>
-      </w:tr>
-      <w:tr>
-        <w:tc>
-          <w:tcPr>
-            <w:tcW w:type="dxa" w:w="964"/>
-          </w:tcPr>
-          <w:p>
-            <w:r>
-              <w:rPr>
-                <w:b/>
-                <w:i w:val="0"/>
-                <w:color w:val="EA580C"/>
-                <w:sz w:val="16"/>
-              </w:rPr>
-              <w:t>Moyenne</w:t>
-            </w:r>
-          </w:p>
-        </w:tc>
-        <w:tc>
-          <w:tcPr>
-            <w:tcW w:type="dxa" w:w="1247"/>
-          </w:tcPr>
-          <w:p>
-            <w:r>
-              <w:rPr>
-                <w:b/>
-                <w:i w:val="0"/>
-                <w:sz w:val="16"/>
-              </w:rPr>
-              <w:t>S04</w:t>
-              <w:br/>
-            </w:r>
-            <w:r>
-              <w:rPr>
-                <w:b w:val="0"/>
-                <w:i w:val="0"/>
-                <w:color w:val="64748B"/>
-                <w:sz w:val="14"/>
-              </w:rPr>
-              <w:t>Emploi</w:t>
-            </w:r>
-          </w:p>
-        </w:tc>
-        <w:tc>
-          <w:tcPr>
-            <w:tcW w:type="dxa" w:w="1531"/>
-          </w:tcPr>
-          <w:p>
-            <w:r>
-              <w:rPr>
-                <w:b/>
-                <w:i w:val="0"/>
-                <w:color w:val="16A34A"/>
-                <w:sz w:val="16"/>
-              </w:rPr>
-              <w:t>—</w:t>
-            </w:r>
-          </w:p>
-        </w:tc>
-        <w:tc>
-          <w:tcPr>
-            <w:tcW w:type="dxa" w:w="1191"/>
-          </w:tcPr>
-          <w:p>
-            <w:r>
-              <w:rPr>
-                <w:b w:val="0"/>
-                <w:i w:val="0"/>
-                <w:color w:val="64748B"/>
-                <w:sz w:val="16"/>
-              </w:rPr>
-              <w:t>GT-CQ</w:t>
-            </w:r>
-          </w:p>
-        </w:tc>
-        <w:tc>
-          <w:tcPr>
-            <w:tcW w:type="dxa" w:w="4706"/>
-          </w:tcPr>
-          <w:p>
-            <w:r>
-              <w:rPr>
-                <w:b w:val="0"/>
-                <w:i w:val="0"/>
-                <w:sz w:val="17"/>
-              </w:rPr>
-              <w:t>Attention ! Le nombre de jours (10 jours) que KADIATOU DIALLO a travaillés par mois semble être inférieur à 15.</w:t>
-            </w:r>
-          </w:p>
-        </w:tc>
-      </w:tr>
-      <w:tr>
-        <w:tc>
-          <w:tcPr>
-            <w:tcW w:type="dxa" w:w="964"/>
-          </w:tcPr>
-          <w:p>
-            <w:r>
-              <w:rPr>
-                <w:b/>
-                <w:i w:val="0"/>
-                <w:color w:val="EA580C"/>
-                <w:sz w:val="16"/>
-              </w:rPr>
-              <w:t>Moyenne</w:t>
-            </w:r>
-          </w:p>
-        </w:tc>
-        <w:tc>
-          <w:tcPr>
-            <w:tcW w:type="dxa" w:w="1247"/>
-          </w:tcPr>
-          <w:p>
-            <w:r>
-              <w:rPr>
-                <w:b/>
-                <w:i w:val="0"/>
-                <w:sz w:val="16"/>
-              </w:rPr>
-              <w:t>S04</w:t>
-              <w:br/>
-            </w:r>
-            <w:r>
-              <w:rPr>
-                <w:b w:val="0"/>
-                <w:i w:val="0"/>
-                <w:color w:val="64748B"/>
-                <w:sz w:val="14"/>
-              </w:rPr>
-              <w:t>Emploi</w:t>
-            </w:r>
-          </w:p>
-        </w:tc>
-        <w:tc>
-          <w:tcPr>
-            <w:tcW w:type="dxa" w:w="1531"/>
-          </w:tcPr>
-          <w:p>
-            <w:r>
-              <w:rPr>
-                <w:b/>
-                <w:i w:val="0"/>
-                <w:color w:val="16A34A"/>
-                <w:sz w:val="16"/>
-              </w:rPr>
-              <w:t>—</w:t>
-            </w:r>
-          </w:p>
-        </w:tc>
-        <w:tc>
-          <w:tcPr>
-            <w:tcW w:type="dxa" w:w="1191"/>
-          </w:tcPr>
-          <w:p>
-            <w:r>
-              <w:rPr>
-                <w:b w:val="0"/>
-                <w:i w:val="0"/>
-                <w:color w:val="64748B"/>
-                <w:sz w:val="16"/>
-              </w:rPr>
-              <w:t>GT-CQ</w:t>
-            </w:r>
-          </w:p>
-        </w:tc>
-        <w:tc>
-          <w:tcPr>
-            <w:tcW w:type="dxa" w:w="4706"/>
-          </w:tcPr>
-          <w:p>
-            <w:r>
-              <w:rPr>
-                <w:b w:val="0"/>
-                <w:i w:val="0"/>
-                <w:sz w:val="17"/>
-              </w:rPr>
-              <w:t>Veuillez, s'il vous plaît, confirmer cette information.</w:t>
-            </w:r>
-          </w:p>
-        </w:tc>
-      </w:tr>
-      <w:tr>
-        <w:tc>
-          <w:tcPr>
-            <w:tcW w:type="dxa" w:w="964"/>
-          </w:tcPr>
-          <w:p>
-            <w:r>
-              <w:rPr>
-                <w:b/>
-                <w:i w:val="0"/>
-                <w:color w:val="EA580C"/>
-                <w:sz w:val="16"/>
-              </w:rPr>
-              <w:t>Moyenne</w:t>
-            </w:r>
-          </w:p>
-        </w:tc>
-        <w:tc>
-          <w:tcPr>
-            <w:tcW w:type="dxa" w:w="1247"/>
-          </w:tcPr>
-          <w:p>
-            <w:r>
-              <w:rPr>
-                <w:b/>
-                <w:i w:val="0"/>
-                <w:sz w:val="16"/>
-              </w:rPr>
-              <w:t>S07</w:t>
-              <w:br/>
-            </w:r>
-            <w:r>
-              <w:rPr>
-                <w:b w:val="0"/>
-                <w:i w:val="0"/>
-                <w:color w:val="64748B"/>
-                <w:sz w:val="14"/>
-              </w:rPr>
-              <w:t>Consommation alimentaire</w:t>
-            </w:r>
-          </w:p>
-        </w:tc>
-        <w:tc>
-          <w:tcPr>
-            <w:tcW w:type="dxa" w:w="1531"/>
-          </w:tcPr>
-          <w:p>
-            <w:r>
-              <w:rPr>
-                <w:b/>
-                <w:i w:val="0"/>
-                <w:color w:val="16A34A"/>
-                <w:sz w:val="16"/>
-              </w:rPr>
-              <w:t>—</w:t>
-            </w:r>
-          </w:p>
-        </w:tc>
-        <w:tc>
-          <w:tcPr>
-            <w:tcW w:type="dxa" w:w="1191"/>
-          </w:tcPr>
-          <w:p>
-            <w:r>
-              <w:rPr>
-                <w:b w:val="0"/>
-                <w:i w:val="0"/>
-                <w:color w:val="64748B"/>
-                <w:sz w:val="16"/>
-              </w:rPr>
-              <w:t>GT-CQ</w:t>
-            </w:r>
-          </w:p>
-        </w:tc>
-        <w:tc>
-          <w:tcPr>
-            <w:tcW w:type="dxa" w:w="4706"/>
-          </w:tcPr>
-          <w:p>
-            <w:r>
-              <w:rPr>
-                <w:b w:val="0"/>
-                <w:i w:val="0"/>
-                <w:sz w:val="17"/>
-              </w:rPr>
-              <w:t>Attention ! La dépense du répas pris à l'extérieur de ABDOUL GOUDOUSSI SOW (8200 Fcfa) au cours de 7 derniers jours est relativement élevé.</w:t>
-            </w:r>
-          </w:p>
-        </w:tc>
-      </w:tr>
-      <w:tr>
-        <w:tc>
-          <w:tcPr>
-            <w:tcW w:type="dxa" w:w="964"/>
-          </w:tcPr>
-          <w:p>
-            <w:r>
-              <w:rPr>
-                <w:b/>
-                <w:i w:val="0"/>
-                <w:color w:val="EA580C"/>
-                <w:sz w:val="16"/>
-              </w:rPr>
-              <w:t>Moyenne</w:t>
-            </w:r>
-          </w:p>
-        </w:tc>
-        <w:tc>
-          <w:tcPr>
-            <w:tcW w:type="dxa" w:w="1247"/>
-          </w:tcPr>
-          <w:p>
-            <w:r>
-              <w:rPr>
-                <w:b/>
-                <w:i w:val="0"/>
-                <w:sz w:val="16"/>
-              </w:rPr>
-              <w:t>S07</w:t>
-              <w:br/>
-            </w:r>
-            <w:r>
-              <w:rPr>
-                <w:b w:val="0"/>
-                <w:i w:val="0"/>
-                <w:color w:val="64748B"/>
-                <w:sz w:val="14"/>
-              </w:rPr>
-              <w:t>Consommation alimentaire</w:t>
-            </w:r>
-          </w:p>
-        </w:tc>
-        <w:tc>
-          <w:tcPr>
-            <w:tcW w:type="dxa" w:w="1531"/>
-          </w:tcPr>
-          <w:p>
-            <w:r>
-              <w:rPr>
-                <w:b/>
-                <w:i w:val="0"/>
-                <w:color w:val="16A34A"/>
-                <w:sz w:val="16"/>
-              </w:rPr>
-              <w:t>—</w:t>
-            </w:r>
-          </w:p>
-        </w:tc>
-        <w:tc>
-          <w:tcPr>
-            <w:tcW w:type="dxa" w:w="1191"/>
-          </w:tcPr>
-          <w:p>
-            <w:r>
-              <w:rPr>
-                <w:b w:val="0"/>
-                <w:i w:val="0"/>
-                <w:color w:val="64748B"/>
-                <w:sz w:val="16"/>
-              </w:rPr>
-              <w:t>GT-CQ</w:t>
-            </w:r>
-          </w:p>
-        </w:tc>
-        <w:tc>
-          <w:tcPr>
-            <w:tcW w:type="dxa" w:w="4706"/>
-          </w:tcPr>
-          <w:p>
-            <w:r>
-              <w:rPr>
-                <w:b w:val="0"/>
-                <w:i w:val="0"/>
-                <w:sz w:val="17"/>
-              </w:rPr>
-              <w:t>Prière de corriger ou de confirmer avec le QG.</w:t>
-            </w:r>
-          </w:p>
-        </w:tc>
-      </w:tr>
-      <w:tr>
-        <w:tc>
-          <w:tcPr>
-            <w:tcW w:type="dxa" w:w="964"/>
-          </w:tcPr>
-          <w:p>
-            <w:r>
-              <w:rPr>
-                <w:b/>
-                <w:i w:val="0"/>
-                <w:color w:val="EA580C"/>
-                <w:sz w:val="16"/>
-              </w:rPr>
-              <w:t>Moyenne</w:t>
-            </w:r>
-          </w:p>
-        </w:tc>
-        <w:tc>
-          <w:tcPr>
-            <w:tcW w:type="dxa" w:w="1247"/>
-          </w:tcPr>
-          <w:p>
-            <w:r>
-              <w:rPr>
-                <w:b/>
-                <w:i w:val="0"/>
-                <w:sz w:val="16"/>
-              </w:rPr>
-              <w:t>S07</w:t>
-              <w:br/>
-            </w:r>
-            <w:r>
-              <w:rPr>
-                <w:b w:val="0"/>
-                <w:i w:val="0"/>
-                <w:color w:val="64748B"/>
-                <w:sz w:val="14"/>
-              </w:rPr>
-              <w:t>Consommation alimentaire</w:t>
-            </w:r>
-          </w:p>
-        </w:tc>
-        <w:tc>
-          <w:tcPr>
-            <w:tcW w:type="dxa" w:w="1531"/>
-          </w:tcPr>
-          <w:p>
-            <w:r>
-              <w:rPr>
-                <w:b/>
-                <w:i w:val="0"/>
-                <w:color w:val="16A34A"/>
-                <w:sz w:val="16"/>
-              </w:rPr>
-              <w:t>—</w:t>
-            </w:r>
-          </w:p>
-        </w:tc>
-        <w:tc>
-          <w:tcPr>
-            <w:tcW w:type="dxa" w:w="1191"/>
-          </w:tcPr>
-          <w:p>
-            <w:r>
-              <w:rPr>
-                <w:b w:val="0"/>
-                <w:i w:val="0"/>
-                <w:color w:val="64748B"/>
-                <w:sz w:val="16"/>
-              </w:rPr>
-              <w:t>GT-CQ</w:t>
-            </w:r>
-          </w:p>
-        </w:tc>
-        <w:tc>
-          <w:tcPr>
-            <w:tcW w:type="dxa" w:w="4706"/>
-          </w:tcPr>
-          <w:p>
-            <w:r>
-              <w:rPr>
-                <w:b w:val="0"/>
-                <w:i w:val="0"/>
-                <w:sz w:val="17"/>
-              </w:rPr>
-              <w:t>Attention ! La dépense du répas pris à l'extérieur de OMAR BA (7150 Fcfa) au cours de 7 derniers jours est relativement élevé.</w:t>
-            </w:r>
-          </w:p>
-        </w:tc>
-      </w:tr>
-      <w:tr>
-        <w:tc>
-          <w:tcPr>
-            <w:tcW w:type="dxa" w:w="964"/>
-          </w:tcPr>
-          <w:p>
-            <w:r>
-              <w:rPr>
-                <w:b/>
-                <w:i w:val="0"/>
-                <w:color w:val="EA580C"/>
-                <w:sz w:val="16"/>
-              </w:rPr>
-              <w:t>Moyenne</w:t>
-            </w:r>
-          </w:p>
-        </w:tc>
-        <w:tc>
-          <w:tcPr>
-            <w:tcW w:type="dxa" w:w="1247"/>
-          </w:tcPr>
-          <w:p>
-            <w:r>
-              <w:rPr>
-                <w:b/>
-                <w:i w:val="0"/>
-                <w:sz w:val="16"/>
-              </w:rPr>
-              <w:t>S07</w:t>
-              <w:br/>
-            </w:r>
-            <w:r>
-              <w:rPr>
-                <w:b w:val="0"/>
-                <w:i w:val="0"/>
-                <w:color w:val="64748B"/>
-                <w:sz w:val="14"/>
-              </w:rPr>
-              <w:t>Consommation alimentaire</w:t>
-            </w:r>
-          </w:p>
-        </w:tc>
-        <w:tc>
-          <w:tcPr>
-            <w:tcW w:type="dxa" w:w="1531"/>
-          </w:tcPr>
-          <w:p>
-            <w:r>
-              <w:rPr>
-                <w:b/>
-                <w:i w:val="0"/>
-                <w:color w:val="16A34A"/>
-                <w:sz w:val="16"/>
-              </w:rPr>
-              <w:t>—</w:t>
-            </w:r>
-          </w:p>
-        </w:tc>
-        <w:tc>
-          <w:tcPr>
-            <w:tcW w:type="dxa" w:w="1191"/>
-          </w:tcPr>
-          <w:p>
-            <w:r>
-              <w:rPr>
-                <w:b w:val="0"/>
-                <w:i w:val="0"/>
-                <w:color w:val="64748B"/>
-                <w:sz w:val="16"/>
-              </w:rPr>
-              <w:t>GT-CQ</w:t>
-            </w:r>
-          </w:p>
-        </w:tc>
-        <w:tc>
-          <w:tcPr>
-            <w:tcW w:type="dxa" w:w="4706"/>
-          </w:tcPr>
-          <w:p>
-            <w:r>
-              <w:rPr>
-                <w:b w:val="0"/>
-                <w:i w:val="0"/>
-                <w:sz w:val="17"/>
-              </w:rPr>
-              <w:t>Attention ! Le prix unitaire d'achat (100 Fcfa) de Oignon frais en Pièce (Petit) est relativement élevé par rapport aux autres prix observés dans cette zone.</w:t>
-            </w:r>
-          </w:p>
-        </w:tc>
-      </w:tr>
-      <w:tr>
-        <w:tc>
-          <w:tcPr>
-            <w:tcW w:type="dxa" w:w="964"/>
-          </w:tcPr>
-          <w:p>
-            <w:r>
-              <w:rPr>
-                <w:b/>
-                <w:i w:val="0"/>
-                <w:color w:val="EA580C"/>
-                <w:sz w:val="16"/>
-              </w:rPr>
-              <w:t>Moyenne</w:t>
-            </w:r>
-          </w:p>
-        </w:tc>
-        <w:tc>
-          <w:tcPr>
-            <w:tcW w:type="dxa" w:w="1247"/>
-          </w:tcPr>
-          <w:p>
-            <w:r>
-              <w:rPr>
-                <w:b/>
-                <w:i w:val="0"/>
-                <w:sz w:val="16"/>
-              </w:rPr>
-              <w:t>S07</w:t>
-              <w:br/>
-            </w:r>
-            <w:r>
-              <w:rPr>
-                <w:b w:val="0"/>
-                <w:i w:val="0"/>
-                <w:color w:val="64748B"/>
-                <w:sz w:val="14"/>
-              </w:rPr>
-              <w:t>Consommation alimentaire</w:t>
-            </w:r>
-          </w:p>
-        </w:tc>
-        <w:tc>
-          <w:tcPr>
-            <w:tcW w:type="dxa" w:w="1531"/>
-          </w:tcPr>
-          <w:p>
-            <w:r>
-              <w:rPr>
-                <w:b/>
-                <w:i w:val="0"/>
-                <w:color w:val="16A34A"/>
-                <w:sz w:val="16"/>
-              </w:rPr>
-              <w:t>—</w:t>
-            </w:r>
-          </w:p>
-        </w:tc>
-        <w:tc>
-          <w:tcPr>
-            <w:tcW w:type="dxa" w:w="1191"/>
-          </w:tcPr>
-          <w:p>
-            <w:r>
-              <w:rPr>
-                <w:b w:val="0"/>
-                <w:i w:val="0"/>
-                <w:color w:val="64748B"/>
-                <w:sz w:val="16"/>
-              </w:rPr>
-              <w:t>GT-CQ</w:t>
-            </w:r>
-          </w:p>
-        </w:tc>
-        <w:tc>
-          <w:tcPr>
-            <w:tcW w:type="dxa" w:w="4706"/>
-          </w:tcPr>
-          <w:p>
-            <w:r>
-              <w:rPr>
-                <w:b w:val="0"/>
-                <w:i w:val="0"/>
-                <w:sz w:val="17"/>
-              </w:rPr>
-              <w:t>Prière de corriger ou de confirmer avec le QG.</w:t>
-            </w:r>
-          </w:p>
-        </w:tc>
-      </w:tr>
-      <w:tr>
-        <w:tc>
-          <w:tcPr>
-            <w:tcW w:type="dxa" w:w="964"/>
-          </w:tcPr>
-          <w:p>
-            <w:r>
-              <w:rPr>
-                <w:b/>
-                <w:i w:val="0"/>
-                <w:color w:val="EA580C"/>
-                <w:sz w:val="16"/>
-              </w:rPr>
-              <w:t>Moyenne</w:t>
-            </w:r>
-          </w:p>
-        </w:tc>
-        <w:tc>
-          <w:tcPr>
-            <w:tcW w:type="dxa" w:w="1247"/>
-          </w:tcPr>
-          <w:p>
-            <w:r>
-              <w:rPr>
-                <w:b/>
-                <w:i w:val="0"/>
-                <w:sz w:val="16"/>
-              </w:rPr>
-              <w:t>S08</w:t>
-              <w:br/>
-            </w:r>
-            <w:r>
-              <w:rPr>
-                <w:b w:val="0"/>
-                <w:i w:val="0"/>
-                <w:color w:val="64748B"/>
-                <w:sz w:val="14"/>
-              </w:rPr>
-              <w:t>Dépenses santé/éducation</w:t>
-            </w:r>
-          </w:p>
-        </w:tc>
-        <w:tc>
-          <w:tcPr>
-            <w:tcW w:type="dxa" w:w="1531"/>
-          </w:tcPr>
-          <w:p>
-            <w:r>
-              <w:rPr>
-                <w:b/>
-                <w:i w:val="0"/>
-                <w:color w:val="16A34A"/>
-                <w:sz w:val="16"/>
-              </w:rPr>
-              <w:t>—</w:t>
-            </w:r>
-          </w:p>
-        </w:tc>
-        <w:tc>
-          <w:tcPr>
-            <w:tcW w:type="dxa" w:w="1191"/>
-          </w:tcPr>
-          <w:p>
-            <w:r>
-              <w:rPr>
-                <w:b w:val="0"/>
-                <w:i w:val="0"/>
-                <w:color w:val="64748B"/>
-                <w:sz w:val="16"/>
-              </w:rPr>
-              <w:t>GT-CQ</w:t>
-            </w:r>
-          </w:p>
-        </w:tc>
-        <w:tc>
-          <w:tcPr>
-            <w:tcW w:type="dxa" w:w="4706"/>
-          </w:tcPr>
-          <w:p>
-            <w:r>
-              <w:rPr>
-                <w:b w:val="0"/>
-                <w:i w:val="0"/>
-                <w:sz w:val="17"/>
-              </w:rPr>
-              <w:t>Prière de fournir d'effort pour avoir des réponses exactes au lieu de NSP ou Refus.</w:t>
-            </w:r>
-          </w:p>
-        </w:tc>
-      </w:tr>
-      <w:tr>
-        <w:tc>
-          <w:tcPr>
-            <w:tcW w:type="dxa" w:w="964"/>
-          </w:tcPr>
-          <w:p>
-            <w:r>
-              <w:rPr>
-                <w:b/>
-                <w:i w:val="0"/>
-                <w:color w:val="EA580C"/>
-                <w:sz w:val="16"/>
-              </w:rPr>
-              <w:t>Moyenne</w:t>
-            </w:r>
-          </w:p>
-        </w:tc>
-        <w:tc>
-          <w:tcPr>
-            <w:tcW w:type="dxa" w:w="1247"/>
-          </w:tcPr>
-          <w:p>
-            <w:r>
-              <w:rPr>
-                <w:b/>
-                <w:i w:val="0"/>
-                <w:sz w:val="16"/>
-              </w:rPr>
-              <w:t>S08</w:t>
-              <w:br/>
-            </w:r>
-            <w:r>
-              <w:rPr>
-                <w:b w:val="0"/>
-                <w:i w:val="0"/>
-                <w:color w:val="64748B"/>
-                <w:sz w:val="14"/>
-              </w:rPr>
-              <w:t>Dépenses santé/éducation</w:t>
-            </w:r>
-          </w:p>
-        </w:tc>
-        <w:tc>
-          <w:tcPr>
-            <w:tcW w:type="dxa" w:w="1531"/>
-          </w:tcPr>
-          <w:p>
-            <w:r>
-              <w:rPr>
-                <w:b/>
-                <w:i w:val="0"/>
-                <w:color w:val="16A34A"/>
-                <w:sz w:val="16"/>
-              </w:rPr>
-              <w:t>—</w:t>
-            </w:r>
-          </w:p>
-        </w:tc>
-        <w:tc>
-          <w:tcPr>
-            <w:tcW w:type="dxa" w:w="1191"/>
-          </w:tcPr>
-          <w:p>
-            <w:r>
-              <w:rPr>
-                <w:b w:val="0"/>
-                <w:i w:val="0"/>
-                <w:color w:val="64748B"/>
-                <w:sz w:val="16"/>
-              </w:rPr>
-              <w:t>GT-CQ</w:t>
-            </w:r>
-          </w:p>
-        </w:tc>
-        <w:tc>
-          <w:tcPr>
-            <w:tcW w:type="dxa" w:w="4706"/>
-          </w:tcPr>
-          <w:p>
-            <w:r>
-              <w:rPr>
-                <w:b w:val="0"/>
-                <w:i w:val="0"/>
-                <w:sz w:val="17"/>
-              </w:rPr>
-              <w:t>Prière de demander le ménage pour renseigner le reste (Section 8).</w:t>
-            </w:r>
-          </w:p>
-        </w:tc>
-      </w:tr>
-      <w:tr>
-        <w:tc>
-          <w:tcPr>
-            <w:tcW w:type="dxa" w:w="964"/>
-          </w:tcPr>
-          <w:p>
-            <w:r>
-              <w:rPr>
-                <w:b/>
-                <w:i w:val="0"/>
-                <w:color w:val="EA580C"/>
-                <w:sz w:val="16"/>
-              </w:rPr>
-              <w:t>Moyenne</w:t>
-            </w:r>
-          </w:p>
-        </w:tc>
-        <w:tc>
-          <w:tcPr>
-            <w:tcW w:type="dxa" w:w="1247"/>
-          </w:tcPr>
-          <w:p>
-            <w:r>
-              <w:rPr>
-                <w:b/>
-                <w:i w:val="0"/>
-                <w:sz w:val="16"/>
-              </w:rPr>
-              <w:t>S09</w:t>
-              <w:br/>
-            </w:r>
-            <w:r>
-              <w:rPr>
-                <w:b w:val="0"/>
-                <w:i w:val="0"/>
-                <w:color w:val="64748B"/>
-                <w:sz w:val="14"/>
-              </w:rPr>
-              <w:t>Dépenses non alimentaires</w:t>
-            </w:r>
-          </w:p>
-        </w:tc>
-        <w:tc>
-          <w:tcPr>
-            <w:tcW w:type="dxa" w:w="1531"/>
-          </w:tcPr>
-          <w:p>
-            <w:r>
-              <w:rPr>
-                <w:b/>
-                <w:i w:val="0"/>
-                <w:color w:val="16A34A"/>
-                <w:sz w:val="16"/>
-              </w:rPr>
-              <w:t>—</w:t>
-            </w:r>
-          </w:p>
-        </w:tc>
-        <w:tc>
-          <w:tcPr>
-            <w:tcW w:type="dxa" w:w="1191"/>
-          </w:tcPr>
-          <w:p>
-            <w:r>
-              <w:rPr>
-                <w:b w:val="0"/>
-                <w:i w:val="0"/>
-                <w:color w:val="64748B"/>
-                <w:sz w:val="16"/>
-              </w:rPr>
-              <w:t>GT-CQ</w:t>
-            </w:r>
-          </w:p>
-        </w:tc>
-        <w:tc>
-          <w:tcPr>
-            <w:tcW w:type="dxa" w:w="4706"/>
-          </w:tcPr>
-          <w:p>
-            <w:r>
-              <w:rPr>
-                <w:b w:val="0"/>
-                <w:i w:val="0"/>
-                <w:sz w:val="17"/>
-              </w:rPr>
-              <w:t>Attention ! La dépense du ménage de MAMADOU HADY SOW (2000 Fcfa) au cours de 7 derniers jours de Transport urbain en taxi est relativement élevé.</w:t>
-            </w:r>
-          </w:p>
-        </w:tc>
-      </w:tr>
-      <w:tr>
-        <w:tc>
-          <w:tcPr>
-            <w:tcW w:type="dxa" w:w="964"/>
-          </w:tcPr>
-          <w:p>
-            <w:r>
-              <w:rPr>
-                <w:b/>
-                <w:i w:val="0"/>
-                <w:color w:val="EA580C"/>
-                <w:sz w:val="16"/>
-              </w:rPr>
-              <w:t>Moyenne</w:t>
-            </w:r>
-          </w:p>
-        </w:tc>
-        <w:tc>
-          <w:tcPr>
-            <w:tcW w:type="dxa" w:w="1247"/>
-          </w:tcPr>
-          <w:p>
-            <w:r>
-              <w:rPr>
-                <w:b/>
-                <w:i w:val="0"/>
-                <w:sz w:val="16"/>
-              </w:rPr>
-              <w:t>S09</w:t>
-              <w:br/>
-            </w:r>
-            <w:r>
-              <w:rPr>
-                <w:b w:val="0"/>
-                <w:i w:val="0"/>
-                <w:color w:val="64748B"/>
-                <w:sz w:val="14"/>
-              </w:rPr>
-              <w:t>Dépenses non alimentaires</w:t>
-            </w:r>
-          </w:p>
-        </w:tc>
-        <w:tc>
-          <w:tcPr>
-            <w:tcW w:type="dxa" w:w="1531"/>
-          </w:tcPr>
-          <w:p>
-            <w:r>
-              <w:rPr>
-                <w:b/>
-                <w:i w:val="0"/>
-                <w:color w:val="16A34A"/>
-                <w:sz w:val="16"/>
-              </w:rPr>
-              <w:t>—</w:t>
-            </w:r>
-          </w:p>
-        </w:tc>
-        <w:tc>
-          <w:tcPr>
-            <w:tcW w:type="dxa" w:w="1191"/>
-          </w:tcPr>
-          <w:p>
-            <w:r>
-              <w:rPr>
-                <w:b w:val="0"/>
-                <w:i w:val="0"/>
-                <w:color w:val="64748B"/>
-                <w:sz w:val="16"/>
-              </w:rPr>
-              <w:t>GT-CQ</w:t>
-            </w:r>
-          </w:p>
-        </w:tc>
-        <w:tc>
-          <w:tcPr>
-            <w:tcW w:type="dxa" w:w="4706"/>
-          </w:tcPr>
-          <w:p>
-            <w:r>
-              <w:rPr>
-                <w:b w:val="0"/>
-                <w:i w:val="0"/>
-                <w:sz w:val="17"/>
-              </w:rPr>
-              <w:t>Prière de corriger ou de confirmer avec le QG.</w:t>
-            </w:r>
-          </w:p>
-        </w:tc>
-      </w:tr>
-      <w:tr>
-        <w:tc>
-          <w:tcPr>
-            <w:tcW w:type="dxa" w:w="964"/>
-          </w:tcPr>
-          <w:p>
-            <w:r>
-              <w:rPr>
-                <w:b/>
-                <w:i w:val="0"/>
-                <w:color w:val="EA580C"/>
-                <w:sz w:val="16"/>
-              </w:rPr>
-              <w:t>Moyenne</w:t>
-            </w:r>
-          </w:p>
-        </w:tc>
-        <w:tc>
-          <w:tcPr>
-            <w:tcW w:type="dxa" w:w="1247"/>
-          </w:tcPr>
-          <w:p>
-            <w:r>
-              <w:rPr>
-                <w:b/>
-                <w:i w:val="0"/>
-                <w:sz w:val="16"/>
-              </w:rPr>
-              <w:t>S09</w:t>
-              <w:br/>
-            </w:r>
-            <w:r>
-              <w:rPr>
-                <w:b w:val="0"/>
-                <w:i w:val="0"/>
-                <w:color w:val="64748B"/>
-                <w:sz w:val="14"/>
-              </w:rPr>
-              <w:t>Dépenses non alimentaires</w:t>
-            </w:r>
-          </w:p>
-        </w:tc>
-        <w:tc>
-          <w:tcPr>
-            <w:tcW w:type="dxa" w:w="1531"/>
-          </w:tcPr>
-          <w:p>
-            <w:r>
-              <w:rPr>
-                <w:b/>
-                <w:i w:val="0"/>
-                <w:color w:val="16A34A"/>
-                <w:sz w:val="16"/>
-              </w:rPr>
-              <w:t>s01q23, s01q00b, s01q23_autre</w:t>
-            </w:r>
-          </w:p>
-        </w:tc>
-        <w:tc>
-          <w:tcPr>
-            <w:tcW w:type="dxa" w:w="1191"/>
-          </w:tcPr>
-          <w:p>
-            <w:r>
-              <w:rPr>
-                <w:b w:val="0"/>
-                <w:i w:val="0"/>
-                <w:color w:val="64748B"/>
-                <w:sz w:val="16"/>
-              </w:rPr>
-              <w:t>GT-CQ</w:t>
-            </w:r>
-          </w:p>
-        </w:tc>
-        <w:tc>
-          <w:tcPr>
-            <w:tcW w:type="dxa" w:w="4706"/>
-          </w:tcPr>
-          <w:p>
-            <w:r>
-              <w:rPr>
-                <w:b w:val="0"/>
-                <w:i w:val="0"/>
-                <w:sz w:val="17"/>
-              </w:rPr>
-              <w:t>La dernière fois que vous avez acheté Bois de chauffe ramassé/coupé (estimer la valeur) est DANS LA FORET et semble exister dans les modalités, prière de prendre attache avec le QG pour plus d'explication afin de la classer bien.</w:t>
-            </w:r>
-          </w:p>
-        </w:tc>
-      </w:tr>
-      <w:tr>
-        <w:tc>
-          <w:tcPr>
-            <w:tcW w:type="dxa" w:w="964"/>
-          </w:tcPr>
-          <w:p>
-            <w:r>
-              <w:rPr>
-                <w:b/>
-                <w:i w:val="0"/>
-                <w:color w:val="EA580C"/>
-                <w:sz w:val="16"/>
-              </w:rPr>
-              <w:t>Moyenne</w:t>
-            </w:r>
-          </w:p>
-        </w:tc>
-        <w:tc>
-          <w:tcPr>
-            <w:tcW w:type="dxa" w:w="1247"/>
-          </w:tcPr>
-          <w:p>
-            <w:r>
-              <w:rPr>
-                <w:b/>
-                <w:i w:val="0"/>
-                <w:sz w:val="16"/>
-              </w:rPr>
-              <w:t>S09</w:t>
-              <w:br/>
-            </w:r>
-            <w:r>
-              <w:rPr>
-                <w:b w:val="0"/>
-                <w:i w:val="0"/>
-                <w:color w:val="64748B"/>
-                <w:sz w:val="14"/>
-              </w:rPr>
-              <w:t>Dépenses non alimentaires</w:t>
-            </w:r>
-          </w:p>
-        </w:tc>
-        <w:tc>
-          <w:tcPr>
-            <w:tcW w:type="dxa" w:w="1531"/>
-          </w:tcPr>
-          <w:p>
-            <w:r>
-              <w:rPr>
-                <w:b/>
-                <w:i w:val="0"/>
-                <w:color w:val="16A34A"/>
-                <w:sz w:val="16"/>
-              </w:rPr>
-              <w:t>s01q23, s01q00b, s01q23_autre</w:t>
-            </w:r>
-          </w:p>
-        </w:tc>
-        <w:tc>
-          <w:tcPr>
-            <w:tcW w:type="dxa" w:w="1191"/>
-          </w:tcPr>
-          <w:p>
-            <w:r>
-              <w:rPr>
-                <w:b w:val="0"/>
-                <w:i w:val="0"/>
-                <w:color w:val="64748B"/>
-                <w:sz w:val="16"/>
-              </w:rPr>
-              <w:t>GT-CQ</w:t>
-            </w:r>
-          </w:p>
-        </w:tc>
-        <w:tc>
-          <w:tcPr>
-            <w:tcW w:type="dxa" w:w="4706"/>
-          </w:tcPr>
-          <w:p>
-            <w:r>
-              <w:rPr>
-                <w:b w:val="0"/>
-                <w:i w:val="0"/>
-                <w:sz w:val="17"/>
-              </w:rPr>
-              <w:t>La dernière fois que vous avez acheté Gaz domestique 6 kilogrammes est DEPOT GAZ et semble exister dans les modalités, prière de prendre attache avec le QG pour plus d'explication afin de la classer bien.</w:t>
-            </w:r>
-          </w:p>
-        </w:tc>
-      </w:tr>
-      <w:tr>
-        <w:tc>
-          <w:tcPr>
-            <w:tcW w:type="dxa" w:w="964"/>
-          </w:tcPr>
-          <w:p>
-            <w:r>
-              <w:rPr>
-                <w:b/>
-                <w:i w:val="0"/>
-                <w:color w:val="EA580C"/>
-                <w:sz w:val="16"/>
-              </w:rPr>
-              <w:t>Moyenne</w:t>
-            </w:r>
-          </w:p>
-        </w:tc>
-        <w:tc>
-          <w:tcPr>
-            <w:tcW w:type="dxa" w:w="1247"/>
-          </w:tcPr>
-          <w:p>
-            <w:r>
-              <w:rPr>
-                <w:b/>
-                <w:i w:val="0"/>
-                <w:sz w:val="16"/>
-              </w:rPr>
-              <w:t>S09</w:t>
-              <w:br/>
-            </w:r>
-            <w:r>
-              <w:rPr>
-                <w:b w:val="0"/>
-                <w:i w:val="0"/>
-                <w:color w:val="64748B"/>
-                <w:sz w:val="14"/>
-              </w:rPr>
-              <w:t>Dépenses non alimentaires</w:t>
-            </w:r>
-          </w:p>
-        </w:tc>
-        <w:tc>
-          <w:tcPr>
-            <w:tcW w:type="dxa" w:w="1531"/>
-          </w:tcPr>
-          <w:p>
-            <w:r>
-              <w:rPr>
-                <w:b/>
-                <w:i w:val="0"/>
-                <w:color w:val="16A34A"/>
-                <w:sz w:val="16"/>
-              </w:rPr>
-              <w:t>—</w:t>
-            </w:r>
-          </w:p>
-        </w:tc>
-        <w:tc>
-          <w:tcPr>
-            <w:tcW w:type="dxa" w:w="1191"/>
-          </w:tcPr>
-          <w:p>
-            <w:r>
-              <w:rPr>
-                <w:b w:val="0"/>
-                <w:i w:val="0"/>
-                <w:color w:val="64748B"/>
-                <w:sz w:val="16"/>
-              </w:rPr>
-              <w:t>GT-CQ</w:t>
-            </w:r>
-          </w:p>
-        </w:tc>
-        <w:tc>
-          <w:tcPr>
-            <w:tcW w:type="dxa" w:w="4706"/>
-          </w:tcPr>
-          <w:p>
-            <w:r>
-              <w:rPr>
-                <w:b w:val="0"/>
-                <w:i w:val="0"/>
-                <w:sz w:val="17"/>
-              </w:rPr>
-              <w:t>Attention ! La dépense du ménage de MAMADOU HADY SOW (20000 Fcfa) au cours de 30 derniers jours de Gaz domestique 6 kilogrammes est relativement élevé.</w:t>
-            </w:r>
-          </w:p>
-        </w:tc>
-      </w:tr>
-      <w:tr>
-        <w:tc>
-          <w:tcPr>
-            <w:tcW w:type="dxa" w:w="964"/>
-          </w:tcPr>
-          <w:p>
-            <w:r>
-              <w:rPr>
-                <w:b/>
-                <w:i w:val="0"/>
-                <w:color w:val="EA580C"/>
-                <w:sz w:val="16"/>
-              </w:rPr>
-              <w:t>Moyenne</w:t>
-            </w:r>
-          </w:p>
-        </w:tc>
-        <w:tc>
-          <w:tcPr>
-            <w:tcW w:type="dxa" w:w="1247"/>
-          </w:tcPr>
-          <w:p>
-            <w:r>
-              <w:rPr>
-                <w:b/>
-                <w:i w:val="0"/>
-                <w:sz w:val="16"/>
-              </w:rPr>
-              <w:t>S09</w:t>
-              <w:br/>
-            </w:r>
-            <w:r>
-              <w:rPr>
-                <w:b w:val="0"/>
-                <w:i w:val="0"/>
-                <w:color w:val="64748B"/>
-                <w:sz w:val="14"/>
-              </w:rPr>
-              <w:t>Dépenses non alimentaires</w:t>
-            </w:r>
-          </w:p>
-        </w:tc>
-        <w:tc>
-          <w:tcPr>
-            <w:tcW w:type="dxa" w:w="1531"/>
-          </w:tcPr>
-          <w:p>
-            <w:r>
-              <w:rPr>
-                <w:b/>
-                <w:i w:val="0"/>
-                <w:color w:val="16A34A"/>
-                <w:sz w:val="16"/>
-              </w:rPr>
-              <w:t>—</w:t>
-            </w:r>
-          </w:p>
-        </w:tc>
-        <w:tc>
-          <w:tcPr>
-            <w:tcW w:type="dxa" w:w="1191"/>
-          </w:tcPr>
-          <w:p>
-            <w:r>
-              <w:rPr>
-                <w:b w:val="0"/>
-                <w:i w:val="0"/>
-                <w:color w:val="64748B"/>
-                <w:sz w:val="16"/>
-              </w:rPr>
-              <w:t>GT-CQ</w:t>
-            </w:r>
-          </w:p>
-        </w:tc>
-        <w:tc>
-          <w:tcPr>
-            <w:tcW w:type="dxa" w:w="4706"/>
-          </w:tcPr>
-          <w:p>
-            <w:r>
-              <w:rPr>
-                <w:b w:val="0"/>
-                <w:i w:val="0"/>
-                <w:sz w:val="17"/>
-              </w:rPr>
-              <w:t>Prière de corriger ou de confirmer avec le QG.</w:t>
-            </w:r>
-          </w:p>
-        </w:tc>
-      </w:tr>
-      <w:tr>
-        <w:tc>
-          <w:tcPr>
-            <w:tcW w:type="dxa" w:w="964"/>
-          </w:tcPr>
-          <w:p>
-            <w:r>
-              <w:rPr>
-                <w:b/>
-                <w:i w:val="0"/>
-                <w:color w:val="EA580C"/>
-                <w:sz w:val="16"/>
-              </w:rPr>
-              <w:t>Moyenne</w:t>
-            </w:r>
-          </w:p>
-        </w:tc>
-        <w:tc>
-          <w:tcPr>
-            <w:tcW w:type="dxa" w:w="1247"/>
-          </w:tcPr>
-          <w:p>
-            <w:r>
-              <w:rPr>
-                <w:b/>
-                <w:i w:val="0"/>
-                <w:sz w:val="16"/>
-              </w:rPr>
-              <w:t>S09</w:t>
-              <w:br/>
-            </w:r>
-            <w:r>
-              <w:rPr>
-                <w:b w:val="0"/>
-                <w:i w:val="0"/>
-                <w:color w:val="64748B"/>
-                <w:sz w:val="14"/>
-              </w:rPr>
-              <w:t>Dépenses non alimentaires</w:t>
-            </w:r>
-          </w:p>
-        </w:tc>
-        <w:tc>
-          <w:tcPr>
-            <w:tcW w:type="dxa" w:w="1531"/>
-          </w:tcPr>
-          <w:p>
-            <w:r>
-              <w:rPr>
-                <w:b/>
-                <w:i w:val="0"/>
-                <w:color w:val="16A34A"/>
-                <w:sz w:val="16"/>
-              </w:rPr>
-              <w:t>—</w:t>
-            </w:r>
-          </w:p>
-        </w:tc>
-        <w:tc>
-          <w:tcPr>
-            <w:tcW w:type="dxa" w:w="1191"/>
-          </w:tcPr>
-          <w:p>
-            <w:r>
-              <w:rPr>
-                <w:b w:val="0"/>
-                <w:i w:val="0"/>
-                <w:color w:val="64748B"/>
-                <w:sz w:val="16"/>
-              </w:rPr>
-              <w:t>GT-CQ</w:t>
-            </w:r>
-          </w:p>
-        </w:tc>
-        <w:tc>
-          <w:tcPr>
-            <w:tcW w:type="dxa" w:w="4706"/>
-          </w:tcPr>
-          <w:p>
-            <w:r>
-              <w:rPr>
-                <w:b w:val="0"/>
-                <w:i w:val="0"/>
-                <w:sz w:val="17"/>
-              </w:rPr>
-              <w:t>Attention ! La dépense du ménage de MAMADOU HADY SOW (1000 Fcfa) au cours de 30 derniers jours de Frais de mouture des céréales est relativement élevé.</w:t>
-            </w:r>
-          </w:p>
-        </w:tc>
-      </w:tr>
-      <w:tr>
-        <w:tc>
-          <w:tcPr>
-            <w:tcW w:type="dxa" w:w="964"/>
-          </w:tcPr>
-          <w:p>
-            <w:r>
-              <w:rPr>
-                <w:b/>
-                <w:i w:val="0"/>
-                <w:color w:val="EA580C"/>
-                <w:sz w:val="16"/>
-              </w:rPr>
-              <w:t>Moyenne</w:t>
-            </w:r>
-          </w:p>
-        </w:tc>
-        <w:tc>
-          <w:tcPr>
-            <w:tcW w:type="dxa" w:w="1247"/>
-          </w:tcPr>
-          <w:p>
-            <w:r>
-              <w:rPr>
-                <w:b/>
-                <w:i w:val="0"/>
-                <w:sz w:val="16"/>
-              </w:rPr>
-              <w:t>S09</w:t>
-              <w:br/>
-            </w:r>
-            <w:r>
-              <w:rPr>
-                <w:b w:val="0"/>
-                <w:i w:val="0"/>
-                <w:color w:val="64748B"/>
-                <w:sz w:val="14"/>
-              </w:rPr>
-              <w:t>Dépenses non alimentaires</w:t>
-            </w:r>
-          </w:p>
-        </w:tc>
-        <w:tc>
-          <w:tcPr>
-            <w:tcW w:type="dxa" w:w="1531"/>
-          </w:tcPr>
-          <w:p>
-            <w:r>
-              <w:rPr>
-                <w:b/>
-                <w:i w:val="0"/>
-                <w:color w:val="16A34A"/>
-                <w:sz w:val="16"/>
-              </w:rPr>
-              <w:t>—</w:t>
-            </w:r>
-          </w:p>
-        </w:tc>
-        <w:tc>
-          <w:tcPr>
-            <w:tcW w:type="dxa" w:w="1191"/>
-          </w:tcPr>
-          <w:p>
-            <w:r>
-              <w:rPr>
-                <w:b w:val="0"/>
-                <w:i w:val="0"/>
-                <w:color w:val="64748B"/>
-                <w:sz w:val="16"/>
-              </w:rPr>
-              <w:t>GT-CQ</w:t>
-            </w:r>
-          </w:p>
-        </w:tc>
-        <w:tc>
-          <w:tcPr>
-            <w:tcW w:type="dxa" w:w="4706"/>
-          </w:tcPr>
-          <w:p>
-            <w:r>
-              <w:rPr>
-                <w:b w:val="0"/>
-                <w:i w:val="0"/>
-                <w:sz w:val="17"/>
-              </w:rPr>
-              <w:t>Attention ! La dépense du ménage de MAMADOU HADY SOW (500 Fcfa) au cours de 30 derniers jours de Frais de coiffure homme et femme (salon, tressage, mèches, coupe, etc.), manucure, pédicure est relativement élevé.</w:t>
-            </w:r>
-          </w:p>
-        </w:tc>
-      </w:tr>
-      <w:tr>
-        <w:tc>
-          <w:tcPr>
-            <w:tcW w:type="dxa" w:w="964"/>
-          </w:tcPr>
-          <w:p>
-            <w:r>
-              <w:rPr>
-                <w:b/>
-                <w:i w:val="0"/>
-                <w:color w:val="EA580C"/>
-                <w:sz w:val="16"/>
-              </w:rPr>
-              <w:t>Moyenne</w:t>
-            </w:r>
-          </w:p>
-        </w:tc>
-        <w:tc>
-          <w:tcPr>
-            <w:tcW w:type="dxa" w:w="1247"/>
-          </w:tcPr>
-          <w:p>
-            <w:r>
-              <w:rPr>
-                <w:b/>
-                <w:i w:val="0"/>
-                <w:sz w:val="16"/>
-              </w:rPr>
-              <w:t>S09</w:t>
-              <w:br/>
-            </w:r>
-            <w:r>
-              <w:rPr>
-                <w:b w:val="0"/>
-                <w:i w:val="0"/>
-                <w:color w:val="64748B"/>
-                <w:sz w:val="14"/>
-              </w:rPr>
-              <w:t>Dépenses non alimentaires</w:t>
-            </w:r>
-          </w:p>
-        </w:tc>
-        <w:tc>
-          <w:tcPr>
-            <w:tcW w:type="dxa" w:w="1531"/>
-          </w:tcPr>
-          <w:p>
-            <w:r>
-              <w:rPr>
-                <w:b/>
-                <w:i w:val="0"/>
-                <w:color w:val="16A34A"/>
-                <w:sz w:val="16"/>
-              </w:rPr>
-              <w:t>—</w:t>
-            </w:r>
-          </w:p>
-        </w:tc>
-        <w:tc>
-          <w:tcPr>
-            <w:tcW w:type="dxa" w:w="1191"/>
-          </w:tcPr>
-          <w:p>
-            <w:r>
-              <w:rPr>
-                <w:b w:val="0"/>
-                <w:i w:val="0"/>
-                <w:color w:val="64748B"/>
-                <w:sz w:val="16"/>
-              </w:rPr>
-              <w:t>GT-CQ</w:t>
-            </w:r>
-          </w:p>
-        </w:tc>
-        <w:tc>
-          <w:tcPr>
-            <w:tcW w:type="dxa" w:w="4706"/>
-          </w:tcPr>
-          <w:p>
-            <w:r>
-              <w:rPr>
-                <w:b w:val="0"/>
-                <w:i w:val="0"/>
-                <w:sz w:val="17"/>
-              </w:rPr>
-              <w:t>Attention ! La dépense du ménage de MAMADOU HADY SOW (1000 Fcfa) au cours de 12 derniers mois de Achat d’accessoires numériques (casque audio, écouteurs, haut-parleurs Bluetooth, etc.) pour usage personnel est relativement élevé.</w:t>
-            </w:r>
-          </w:p>
-        </w:tc>
-      </w:tr>
-      <w:tr>
-        <w:tc>
-          <w:tcPr>
-            <w:tcW w:type="dxa" w:w="964"/>
-          </w:tcPr>
-          <w:p>
-            <w:r>
-              <w:rPr>
-                <w:b/>
-                <w:i w:val="0"/>
-                <w:color w:val="EA580C"/>
-                <w:sz w:val="16"/>
-              </w:rPr>
-              <w:t>Moyenne</w:t>
-            </w:r>
-          </w:p>
-        </w:tc>
-        <w:tc>
-          <w:tcPr>
-            <w:tcW w:type="dxa" w:w="1247"/>
-          </w:tcPr>
-          <w:p>
-            <w:r>
-              <w:rPr>
-                <w:b/>
-                <w:i w:val="0"/>
-                <w:sz w:val="16"/>
-              </w:rPr>
-              <w:t>S09</w:t>
-              <w:br/>
-            </w:r>
-            <w:r>
-              <w:rPr>
-                <w:b w:val="0"/>
-                <w:i w:val="0"/>
-                <w:color w:val="64748B"/>
-                <w:sz w:val="14"/>
-              </w:rPr>
-              <w:t>Dépenses non alimentaires</w:t>
-            </w:r>
-          </w:p>
-        </w:tc>
-        <w:tc>
-          <w:tcPr>
-            <w:tcW w:type="dxa" w:w="1531"/>
-          </w:tcPr>
-          <w:p>
-            <w:r>
-              <w:rPr>
-                <w:b/>
-                <w:i w:val="0"/>
-                <w:color w:val="16A34A"/>
-                <w:sz w:val="16"/>
-              </w:rPr>
-              <w:t>—</w:t>
-            </w:r>
-          </w:p>
-        </w:tc>
-        <w:tc>
-          <w:tcPr>
-            <w:tcW w:type="dxa" w:w="1191"/>
-          </w:tcPr>
-          <w:p>
-            <w:r>
-              <w:rPr>
-                <w:b w:val="0"/>
-                <w:i w:val="0"/>
-                <w:color w:val="64748B"/>
-                <w:sz w:val="16"/>
-              </w:rPr>
-              <w:t>GT-CQ</w:t>
-            </w:r>
-          </w:p>
-        </w:tc>
-        <w:tc>
-          <w:tcPr>
-            <w:tcW w:type="dxa" w:w="4706"/>
-          </w:tcPr>
-          <w:p>
-            <w:r>
-              <w:rPr>
-                <w:b w:val="0"/>
-                <w:i w:val="0"/>
-                <w:sz w:val="17"/>
-              </w:rPr>
-              <w:t>Prière de corriger ou de confirmer avec le QG.</w:t>
-            </w:r>
-          </w:p>
-        </w:tc>
-      </w:tr>
-      <w:tr>
-        <w:tc>
-          <w:tcPr>
-            <w:tcW w:type="dxa" w:w="964"/>
-          </w:tcPr>
-          <w:p>
-            <w:r>
-              <w:rPr>
-                <w:b/>
-                <w:i w:val="0"/>
-                <w:color w:val="EA580C"/>
-                <w:sz w:val="16"/>
-              </w:rPr>
-              <w:t>Moyenne</w:t>
-            </w:r>
-          </w:p>
-        </w:tc>
-        <w:tc>
-          <w:tcPr>
-            <w:tcW w:type="dxa" w:w="1247"/>
-          </w:tcPr>
-          <w:p>
-            <w:r>
-              <w:rPr>
-                <w:b/>
-                <w:i w:val="0"/>
-                <w:sz w:val="16"/>
-              </w:rPr>
-              <w:t>S09</w:t>
-              <w:br/>
-            </w:r>
-            <w:r>
-              <w:rPr>
-                <w:b w:val="0"/>
-                <w:i w:val="0"/>
-                <w:color w:val="64748B"/>
-                <w:sz w:val="14"/>
-              </w:rPr>
-              <w:t>Dépenses non alimentaires</w:t>
-            </w:r>
-          </w:p>
-        </w:tc>
-        <w:tc>
-          <w:tcPr>
-            <w:tcW w:type="dxa" w:w="1531"/>
-          </w:tcPr>
-          <w:p>
-            <w:r>
-              <w:rPr>
-                <w:b/>
-                <w:i w:val="0"/>
-                <w:color w:val="16A34A"/>
-                <w:sz w:val="16"/>
-              </w:rPr>
-              <w:t>—</w:t>
-            </w:r>
-          </w:p>
-        </w:tc>
-        <w:tc>
-          <w:tcPr>
-            <w:tcW w:type="dxa" w:w="1191"/>
-          </w:tcPr>
-          <w:p>
-            <w:r>
-              <w:rPr>
-                <w:b w:val="0"/>
-                <w:i w:val="0"/>
-                <w:color w:val="64748B"/>
-                <w:sz w:val="16"/>
-              </w:rPr>
-              <w:t>GT-CQ</w:t>
-            </w:r>
-          </w:p>
-        </w:tc>
-        <w:tc>
-          <w:tcPr>
-            <w:tcW w:type="dxa" w:w="4706"/>
-          </w:tcPr>
-          <w:p>
-            <w:r>
-              <w:rPr>
-                <w:b w:val="0"/>
-                <w:i w:val="0"/>
-                <w:sz w:val="17"/>
-              </w:rPr>
-              <w:t>Attention ! La dépense du ménage de MAMADOU HADY SOW (130000 Fcfa) au cours de 12 derniers mois de Lit, matelas, armoire et autres meubles de chambre à coucher est relativement élevé.</w:t>
-            </w:r>
-          </w:p>
-        </w:tc>
-      </w:tr>
-      <w:tr>
-        <w:tc>
-          <w:tcPr>
-            <w:tcW w:type="dxa" w:w="964"/>
-          </w:tcPr>
-          <w:p>
-            <w:r>
-              <w:rPr>
-                <w:b/>
-                <w:i w:val="0"/>
-                <w:color w:val="EA580C"/>
-                <w:sz w:val="16"/>
-              </w:rPr>
-              <w:t>Moyenne</w:t>
-            </w:r>
-          </w:p>
-        </w:tc>
-        <w:tc>
-          <w:tcPr>
-            <w:tcW w:type="dxa" w:w="1247"/>
-          </w:tcPr>
-          <w:p>
-            <w:r>
-              <w:rPr>
-                <w:b/>
-                <w:i w:val="0"/>
-                <w:sz w:val="16"/>
-              </w:rPr>
-              <w:t>S09</w:t>
-              <w:br/>
-            </w:r>
-            <w:r>
-              <w:rPr>
-                <w:b w:val="0"/>
-                <w:i w:val="0"/>
-                <w:color w:val="64748B"/>
-                <w:sz w:val="14"/>
-              </w:rPr>
-              <w:t>Dépenses non alimentaires</w:t>
-            </w:r>
-          </w:p>
-        </w:tc>
-        <w:tc>
-          <w:tcPr>
-            <w:tcW w:type="dxa" w:w="1531"/>
-          </w:tcPr>
-          <w:p>
-            <w:r>
-              <w:rPr>
-                <w:b/>
-                <w:i w:val="0"/>
-                <w:color w:val="16A34A"/>
-                <w:sz w:val="16"/>
-              </w:rPr>
-              <w:t>—</w:t>
-            </w:r>
-          </w:p>
-        </w:tc>
-        <w:tc>
-          <w:tcPr>
-            <w:tcW w:type="dxa" w:w="1191"/>
-          </w:tcPr>
-          <w:p>
-            <w:r>
-              <w:rPr>
-                <w:b w:val="0"/>
-                <w:i w:val="0"/>
-                <w:color w:val="64748B"/>
-                <w:sz w:val="16"/>
-              </w:rPr>
-              <w:t>GT-CQ</w:t>
-            </w:r>
-          </w:p>
-        </w:tc>
-        <w:tc>
-          <w:tcPr>
-            <w:tcW w:type="dxa" w:w="4706"/>
-          </w:tcPr>
-          <w:p>
-            <w:r>
-              <w:rPr>
-                <w:b w:val="0"/>
-                <w:i w:val="0"/>
-                <w:sz w:val="17"/>
-              </w:rPr>
-              <w:t>Attention ! La dépense du ménage de MAMADOU HADY SOW (50000 Fcfa) au cours de 12 derniers mois de Achat d'un téléphone portable est relativement élevé.</w:t>
-            </w:r>
-          </w:p>
-        </w:tc>
-      </w:tr>
-      <w:tr>
-        <w:tc>
-          <w:tcPr>
-            <w:tcW w:type="dxa" w:w="964"/>
-          </w:tcPr>
-          <w:p>
-            <w:r>
-              <w:rPr>
-                <w:b/>
-                <w:i w:val="0"/>
-                <w:color w:val="EA580C"/>
-                <w:sz w:val="16"/>
-              </w:rPr>
-              <w:t>Moyenne</w:t>
-            </w:r>
-          </w:p>
-        </w:tc>
-        <w:tc>
-          <w:tcPr>
-            <w:tcW w:type="dxa" w:w="1247"/>
-          </w:tcPr>
-          <w:p>
-            <w:r>
-              <w:rPr>
-                <w:b/>
-                <w:i w:val="0"/>
-                <w:sz w:val="16"/>
-              </w:rPr>
-              <w:t>S11</w:t>
-              <w:br/>
-            </w:r>
-            <w:r>
-              <w:rPr>
-                <w:b w:val="0"/>
-                <w:i w:val="0"/>
-                <w:color w:val="64748B"/>
-                <w:sz w:val="14"/>
-              </w:rPr>
-              <w:t>Logement / cadre de vie</w:t>
-            </w:r>
-          </w:p>
-        </w:tc>
-        <w:tc>
-          <w:tcPr>
-            <w:tcW w:type="dxa" w:w="1531"/>
-          </w:tcPr>
-          <w:p>
-            <w:r>
-              <w:rPr>
-                <w:b/>
-                <w:i w:val="0"/>
-                <w:color w:val="16A34A"/>
-                <w:sz w:val="16"/>
-              </w:rPr>
-              <w:t>—</w:t>
-            </w:r>
-          </w:p>
-        </w:tc>
-        <w:tc>
-          <w:tcPr>
-            <w:tcW w:type="dxa" w:w="1191"/>
-          </w:tcPr>
-          <w:p>
-            <w:r>
-              <w:rPr>
-                <w:b w:val="0"/>
-                <w:i w:val="0"/>
-                <w:color w:val="64748B"/>
-                <w:sz w:val="16"/>
-              </w:rPr>
-              <w:t>GT-CQ</w:t>
-            </w:r>
-          </w:p>
-        </w:tc>
-        <w:tc>
-          <w:tcPr>
-            <w:tcW w:type="dxa" w:w="4706"/>
-          </w:tcPr>
-          <w:p>
-            <w:r>
-              <w:rPr>
-                <w:b w:val="0"/>
-                <w:i w:val="0"/>
-                <w:sz w:val="17"/>
-              </w:rPr>
-              <w:t>Prière de vérifier pour être sûr que vous avez choisi les bonnes modalités des questions 11.01 et 11.18 .</w:t>
-            </w:r>
-          </w:p>
-        </w:tc>
-      </w:tr>
-      <w:tr>
-        <w:tc>
-          <w:tcPr>
-            <w:tcW w:type="dxa" w:w="964"/>
-          </w:tcPr>
-          <w:p>
-            <w:r>
-              <w:rPr>
-                <w:b/>
-                <w:i w:val="0"/>
-                <w:color w:val="EA580C"/>
-                <w:sz w:val="16"/>
-              </w:rPr>
-              <w:t>Moyenne</w:t>
-            </w:r>
-          </w:p>
-        </w:tc>
-        <w:tc>
-          <w:tcPr>
-            <w:tcW w:type="dxa" w:w="1247"/>
-          </w:tcPr>
-          <w:p>
-            <w:r>
-              <w:rPr>
-                <w:b/>
-                <w:i w:val="0"/>
-                <w:sz w:val="16"/>
-              </w:rPr>
-              <w:t>S11</w:t>
-              <w:br/>
-            </w:r>
-            <w:r>
-              <w:rPr>
-                <w:b w:val="0"/>
-                <w:i w:val="0"/>
-                <w:color w:val="64748B"/>
-                <w:sz w:val="14"/>
-              </w:rPr>
-              <w:t>Logement / cadre de vie</w:t>
-            </w:r>
-          </w:p>
-        </w:tc>
-        <w:tc>
-          <w:tcPr>
-            <w:tcW w:type="dxa" w:w="1531"/>
-          </w:tcPr>
-          <w:p>
-            <w:r>
-              <w:rPr>
-                <w:b/>
-                <w:i w:val="0"/>
-                <w:color w:val="16A34A"/>
-                <w:sz w:val="16"/>
-              </w:rPr>
-              <w:t>—</w:t>
-            </w:r>
-          </w:p>
-        </w:tc>
-        <w:tc>
-          <w:tcPr>
-            <w:tcW w:type="dxa" w:w="1191"/>
-          </w:tcPr>
-          <w:p>
-            <w:r>
-              <w:rPr>
-                <w:b w:val="0"/>
-                <w:i w:val="0"/>
-                <w:color w:val="64748B"/>
-                <w:sz w:val="16"/>
-              </w:rPr>
-              <w:t>GT-CQ</w:t>
-            </w:r>
-          </w:p>
-        </w:tc>
-        <w:tc>
-          <w:tcPr>
-            <w:tcW w:type="dxa" w:w="4706"/>
-          </w:tcPr>
-          <w:p>
-            <w:r>
-              <w:rPr>
-                <w:b w:val="0"/>
-                <w:i w:val="0"/>
-                <w:sz w:val="17"/>
-              </w:rPr>
-              <w:t>Merci de ne pas corriger si vous êtes sûr de celui donné par le ménage et observé par vous.</w:t>
-            </w:r>
-          </w:p>
-        </w:tc>
-      </w:tr>
-      <w:tr>
-        <w:tc>
-          <w:tcPr>
-            <w:tcW w:type="dxa" w:w="964"/>
-          </w:tcPr>
-          <w:p>
-            <w:r>
-              <w:rPr>
-                <w:b/>
-                <w:i w:val="0"/>
-                <w:color w:val="EA580C"/>
-                <w:sz w:val="16"/>
-              </w:rPr>
-              <w:t>Moyenne</w:t>
-            </w:r>
-          </w:p>
-        </w:tc>
-        <w:tc>
-          <w:tcPr>
-            <w:tcW w:type="dxa" w:w="1247"/>
-          </w:tcPr>
-          <w:p>
-            <w:r>
-              <w:rPr>
-                <w:b/>
-                <w:i w:val="0"/>
-                <w:sz w:val="16"/>
-              </w:rPr>
-              <w:t>S11</w:t>
-              <w:br/>
-            </w:r>
-            <w:r>
-              <w:rPr>
-                <w:b w:val="0"/>
-                <w:i w:val="0"/>
-                <w:color w:val="64748B"/>
-                <w:sz w:val="14"/>
-              </w:rPr>
-              <w:t>Logement / cadre de vie</w:t>
-            </w:r>
-          </w:p>
-        </w:tc>
-        <w:tc>
-          <w:tcPr>
-            <w:tcW w:type="dxa" w:w="1531"/>
-          </w:tcPr>
-          <w:p>
-            <w:r>
-              <w:rPr>
-                <w:b/>
-                <w:i w:val="0"/>
-                <w:color w:val="16A34A"/>
-                <w:sz w:val="16"/>
-              </w:rPr>
-              <w:t>—</w:t>
-            </w:r>
-          </w:p>
-        </w:tc>
-        <w:tc>
-          <w:tcPr>
-            <w:tcW w:type="dxa" w:w="1191"/>
-          </w:tcPr>
-          <w:p>
-            <w:r>
-              <w:rPr>
-                <w:b w:val="0"/>
-                <w:i w:val="0"/>
-                <w:color w:val="64748B"/>
-                <w:sz w:val="16"/>
-              </w:rPr>
-              <w:t>GT-CQ</w:t>
-            </w:r>
-          </w:p>
-        </w:tc>
-        <w:tc>
-          <w:tcPr>
-            <w:tcW w:type="dxa" w:w="4706"/>
-          </w:tcPr>
-          <w:p>
-            <w:r>
-              <w:rPr>
-                <w:b w:val="0"/>
-                <w:i w:val="0"/>
-                <w:sz w:val="17"/>
-              </w:rPr>
-              <w:t>Attention!!! Les ménages vivants dans un(e) Maison Basse à KEDOUGOU Urbain ont généralement comme principal matériau du toit le/la Tôles, mais celui du ménage de MAMADOU HADY SOW (Tuile) diffère de celui-ci.</w:t>
-            </w:r>
-          </w:p>
-        </w:tc>
-      </w:tr>
-      <w:tr>
-        <w:tc>
-          <w:tcPr>
-            <w:tcW w:type="dxa" w:w="964"/>
-          </w:tcPr>
-          <w:p>
-            <w:r>
-              <w:rPr>
-                <w:b/>
-                <w:i w:val="0"/>
-                <w:color w:val="EA580C"/>
-                <w:sz w:val="16"/>
-              </w:rPr>
-              <w:t>Moyenne</w:t>
-            </w:r>
-          </w:p>
-        </w:tc>
-        <w:tc>
-          <w:tcPr>
-            <w:tcW w:type="dxa" w:w="1247"/>
-          </w:tcPr>
-          <w:p>
-            <w:r>
-              <w:rPr>
-                <w:b/>
-                <w:i w:val="0"/>
-                <w:sz w:val="16"/>
-              </w:rPr>
-              <w:t>S11</w:t>
-              <w:br/>
-            </w:r>
-            <w:r>
-              <w:rPr>
-                <w:b w:val="0"/>
-                <w:i w:val="0"/>
-                <w:color w:val="64748B"/>
-                <w:sz w:val="14"/>
-              </w:rPr>
-              <w:t>Logement / cadre de vie</w:t>
-            </w:r>
-          </w:p>
-        </w:tc>
-        <w:tc>
-          <w:tcPr>
-            <w:tcW w:type="dxa" w:w="1531"/>
-          </w:tcPr>
-          <w:p>
-            <w:r>
-              <w:rPr>
-                <w:b/>
-                <w:i w:val="0"/>
-                <w:color w:val="16A34A"/>
-                <w:sz w:val="16"/>
-              </w:rPr>
-              <w:t>—</w:t>
-            </w:r>
-          </w:p>
-        </w:tc>
-        <w:tc>
-          <w:tcPr>
-            <w:tcW w:type="dxa" w:w="1191"/>
-          </w:tcPr>
-          <w:p>
-            <w:r>
-              <w:rPr>
-                <w:b w:val="0"/>
-                <w:i w:val="0"/>
-                <w:color w:val="64748B"/>
-                <w:sz w:val="16"/>
-              </w:rPr>
-              <w:t>GT-CQ</w:t>
-            </w:r>
-          </w:p>
-        </w:tc>
-        <w:tc>
-          <w:tcPr>
-            <w:tcW w:type="dxa" w:w="4706"/>
-          </w:tcPr>
-          <w:p>
-            <w:r>
-              <w:rPr>
-                <w:b w:val="0"/>
-                <w:i w:val="0"/>
-                <w:sz w:val="17"/>
-              </w:rPr>
-              <w:t>Prière de vérifier pour être sûr que vous avez choisi les bonnes modalités des questions 11.01 et 11.19.</w:t>
-            </w:r>
-          </w:p>
-        </w:tc>
-      </w:tr>
-      <w:tr>
-        <w:tc>
-          <w:tcPr>
-            <w:tcW w:type="dxa" w:w="964"/>
-          </w:tcPr>
-          <w:p>
-            <w:r>
-              <w:rPr>
-                <w:b/>
-                <w:i w:val="0"/>
-                <w:color w:val="EA580C"/>
-                <w:sz w:val="16"/>
-              </w:rPr>
-              <w:t>Moyenne</w:t>
-            </w:r>
-          </w:p>
-        </w:tc>
-        <w:tc>
-          <w:tcPr>
-            <w:tcW w:type="dxa" w:w="1247"/>
-          </w:tcPr>
-          <w:p>
-            <w:r>
-              <w:rPr>
-                <w:b/>
-                <w:i w:val="0"/>
-                <w:sz w:val="16"/>
-              </w:rPr>
-              <w:t>S11</w:t>
-              <w:br/>
-            </w:r>
-            <w:r>
-              <w:rPr>
-                <w:b w:val="0"/>
-                <w:i w:val="0"/>
-                <w:color w:val="64748B"/>
-                <w:sz w:val="14"/>
-              </w:rPr>
-              <w:t>Logement / cadre de vie</w:t>
-            </w:r>
-          </w:p>
-        </w:tc>
-        <w:tc>
-          <w:tcPr>
-            <w:tcW w:type="dxa" w:w="1531"/>
-          </w:tcPr>
-          <w:p>
-            <w:r>
-              <w:rPr>
-                <w:b/>
-                <w:i w:val="0"/>
-                <w:color w:val="16A34A"/>
-                <w:sz w:val="16"/>
-              </w:rPr>
-              <w:t>—</w:t>
-            </w:r>
-          </w:p>
-        </w:tc>
-        <w:tc>
-          <w:tcPr>
-            <w:tcW w:type="dxa" w:w="1191"/>
-          </w:tcPr>
-          <w:p>
-            <w:r>
-              <w:rPr>
-                <w:b w:val="0"/>
-                <w:i w:val="0"/>
-                <w:color w:val="64748B"/>
-                <w:sz w:val="16"/>
-              </w:rPr>
-              <w:t>GT-CQ</w:t>
-            </w:r>
-          </w:p>
-        </w:tc>
-        <w:tc>
-          <w:tcPr>
-            <w:tcW w:type="dxa" w:w="4706"/>
-          </w:tcPr>
-          <w:p>
-            <w:r>
-              <w:rPr>
-                <w:b w:val="0"/>
-                <w:i w:val="0"/>
-                <w:sz w:val="17"/>
-              </w:rPr>
               <w:t>Attention!!! Les ménages vivants dans un(e) Maison Basse à KEDOUGOU Urbain ont généralement comme principal matériau de revêtement du sol du logement le/la Ciment/Béton, mais celui du ménage de MAMADOU HADY SOW (Terre battue/Sable) diffère de celui-ci.</w:t>
-            </w:r>
-          </w:p>
-        </w:tc>
-      </w:tr>
-      <w:tr>
-        <w:tc>
-          <w:tcPr>
-            <w:tcW w:type="dxa" w:w="964"/>
-          </w:tcPr>
-          <w:p>
-            <w:r>
-              <w:rPr>
-                <w:b/>
-                <w:i w:val="0"/>
-                <w:color w:val="EA580C"/>
-                <w:sz w:val="16"/>
-              </w:rPr>
-              <w:t>Moyenne</w:t>
-            </w:r>
-          </w:p>
-        </w:tc>
-        <w:tc>
-          <w:tcPr>
-            <w:tcW w:type="dxa" w:w="1247"/>
-          </w:tcPr>
-          <w:p>
-            <w:r>
-              <w:rPr>
-                <w:b/>
-                <w:i w:val="0"/>
-                <w:sz w:val="16"/>
-              </w:rPr>
-              <w:t>S13</w:t>
-              <w:br/>
-            </w:r>
-            <w:r>
-              <w:rPr>
-                <w:b w:val="0"/>
-                <w:i w:val="0"/>
-                <w:color w:val="64748B"/>
-                <w:sz w:val="14"/>
-              </w:rPr>
-              <w:t>Transferts</w:t>
-            </w:r>
-          </w:p>
-        </w:tc>
-        <w:tc>
-          <w:tcPr>
-            <w:tcW w:type="dxa" w:w="1531"/>
-          </w:tcPr>
-          <w:p>
-            <w:r>
-              <w:rPr>
-                <w:b/>
-                <w:i w:val="0"/>
-                <w:color w:val="16A34A"/>
-                <w:sz w:val="16"/>
-              </w:rPr>
-              <w:t>s00q07a, s00q08, s00q10, s00q13_0, s00q15_0, s00q17_0, s00q23a, s00q23b</w:t>
-            </w:r>
-          </w:p>
-        </w:tc>
-        <w:tc>
-          <w:tcPr>
-            <w:tcW w:type="dxa" w:w="1191"/>
-          </w:tcPr>
-          <w:p>
-            <w:r>
-              <w:rPr>
-                <w:b w:val="0"/>
-                <w:i w:val="0"/>
-                <w:color w:val="64748B"/>
-                <w:sz w:val="16"/>
-              </w:rPr>
-              <w:t>GT-CQ</w:t>
-            </w:r>
-          </w:p>
-        </w:tc>
-        <w:tc>
-          <w:tcPr>
-            <w:tcW w:type="dxa" w:w="4706"/>
-          </w:tcPr>
-          <w:p>
-            <w:r>
-              <w:rPr>
-                <w:b w:val="0"/>
-                <w:i w:val="0"/>
-                <w:sz w:val="17"/>
-              </w:rPr>
-              <w:t>L'enquêteur prière de fournir d'effort pour avoir le niveau d'étude et l'âge de celui qui a béneficié de l'argent dans la section 13b (Transfert emis).</w:t>
             </w:r>
           </w:p>
         </w:tc>
